--- a/การใช้งานServiceDeskPlusVersion15250.docx
+++ b/การใช้งานServiceDeskPlusVersion15250.docx
@@ -3038,7 +3038,27 @@
             <w:bCs/>
             <w:cs/>
           </w:rPr>
-          <w:t>(ข้อมูลเพิ่มเติม)</w:t>
+          <w:t>(ข้อมูลเพิ่</w:t>
+        </w:r>
+        <w:r>
+          <w:rPr>
+            <w:rStyle w:val="Hyperlink"/>
+            <w:rFonts w:hint="cs"/>
+            <w:b/>
+            <w:bCs/>
+            <w:cs/>
+          </w:rPr>
+          <w:t>ม</w:t>
+        </w:r>
+        <w:r>
+          <w:rPr>
+            <w:rStyle w:val="Hyperlink"/>
+            <w:rFonts w:hint="cs"/>
+            <w:b/>
+            <w:bCs/>
+            <w:cs/>
+          </w:rPr>
+          <w:t>เติม)</w:t>
         </w:r>
       </w:hyperlink>
     </w:p>
@@ -4158,107 +4178,107 @@
       </w:r>
       <w:proofErr w:type="spellStart"/>
       <w:r>
+        <w:t>postgres</w:t>
+      </w:r>
+      <w:proofErr w:type="spellEnd"/>
+      <w:r>
+        <w:t xml:space="preserve"> -p 65432 -d </w:t>
+      </w:r>
+      <w:proofErr w:type="spellStart"/>
+      <w:r>
+        <w:t>servicedesk</w:t>
+      </w:r>
+      <w:proofErr w:type="spellEnd"/>
+      <w:r>
+        <w:t xml:space="preserve"> -h 127.0.0.1</w:t>
+      </w:r>
+    </w:p>
+    <w:p>
+      <w:pPr>
+        <w:pStyle w:val="normalcontent"/>
+      </w:pPr>
+      <w:r>
+        <w:rPr>
+          <w:cs/>
+        </w:rPr>
+        <w:t>หาก</w:t>
+      </w:r>
+      <w:proofErr w:type="spellStart"/>
+      <w:r>
+        <w:rPr>
+          <w:cs/>
+        </w:rPr>
+        <w:t>เวอร์ชัน</w:t>
+      </w:r>
+      <w:proofErr w:type="spellEnd"/>
+      <w:r>
+        <w:rPr>
+          <w:cs/>
+        </w:rPr>
+        <w:t xml:space="preserve"> </w:t>
+      </w:r>
+      <w:r>
+        <w:t xml:space="preserve">SDP </w:t>
+      </w:r>
+      <w:r>
+        <w:rPr>
+          <w:cs/>
+        </w:rPr>
+        <w:t xml:space="preserve">มากกว่า </w:t>
+      </w:r>
+      <w:r>
+        <w:t xml:space="preserve">10.5 / </w:t>
+      </w:r>
+      <w:proofErr w:type="spellStart"/>
+      <w:r>
+        <w:rPr>
+          <w:cs/>
+        </w:rPr>
+        <w:t>เวอร์ชัน</w:t>
+      </w:r>
+      <w:proofErr w:type="spellEnd"/>
+      <w:r>
+        <w:rPr>
+          <w:cs/>
+        </w:rPr>
+        <w:t xml:space="preserve"> </w:t>
+      </w:r>
+      <w:r>
+        <w:t xml:space="preserve">AE </w:t>
+      </w:r>
+      <w:r>
+        <w:rPr>
+          <w:cs/>
+        </w:rPr>
+        <w:t xml:space="preserve">มากกว่า </w:t>
+      </w:r>
+      <w:r>
+        <w:t>6.5</w:t>
+      </w:r>
+      <w:r>
+        <w:t xml:space="preserve"> </w:t>
+      </w:r>
+      <w:r>
+        <w:rPr>
+          <w:rFonts w:hint="cs"/>
+          <w:cs/>
+        </w:rPr>
+        <w:t>ให้รัน</w:t>
+      </w:r>
+      <w:r>
+        <w:t>:</w:t>
+      </w:r>
+    </w:p>
+    <w:p>
+      <w:pPr>
+        <w:pStyle w:val="normalcontent"/>
+      </w:pPr>
+      <w:r>
+        <w:t xml:space="preserve">psql.exe -U </w:t>
+      </w:r>
+      <w:proofErr w:type="spellStart"/>
+      <w:r>
         <w:t>sdpadmin</w:t>
-      </w:r>
-      <w:proofErr w:type="spellEnd"/>
-      <w:r>
-        <w:t xml:space="preserve"> -p 65432 -d </w:t>
-      </w:r>
-      <w:proofErr w:type="spellStart"/>
-      <w:r>
-        <w:t>servicedesk</w:t>
-      </w:r>
-      <w:proofErr w:type="spellEnd"/>
-      <w:r>
-        <w:t xml:space="preserve"> -h 127.0.0.1</w:t>
-      </w:r>
-    </w:p>
-    <w:p>
-      <w:pPr>
-        <w:pStyle w:val="normalcontent"/>
-      </w:pPr>
-      <w:r>
-        <w:rPr>
-          <w:cs/>
-        </w:rPr>
-        <w:t>หาก</w:t>
-      </w:r>
-      <w:proofErr w:type="spellStart"/>
-      <w:r>
-        <w:rPr>
-          <w:cs/>
-        </w:rPr>
-        <w:t>เวอร์ชัน</w:t>
-      </w:r>
-      <w:proofErr w:type="spellEnd"/>
-      <w:r>
-        <w:rPr>
-          <w:cs/>
-        </w:rPr>
-        <w:t xml:space="preserve"> </w:t>
-      </w:r>
-      <w:r>
-        <w:t xml:space="preserve">SDP </w:t>
-      </w:r>
-      <w:r>
-        <w:rPr>
-          <w:cs/>
-        </w:rPr>
-        <w:t xml:space="preserve">มากกว่า </w:t>
-      </w:r>
-      <w:r>
-        <w:t xml:space="preserve">10.5 / </w:t>
-      </w:r>
-      <w:proofErr w:type="spellStart"/>
-      <w:r>
-        <w:rPr>
-          <w:cs/>
-        </w:rPr>
-        <w:t>เวอร์ชัน</w:t>
-      </w:r>
-      <w:proofErr w:type="spellEnd"/>
-      <w:r>
-        <w:rPr>
-          <w:cs/>
-        </w:rPr>
-        <w:t xml:space="preserve"> </w:t>
-      </w:r>
-      <w:r>
-        <w:t xml:space="preserve">AE </w:t>
-      </w:r>
-      <w:r>
-        <w:rPr>
-          <w:cs/>
-        </w:rPr>
-        <w:t xml:space="preserve">มากกว่า </w:t>
-      </w:r>
-      <w:r>
-        <w:t>6.5</w:t>
-      </w:r>
-      <w:r>
-        <w:t xml:space="preserve"> </w:t>
-      </w:r>
-      <w:r>
-        <w:rPr>
-          <w:rFonts w:hint="cs"/>
-          <w:cs/>
-        </w:rPr>
-        <w:t>ให้รัน</w:t>
-      </w:r>
-      <w:r>
-        <w:t>:</w:t>
-      </w:r>
-    </w:p>
-    <w:p>
-      <w:pPr>
-        <w:pStyle w:val="normalcontent"/>
-      </w:pPr>
-      <w:r>
-        <w:t xml:space="preserve">psql.exe -U </w:t>
-      </w:r>
-      <w:proofErr w:type="spellStart"/>
-      <w:r>
-        <w:t>postgres</w:t>
       </w:r>
       <w:proofErr w:type="spellEnd"/>
       <w:r>
@@ -5055,107 +5075,107 @@
       </w:r>
       <w:proofErr w:type="spellStart"/>
       <w:r>
+        <w:t>postgres</w:t>
+      </w:r>
+      <w:proofErr w:type="spellEnd"/>
+      <w:r>
+        <w:t xml:space="preserve"> -p 65432 -d </w:t>
+      </w:r>
+      <w:proofErr w:type="spellStart"/>
+      <w:r>
+        <w:t>servicedesk</w:t>
+      </w:r>
+      <w:proofErr w:type="spellEnd"/>
+      <w:r>
+        <w:t xml:space="preserve"> -h 127.0.0.1</w:t>
+      </w:r>
+    </w:p>
+    <w:p>
+      <w:pPr>
+        <w:pStyle w:val="normalcontent"/>
+      </w:pPr>
+      <w:r>
+        <w:rPr>
+          <w:cs/>
+        </w:rPr>
+        <w:t>หาก</w:t>
+      </w:r>
+      <w:proofErr w:type="spellStart"/>
+      <w:r>
+        <w:rPr>
+          <w:cs/>
+        </w:rPr>
+        <w:t>เวอร์ชัน</w:t>
+      </w:r>
+      <w:proofErr w:type="spellEnd"/>
+      <w:r>
+        <w:rPr>
+          <w:cs/>
+        </w:rPr>
+        <w:t xml:space="preserve"> </w:t>
+      </w:r>
+      <w:r>
+        <w:t xml:space="preserve">SDP </w:t>
+      </w:r>
+      <w:r>
+        <w:rPr>
+          <w:cs/>
+        </w:rPr>
+        <w:t xml:space="preserve">มากกว่า </w:t>
+      </w:r>
+      <w:r>
+        <w:t xml:space="preserve">10.5 / </w:t>
+      </w:r>
+      <w:proofErr w:type="spellStart"/>
+      <w:r>
+        <w:rPr>
+          <w:cs/>
+        </w:rPr>
+        <w:t>เวอร์ชัน</w:t>
+      </w:r>
+      <w:proofErr w:type="spellEnd"/>
+      <w:r>
+        <w:rPr>
+          <w:cs/>
+        </w:rPr>
+        <w:t xml:space="preserve"> </w:t>
+      </w:r>
+      <w:r>
+        <w:t xml:space="preserve">AE </w:t>
+      </w:r>
+      <w:r>
+        <w:rPr>
+          <w:cs/>
+        </w:rPr>
+        <w:t xml:space="preserve">มากกว่า </w:t>
+      </w:r>
+      <w:r>
+        <w:t>6.5</w:t>
+      </w:r>
+      <w:r>
+        <w:t xml:space="preserve"> </w:t>
+      </w:r>
+      <w:r>
+        <w:rPr>
+          <w:rFonts w:hint="cs"/>
+          <w:cs/>
+        </w:rPr>
+        <w:t>ให้รัน</w:t>
+      </w:r>
+      <w:r>
+        <w:t>:</w:t>
+      </w:r>
+    </w:p>
+    <w:p>
+      <w:pPr>
+        <w:pStyle w:val="normalcontent"/>
+      </w:pPr>
+      <w:r>
+        <w:t xml:space="preserve">psql.exe -U </w:t>
+      </w:r>
+      <w:proofErr w:type="spellStart"/>
+      <w:r>
         <w:t>sdpadmin</w:t>
-      </w:r>
-      <w:proofErr w:type="spellEnd"/>
-      <w:r>
-        <w:t xml:space="preserve"> -p 65432 -d </w:t>
-      </w:r>
-      <w:proofErr w:type="spellStart"/>
-      <w:r>
-        <w:t>servicedesk</w:t>
-      </w:r>
-      <w:proofErr w:type="spellEnd"/>
-      <w:r>
-        <w:t xml:space="preserve"> -h 127.0.0.1</w:t>
-      </w:r>
-    </w:p>
-    <w:p>
-      <w:pPr>
-        <w:pStyle w:val="normalcontent"/>
-      </w:pPr>
-      <w:r>
-        <w:rPr>
-          <w:cs/>
-        </w:rPr>
-        <w:t>หาก</w:t>
-      </w:r>
-      <w:proofErr w:type="spellStart"/>
-      <w:r>
-        <w:rPr>
-          <w:cs/>
-        </w:rPr>
-        <w:t>เวอร์ชัน</w:t>
-      </w:r>
-      <w:proofErr w:type="spellEnd"/>
-      <w:r>
-        <w:rPr>
-          <w:cs/>
-        </w:rPr>
-        <w:t xml:space="preserve"> </w:t>
-      </w:r>
-      <w:r>
-        <w:t xml:space="preserve">SDP </w:t>
-      </w:r>
-      <w:r>
-        <w:rPr>
-          <w:cs/>
-        </w:rPr>
-        <w:t xml:space="preserve">มากกว่า </w:t>
-      </w:r>
-      <w:r>
-        <w:t xml:space="preserve">10.5 / </w:t>
-      </w:r>
-      <w:proofErr w:type="spellStart"/>
-      <w:r>
-        <w:rPr>
-          <w:cs/>
-        </w:rPr>
-        <w:t>เวอร์ชัน</w:t>
-      </w:r>
-      <w:proofErr w:type="spellEnd"/>
-      <w:r>
-        <w:rPr>
-          <w:cs/>
-        </w:rPr>
-        <w:t xml:space="preserve"> </w:t>
-      </w:r>
-      <w:r>
-        <w:t xml:space="preserve">AE </w:t>
-      </w:r>
-      <w:r>
-        <w:rPr>
-          <w:cs/>
-        </w:rPr>
-        <w:t xml:space="preserve">มากกว่า </w:t>
-      </w:r>
-      <w:r>
-        <w:t>6.5</w:t>
-      </w:r>
-      <w:r>
-        <w:t xml:space="preserve"> </w:t>
-      </w:r>
-      <w:r>
-        <w:rPr>
-          <w:rFonts w:hint="cs"/>
-          <w:cs/>
-        </w:rPr>
-        <w:t>ให้รัน</w:t>
-      </w:r>
-      <w:r>
-        <w:t>:</w:t>
-      </w:r>
-    </w:p>
-    <w:p>
-      <w:pPr>
-        <w:pStyle w:val="normalcontent"/>
-      </w:pPr>
-      <w:r>
-        <w:t xml:space="preserve">psql.exe -U </w:t>
-      </w:r>
-      <w:proofErr w:type="spellStart"/>
-      <w:r>
-        <w:t>postgres</w:t>
       </w:r>
       <w:proofErr w:type="spellEnd"/>
       <w:r>
@@ -5593,107 +5613,107 @@
       </w:r>
       <w:proofErr w:type="spellStart"/>
       <w:r>
+        <w:t>postgres</w:t>
+      </w:r>
+      <w:proofErr w:type="spellEnd"/>
+      <w:r>
+        <w:t xml:space="preserve"> -p 65432 -d </w:t>
+      </w:r>
+      <w:proofErr w:type="spellStart"/>
+      <w:r>
+        <w:t>servicedesk</w:t>
+      </w:r>
+      <w:proofErr w:type="spellEnd"/>
+      <w:r>
+        <w:t xml:space="preserve"> -h 127.0.0.1</w:t>
+      </w:r>
+    </w:p>
+    <w:p>
+      <w:pPr>
+        <w:pStyle w:val="normalcontent"/>
+      </w:pPr>
+      <w:r>
+        <w:rPr>
+          <w:cs/>
+        </w:rPr>
+        <w:t>หาก</w:t>
+      </w:r>
+      <w:proofErr w:type="spellStart"/>
+      <w:r>
+        <w:rPr>
+          <w:cs/>
+        </w:rPr>
+        <w:t>เวอร์ชัน</w:t>
+      </w:r>
+      <w:proofErr w:type="spellEnd"/>
+      <w:r>
+        <w:rPr>
+          <w:cs/>
+        </w:rPr>
+        <w:t xml:space="preserve"> </w:t>
+      </w:r>
+      <w:r>
+        <w:t xml:space="preserve">SDP </w:t>
+      </w:r>
+      <w:r>
+        <w:rPr>
+          <w:cs/>
+        </w:rPr>
+        <w:t xml:space="preserve">มากกว่า </w:t>
+      </w:r>
+      <w:r>
+        <w:t xml:space="preserve">10.5 / </w:t>
+      </w:r>
+      <w:proofErr w:type="spellStart"/>
+      <w:r>
+        <w:rPr>
+          <w:cs/>
+        </w:rPr>
+        <w:t>เวอร์ชัน</w:t>
+      </w:r>
+      <w:proofErr w:type="spellEnd"/>
+      <w:r>
+        <w:rPr>
+          <w:cs/>
+        </w:rPr>
+        <w:t xml:space="preserve"> </w:t>
+      </w:r>
+      <w:r>
+        <w:t xml:space="preserve">AE </w:t>
+      </w:r>
+      <w:r>
+        <w:rPr>
+          <w:cs/>
+        </w:rPr>
+        <w:t xml:space="preserve">มากกว่า </w:t>
+      </w:r>
+      <w:r>
+        <w:t>6.5</w:t>
+      </w:r>
+      <w:r>
+        <w:t xml:space="preserve"> </w:t>
+      </w:r>
+      <w:r>
+        <w:rPr>
+          <w:rFonts w:hint="cs"/>
+          <w:cs/>
+        </w:rPr>
+        <w:t>ให้รัน</w:t>
+      </w:r>
+      <w:r>
+        <w:t>:</w:t>
+      </w:r>
+    </w:p>
+    <w:p>
+      <w:pPr>
+        <w:pStyle w:val="normalcontent"/>
+      </w:pPr>
+      <w:r>
+        <w:t xml:space="preserve">psql.exe -U </w:t>
+      </w:r>
+      <w:proofErr w:type="spellStart"/>
+      <w:r>
         <w:t>sdpadmin</w:t>
-      </w:r>
-      <w:proofErr w:type="spellEnd"/>
-      <w:r>
-        <w:t xml:space="preserve"> -p 65432 -d </w:t>
-      </w:r>
-      <w:proofErr w:type="spellStart"/>
-      <w:r>
-        <w:t>servicedesk</w:t>
-      </w:r>
-      <w:proofErr w:type="spellEnd"/>
-      <w:r>
-        <w:t xml:space="preserve"> -h 127.0.0.1</w:t>
-      </w:r>
-    </w:p>
-    <w:p>
-      <w:pPr>
-        <w:pStyle w:val="normalcontent"/>
-      </w:pPr>
-      <w:r>
-        <w:rPr>
-          <w:cs/>
-        </w:rPr>
-        <w:t>หาก</w:t>
-      </w:r>
-      <w:proofErr w:type="spellStart"/>
-      <w:r>
-        <w:rPr>
-          <w:cs/>
-        </w:rPr>
-        <w:t>เวอร์ชัน</w:t>
-      </w:r>
-      <w:proofErr w:type="spellEnd"/>
-      <w:r>
-        <w:rPr>
-          <w:cs/>
-        </w:rPr>
-        <w:t xml:space="preserve"> </w:t>
-      </w:r>
-      <w:r>
-        <w:t xml:space="preserve">SDP </w:t>
-      </w:r>
-      <w:r>
-        <w:rPr>
-          <w:cs/>
-        </w:rPr>
-        <w:t xml:space="preserve">มากกว่า </w:t>
-      </w:r>
-      <w:r>
-        <w:t xml:space="preserve">10.5 / </w:t>
-      </w:r>
-      <w:proofErr w:type="spellStart"/>
-      <w:r>
-        <w:rPr>
-          <w:cs/>
-        </w:rPr>
-        <w:t>เวอร์ชัน</w:t>
-      </w:r>
-      <w:proofErr w:type="spellEnd"/>
-      <w:r>
-        <w:rPr>
-          <w:cs/>
-        </w:rPr>
-        <w:t xml:space="preserve"> </w:t>
-      </w:r>
-      <w:r>
-        <w:t xml:space="preserve">AE </w:t>
-      </w:r>
-      <w:r>
-        <w:rPr>
-          <w:cs/>
-        </w:rPr>
-        <w:t xml:space="preserve">มากกว่า </w:t>
-      </w:r>
-      <w:r>
-        <w:t>6.5</w:t>
-      </w:r>
-      <w:r>
-        <w:t xml:space="preserve"> </w:t>
-      </w:r>
-      <w:r>
-        <w:rPr>
-          <w:rFonts w:hint="cs"/>
-          <w:cs/>
-        </w:rPr>
-        <w:t>ให้รัน</w:t>
-      </w:r>
-      <w:r>
-        <w:t>:</w:t>
-      </w:r>
-    </w:p>
-    <w:p>
-      <w:pPr>
-        <w:pStyle w:val="normalcontent"/>
-      </w:pPr>
-      <w:r>
-        <w:t xml:space="preserve">psql.exe -U </w:t>
-      </w:r>
-      <w:proofErr w:type="spellStart"/>
-      <w:r>
-        <w:t>postgres</w:t>
       </w:r>
       <w:proofErr w:type="spellEnd"/>
       <w:r>
@@ -6143,107 +6163,107 @@
       </w:r>
       <w:proofErr w:type="spellStart"/>
       <w:r>
+        <w:t>postgres</w:t>
+      </w:r>
+      <w:proofErr w:type="spellEnd"/>
+      <w:r>
+        <w:t xml:space="preserve"> -p 65432 -d </w:t>
+      </w:r>
+      <w:proofErr w:type="spellStart"/>
+      <w:r>
+        <w:t>servicedesk</w:t>
+      </w:r>
+      <w:proofErr w:type="spellEnd"/>
+      <w:r>
+        <w:t xml:space="preserve"> -h 127.0.0.1</w:t>
+      </w:r>
+    </w:p>
+    <w:p>
+      <w:pPr>
+        <w:pStyle w:val="normalcontent"/>
+      </w:pPr>
+      <w:r>
+        <w:rPr>
+          <w:cs/>
+        </w:rPr>
+        <w:t>หาก</w:t>
+      </w:r>
+      <w:proofErr w:type="spellStart"/>
+      <w:r>
+        <w:rPr>
+          <w:cs/>
+        </w:rPr>
+        <w:t>เวอร์ชัน</w:t>
+      </w:r>
+      <w:proofErr w:type="spellEnd"/>
+      <w:r>
+        <w:rPr>
+          <w:cs/>
+        </w:rPr>
+        <w:t xml:space="preserve"> </w:t>
+      </w:r>
+      <w:r>
+        <w:t xml:space="preserve">SDP </w:t>
+      </w:r>
+      <w:r>
+        <w:rPr>
+          <w:cs/>
+        </w:rPr>
+        <w:t xml:space="preserve">มากกว่า </w:t>
+      </w:r>
+      <w:r>
+        <w:t xml:space="preserve">10.5 / </w:t>
+      </w:r>
+      <w:proofErr w:type="spellStart"/>
+      <w:r>
+        <w:rPr>
+          <w:cs/>
+        </w:rPr>
+        <w:t>เวอร์ชัน</w:t>
+      </w:r>
+      <w:proofErr w:type="spellEnd"/>
+      <w:r>
+        <w:rPr>
+          <w:cs/>
+        </w:rPr>
+        <w:t xml:space="preserve"> </w:t>
+      </w:r>
+      <w:r>
+        <w:t xml:space="preserve">AE </w:t>
+      </w:r>
+      <w:r>
+        <w:rPr>
+          <w:cs/>
+        </w:rPr>
+        <w:t xml:space="preserve">มากกว่า </w:t>
+      </w:r>
+      <w:r>
+        <w:t>6.5</w:t>
+      </w:r>
+      <w:r>
+        <w:t xml:space="preserve"> </w:t>
+      </w:r>
+      <w:r>
+        <w:rPr>
+          <w:rFonts w:hint="cs"/>
+          <w:cs/>
+        </w:rPr>
+        <w:t>ให้รัน</w:t>
+      </w:r>
+      <w:r>
+        <w:t>:</w:t>
+      </w:r>
+    </w:p>
+    <w:p>
+      <w:pPr>
+        <w:pStyle w:val="normalcontent"/>
+      </w:pPr>
+      <w:r>
+        <w:t xml:space="preserve">psql.exe -U </w:t>
+      </w:r>
+      <w:proofErr w:type="spellStart"/>
+      <w:r>
         <w:t>sdpadmin</w:t>
-      </w:r>
-      <w:proofErr w:type="spellEnd"/>
-      <w:r>
-        <w:t xml:space="preserve"> -p 65432 -d </w:t>
-      </w:r>
-      <w:proofErr w:type="spellStart"/>
-      <w:r>
-        <w:t>servicedesk</w:t>
-      </w:r>
-      <w:proofErr w:type="spellEnd"/>
-      <w:r>
-        <w:t xml:space="preserve"> -h 127.0.0.1</w:t>
-      </w:r>
-    </w:p>
-    <w:p>
-      <w:pPr>
-        <w:pStyle w:val="normalcontent"/>
-      </w:pPr>
-      <w:r>
-        <w:rPr>
-          <w:cs/>
-        </w:rPr>
-        <w:t>หาก</w:t>
-      </w:r>
-      <w:proofErr w:type="spellStart"/>
-      <w:r>
-        <w:rPr>
-          <w:cs/>
-        </w:rPr>
-        <w:t>เวอร์ชัน</w:t>
-      </w:r>
-      <w:proofErr w:type="spellEnd"/>
-      <w:r>
-        <w:rPr>
-          <w:cs/>
-        </w:rPr>
-        <w:t xml:space="preserve"> </w:t>
-      </w:r>
-      <w:r>
-        <w:t xml:space="preserve">SDP </w:t>
-      </w:r>
-      <w:r>
-        <w:rPr>
-          <w:cs/>
-        </w:rPr>
-        <w:t xml:space="preserve">มากกว่า </w:t>
-      </w:r>
-      <w:r>
-        <w:t xml:space="preserve">10.5 / </w:t>
-      </w:r>
-      <w:proofErr w:type="spellStart"/>
-      <w:r>
-        <w:rPr>
-          <w:cs/>
-        </w:rPr>
-        <w:t>เวอร์ชัน</w:t>
-      </w:r>
-      <w:proofErr w:type="spellEnd"/>
-      <w:r>
-        <w:rPr>
-          <w:cs/>
-        </w:rPr>
-        <w:t xml:space="preserve"> </w:t>
-      </w:r>
-      <w:r>
-        <w:t xml:space="preserve">AE </w:t>
-      </w:r>
-      <w:r>
-        <w:rPr>
-          <w:cs/>
-        </w:rPr>
-        <w:t xml:space="preserve">มากกว่า </w:t>
-      </w:r>
-      <w:r>
-        <w:t>6.5</w:t>
-      </w:r>
-      <w:r>
-        <w:t xml:space="preserve"> </w:t>
-      </w:r>
-      <w:r>
-        <w:rPr>
-          <w:rFonts w:hint="cs"/>
-          <w:cs/>
-        </w:rPr>
-        <w:t>ให้รัน</w:t>
-      </w:r>
-      <w:r>
-        <w:t>:</w:t>
-      </w:r>
-    </w:p>
-    <w:p>
-      <w:pPr>
-        <w:pStyle w:val="normalcontent"/>
-      </w:pPr>
-      <w:r>
-        <w:t xml:space="preserve">psql.exe -U </w:t>
-      </w:r>
-      <w:proofErr w:type="spellStart"/>
-      <w:r>
-        <w:t>postgres</w:t>
       </w:r>
       <w:proofErr w:type="spellEnd"/>
       <w:r>
@@ -6663,107 +6683,107 @@
       </w:r>
       <w:proofErr w:type="spellStart"/>
       <w:r>
+        <w:t>postgres</w:t>
+      </w:r>
+      <w:proofErr w:type="spellEnd"/>
+      <w:r>
+        <w:t xml:space="preserve"> -p 65432 -d </w:t>
+      </w:r>
+      <w:proofErr w:type="spellStart"/>
+      <w:r>
+        <w:t>servicedesk</w:t>
+      </w:r>
+      <w:proofErr w:type="spellEnd"/>
+      <w:r>
+        <w:t xml:space="preserve"> -h 127.0.0.1</w:t>
+      </w:r>
+    </w:p>
+    <w:p>
+      <w:pPr>
+        <w:pStyle w:val="normalcontent"/>
+      </w:pPr>
+      <w:r>
+        <w:rPr>
+          <w:cs/>
+        </w:rPr>
+        <w:t>หาก</w:t>
+      </w:r>
+      <w:proofErr w:type="spellStart"/>
+      <w:r>
+        <w:rPr>
+          <w:cs/>
+        </w:rPr>
+        <w:t>เวอร์ชัน</w:t>
+      </w:r>
+      <w:proofErr w:type="spellEnd"/>
+      <w:r>
+        <w:rPr>
+          <w:cs/>
+        </w:rPr>
+        <w:t xml:space="preserve"> </w:t>
+      </w:r>
+      <w:r>
+        <w:t xml:space="preserve">SDP </w:t>
+      </w:r>
+      <w:r>
+        <w:rPr>
+          <w:cs/>
+        </w:rPr>
+        <w:t xml:space="preserve">มากกว่า </w:t>
+      </w:r>
+      <w:r>
+        <w:t xml:space="preserve">10.5 / </w:t>
+      </w:r>
+      <w:proofErr w:type="spellStart"/>
+      <w:r>
+        <w:rPr>
+          <w:cs/>
+        </w:rPr>
+        <w:t>เวอร์ชัน</w:t>
+      </w:r>
+      <w:proofErr w:type="spellEnd"/>
+      <w:r>
+        <w:rPr>
+          <w:cs/>
+        </w:rPr>
+        <w:t xml:space="preserve"> </w:t>
+      </w:r>
+      <w:r>
+        <w:t xml:space="preserve">AE </w:t>
+      </w:r>
+      <w:r>
+        <w:rPr>
+          <w:cs/>
+        </w:rPr>
+        <w:t xml:space="preserve">มากกว่า </w:t>
+      </w:r>
+      <w:r>
+        <w:t>6.5</w:t>
+      </w:r>
+      <w:r>
+        <w:t xml:space="preserve"> </w:t>
+      </w:r>
+      <w:r>
+        <w:rPr>
+          <w:rFonts w:hint="cs"/>
+          <w:cs/>
+        </w:rPr>
+        <w:t>ให้รัน</w:t>
+      </w:r>
+      <w:r>
+        <w:t>:</w:t>
+      </w:r>
+    </w:p>
+    <w:p>
+      <w:pPr>
+        <w:pStyle w:val="normalcontent"/>
+      </w:pPr>
+      <w:r>
+        <w:t xml:space="preserve">psql.exe -U </w:t>
+      </w:r>
+      <w:proofErr w:type="spellStart"/>
+      <w:r>
         <w:t>sdpadmin</w:t>
-      </w:r>
-      <w:proofErr w:type="spellEnd"/>
-      <w:r>
-        <w:t xml:space="preserve"> -p 65432 -d </w:t>
-      </w:r>
-      <w:proofErr w:type="spellStart"/>
-      <w:r>
-        <w:t>servicedesk</w:t>
-      </w:r>
-      <w:proofErr w:type="spellEnd"/>
-      <w:r>
-        <w:t xml:space="preserve"> -h 127.0.0.1</w:t>
-      </w:r>
-    </w:p>
-    <w:p>
-      <w:pPr>
-        <w:pStyle w:val="normalcontent"/>
-      </w:pPr>
-      <w:r>
-        <w:rPr>
-          <w:cs/>
-        </w:rPr>
-        <w:t>หาก</w:t>
-      </w:r>
-      <w:proofErr w:type="spellStart"/>
-      <w:r>
-        <w:rPr>
-          <w:cs/>
-        </w:rPr>
-        <w:t>เวอร์ชัน</w:t>
-      </w:r>
-      <w:proofErr w:type="spellEnd"/>
-      <w:r>
-        <w:rPr>
-          <w:cs/>
-        </w:rPr>
-        <w:t xml:space="preserve"> </w:t>
-      </w:r>
-      <w:r>
-        <w:t xml:space="preserve">SDP </w:t>
-      </w:r>
-      <w:r>
-        <w:rPr>
-          <w:cs/>
-        </w:rPr>
-        <w:t xml:space="preserve">มากกว่า </w:t>
-      </w:r>
-      <w:r>
-        <w:t xml:space="preserve">10.5 / </w:t>
-      </w:r>
-      <w:proofErr w:type="spellStart"/>
-      <w:r>
-        <w:rPr>
-          <w:cs/>
-        </w:rPr>
-        <w:t>เวอร์ชัน</w:t>
-      </w:r>
-      <w:proofErr w:type="spellEnd"/>
-      <w:r>
-        <w:rPr>
-          <w:cs/>
-        </w:rPr>
-        <w:t xml:space="preserve"> </w:t>
-      </w:r>
-      <w:r>
-        <w:t xml:space="preserve">AE </w:t>
-      </w:r>
-      <w:r>
-        <w:rPr>
-          <w:cs/>
-        </w:rPr>
-        <w:t xml:space="preserve">มากกว่า </w:t>
-      </w:r>
-      <w:r>
-        <w:t>6.5</w:t>
-      </w:r>
-      <w:r>
-        <w:t xml:space="preserve"> </w:t>
-      </w:r>
-      <w:r>
-        <w:rPr>
-          <w:rFonts w:hint="cs"/>
-          <w:cs/>
-        </w:rPr>
-        <w:t>ให้รัน</w:t>
-      </w:r>
-      <w:r>
-        <w:t>:</w:t>
-      </w:r>
-    </w:p>
-    <w:p>
-      <w:pPr>
-        <w:pStyle w:val="normalcontent"/>
-      </w:pPr>
-      <w:r>
-        <w:t xml:space="preserve">psql.exe -U </w:t>
-      </w:r>
-      <w:proofErr w:type="spellStart"/>
-      <w:r>
-        <w:t>postgres</w:t>
       </w:r>
       <w:proofErr w:type="spellEnd"/>
       <w:r>
@@ -7117,107 +7137,107 @@
       </w:r>
       <w:proofErr w:type="spellStart"/>
       <w:r>
+        <w:t>postgres</w:t>
+      </w:r>
+      <w:proofErr w:type="spellEnd"/>
+      <w:r>
+        <w:t xml:space="preserve"> -p 65432 -d </w:t>
+      </w:r>
+      <w:proofErr w:type="spellStart"/>
+      <w:r>
+        <w:t>servicedesk</w:t>
+      </w:r>
+      <w:proofErr w:type="spellEnd"/>
+      <w:r>
+        <w:t xml:space="preserve"> -h 127.0.0.1</w:t>
+      </w:r>
+    </w:p>
+    <w:p>
+      <w:pPr>
+        <w:pStyle w:val="normalcontent"/>
+      </w:pPr>
+      <w:r>
+        <w:rPr>
+          <w:cs/>
+        </w:rPr>
+        <w:t>หาก</w:t>
+      </w:r>
+      <w:proofErr w:type="spellStart"/>
+      <w:r>
+        <w:rPr>
+          <w:cs/>
+        </w:rPr>
+        <w:t>เวอร์ชัน</w:t>
+      </w:r>
+      <w:proofErr w:type="spellEnd"/>
+      <w:r>
+        <w:rPr>
+          <w:cs/>
+        </w:rPr>
+        <w:t xml:space="preserve"> </w:t>
+      </w:r>
+      <w:r>
+        <w:t xml:space="preserve">SDP </w:t>
+      </w:r>
+      <w:r>
+        <w:rPr>
+          <w:cs/>
+        </w:rPr>
+        <w:t xml:space="preserve">มากกว่า </w:t>
+      </w:r>
+      <w:r>
+        <w:t xml:space="preserve">10.5 / </w:t>
+      </w:r>
+      <w:proofErr w:type="spellStart"/>
+      <w:r>
+        <w:rPr>
+          <w:cs/>
+        </w:rPr>
+        <w:t>เวอร์ชัน</w:t>
+      </w:r>
+      <w:proofErr w:type="spellEnd"/>
+      <w:r>
+        <w:rPr>
+          <w:cs/>
+        </w:rPr>
+        <w:t xml:space="preserve"> </w:t>
+      </w:r>
+      <w:r>
+        <w:t xml:space="preserve">AE </w:t>
+      </w:r>
+      <w:r>
+        <w:rPr>
+          <w:cs/>
+        </w:rPr>
+        <w:t xml:space="preserve">มากกว่า </w:t>
+      </w:r>
+      <w:r>
+        <w:t>6.5</w:t>
+      </w:r>
+      <w:r>
+        <w:t xml:space="preserve"> </w:t>
+      </w:r>
+      <w:r>
+        <w:rPr>
+          <w:rFonts w:hint="cs"/>
+          <w:cs/>
+        </w:rPr>
+        <w:t>ให้รัน</w:t>
+      </w:r>
+      <w:r>
+        <w:t>:</w:t>
+      </w:r>
+    </w:p>
+    <w:p>
+      <w:pPr>
+        <w:pStyle w:val="normalcontent"/>
+      </w:pPr>
+      <w:r>
+        <w:t xml:space="preserve">psql.exe -U </w:t>
+      </w:r>
+      <w:proofErr w:type="spellStart"/>
+      <w:r>
         <w:t>sdpadmin</w:t>
-      </w:r>
-      <w:proofErr w:type="spellEnd"/>
-      <w:r>
-        <w:t xml:space="preserve"> -p 65432 -d </w:t>
-      </w:r>
-      <w:proofErr w:type="spellStart"/>
-      <w:r>
-        <w:t>servicedesk</w:t>
-      </w:r>
-      <w:proofErr w:type="spellEnd"/>
-      <w:r>
-        <w:t xml:space="preserve"> -h 127.0.0.1</w:t>
-      </w:r>
-    </w:p>
-    <w:p>
-      <w:pPr>
-        <w:pStyle w:val="normalcontent"/>
-      </w:pPr>
-      <w:r>
-        <w:rPr>
-          <w:cs/>
-        </w:rPr>
-        <w:t>หาก</w:t>
-      </w:r>
-      <w:proofErr w:type="spellStart"/>
-      <w:r>
-        <w:rPr>
-          <w:cs/>
-        </w:rPr>
-        <w:t>เวอร์ชัน</w:t>
-      </w:r>
-      <w:proofErr w:type="spellEnd"/>
-      <w:r>
-        <w:rPr>
-          <w:cs/>
-        </w:rPr>
-        <w:t xml:space="preserve"> </w:t>
-      </w:r>
-      <w:r>
-        <w:t xml:space="preserve">SDP </w:t>
-      </w:r>
-      <w:r>
-        <w:rPr>
-          <w:cs/>
-        </w:rPr>
-        <w:t xml:space="preserve">มากกว่า </w:t>
-      </w:r>
-      <w:r>
-        <w:t xml:space="preserve">10.5 / </w:t>
-      </w:r>
-      <w:proofErr w:type="spellStart"/>
-      <w:r>
-        <w:rPr>
-          <w:cs/>
-        </w:rPr>
-        <w:t>เวอร์ชัน</w:t>
-      </w:r>
-      <w:proofErr w:type="spellEnd"/>
-      <w:r>
-        <w:rPr>
-          <w:cs/>
-        </w:rPr>
-        <w:t xml:space="preserve"> </w:t>
-      </w:r>
-      <w:r>
-        <w:t xml:space="preserve">AE </w:t>
-      </w:r>
-      <w:r>
-        <w:rPr>
-          <w:cs/>
-        </w:rPr>
-        <w:t xml:space="preserve">มากกว่า </w:t>
-      </w:r>
-      <w:r>
-        <w:t>6.5</w:t>
-      </w:r>
-      <w:r>
-        <w:t xml:space="preserve"> </w:t>
-      </w:r>
-      <w:r>
-        <w:rPr>
-          <w:rFonts w:hint="cs"/>
-          <w:cs/>
-        </w:rPr>
-        <w:t>ให้รัน</w:t>
-      </w:r>
-      <w:r>
-        <w:t>:</w:t>
-      </w:r>
-    </w:p>
-    <w:p>
-      <w:pPr>
-        <w:pStyle w:val="normalcontent"/>
-      </w:pPr>
-      <w:r>
-        <w:t xml:space="preserve">psql.exe -U </w:t>
-      </w:r>
-      <w:proofErr w:type="spellStart"/>
-      <w:r>
-        <w:t>postgres</w:t>
       </w:r>
       <w:proofErr w:type="spellEnd"/>
       <w:r>
@@ -7929,107 +7949,107 @@
       </w:r>
       <w:proofErr w:type="spellStart"/>
       <w:r>
+        <w:t>postgres</w:t>
+      </w:r>
+      <w:proofErr w:type="spellEnd"/>
+      <w:r>
+        <w:t xml:space="preserve"> -p 65432 -d </w:t>
+      </w:r>
+      <w:proofErr w:type="spellStart"/>
+      <w:r>
+        <w:t>servicedesk</w:t>
+      </w:r>
+      <w:proofErr w:type="spellEnd"/>
+      <w:r>
+        <w:t xml:space="preserve"> -h 127.0.0.1</w:t>
+      </w:r>
+    </w:p>
+    <w:p>
+      <w:pPr>
+        <w:pStyle w:val="normalcontent"/>
+      </w:pPr>
+      <w:r>
+        <w:rPr>
+          <w:cs/>
+        </w:rPr>
+        <w:t>หาก</w:t>
+      </w:r>
+      <w:proofErr w:type="spellStart"/>
+      <w:r>
+        <w:rPr>
+          <w:cs/>
+        </w:rPr>
+        <w:t>เวอร์ชัน</w:t>
+      </w:r>
+      <w:proofErr w:type="spellEnd"/>
+      <w:r>
+        <w:rPr>
+          <w:cs/>
+        </w:rPr>
+        <w:t xml:space="preserve"> </w:t>
+      </w:r>
+      <w:r>
+        <w:t xml:space="preserve">SDP </w:t>
+      </w:r>
+      <w:r>
+        <w:rPr>
+          <w:cs/>
+        </w:rPr>
+        <w:t xml:space="preserve">มากกว่า </w:t>
+      </w:r>
+      <w:r>
+        <w:t xml:space="preserve">10.5 / </w:t>
+      </w:r>
+      <w:proofErr w:type="spellStart"/>
+      <w:r>
+        <w:rPr>
+          <w:cs/>
+        </w:rPr>
+        <w:t>เวอร์ชัน</w:t>
+      </w:r>
+      <w:proofErr w:type="spellEnd"/>
+      <w:r>
+        <w:rPr>
+          <w:cs/>
+        </w:rPr>
+        <w:t xml:space="preserve"> </w:t>
+      </w:r>
+      <w:r>
+        <w:t xml:space="preserve">AE </w:t>
+      </w:r>
+      <w:r>
+        <w:rPr>
+          <w:cs/>
+        </w:rPr>
+        <w:t xml:space="preserve">มากกว่า </w:t>
+      </w:r>
+      <w:r>
+        <w:t>6.5</w:t>
+      </w:r>
+      <w:r>
+        <w:t xml:space="preserve"> </w:t>
+      </w:r>
+      <w:r>
+        <w:rPr>
+          <w:rFonts w:hint="cs"/>
+          <w:cs/>
+        </w:rPr>
+        <w:t>ให้รัน</w:t>
+      </w:r>
+      <w:r>
+        <w:t>:</w:t>
+      </w:r>
+    </w:p>
+    <w:p>
+      <w:pPr>
+        <w:pStyle w:val="normalcontent"/>
+      </w:pPr>
+      <w:r>
+        <w:t xml:space="preserve">psql.exe -U </w:t>
+      </w:r>
+      <w:proofErr w:type="spellStart"/>
+      <w:r>
         <w:t>sdpadmin</w:t>
-      </w:r>
-      <w:proofErr w:type="spellEnd"/>
-      <w:r>
-        <w:t xml:space="preserve"> -p 65432 -d </w:t>
-      </w:r>
-      <w:proofErr w:type="spellStart"/>
-      <w:r>
-        <w:t>servicedesk</w:t>
-      </w:r>
-      <w:proofErr w:type="spellEnd"/>
-      <w:r>
-        <w:t xml:space="preserve"> -h 127.0.0.1</w:t>
-      </w:r>
-    </w:p>
-    <w:p>
-      <w:pPr>
-        <w:pStyle w:val="normalcontent"/>
-      </w:pPr>
-      <w:r>
-        <w:rPr>
-          <w:cs/>
-        </w:rPr>
-        <w:t>หาก</w:t>
-      </w:r>
-      <w:proofErr w:type="spellStart"/>
-      <w:r>
-        <w:rPr>
-          <w:cs/>
-        </w:rPr>
-        <w:t>เวอร์ชัน</w:t>
-      </w:r>
-      <w:proofErr w:type="spellEnd"/>
-      <w:r>
-        <w:rPr>
-          <w:cs/>
-        </w:rPr>
-        <w:t xml:space="preserve"> </w:t>
-      </w:r>
-      <w:r>
-        <w:t xml:space="preserve">SDP </w:t>
-      </w:r>
-      <w:r>
-        <w:rPr>
-          <w:cs/>
-        </w:rPr>
-        <w:t xml:space="preserve">มากกว่า </w:t>
-      </w:r>
-      <w:r>
-        <w:t xml:space="preserve">10.5 / </w:t>
-      </w:r>
-      <w:proofErr w:type="spellStart"/>
-      <w:r>
-        <w:rPr>
-          <w:cs/>
-        </w:rPr>
-        <w:t>เวอร์ชัน</w:t>
-      </w:r>
-      <w:proofErr w:type="spellEnd"/>
-      <w:r>
-        <w:rPr>
-          <w:cs/>
-        </w:rPr>
-        <w:t xml:space="preserve"> </w:t>
-      </w:r>
-      <w:r>
-        <w:t xml:space="preserve">AE </w:t>
-      </w:r>
-      <w:r>
-        <w:rPr>
-          <w:cs/>
-        </w:rPr>
-        <w:t xml:space="preserve">มากกว่า </w:t>
-      </w:r>
-      <w:r>
-        <w:t>6.5</w:t>
-      </w:r>
-      <w:r>
-        <w:t xml:space="preserve"> </w:t>
-      </w:r>
-      <w:r>
-        <w:rPr>
-          <w:rFonts w:hint="cs"/>
-          <w:cs/>
-        </w:rPr>
-        <w:t>ให้รัน</w:t>
-      </w:r>
-      <w:r>
-        <w:t>:</w:t>
-      </w:r>
-    </w:p>
-    <w:p>
-      <w:pPr>
-        <w:pStyle w:val="normalcontent"/>
-      </w:pPr>
-      <w:r>
-        <w:t xml:space="preserve">psql.exe -U </w:t>
-      </w:r>
-      <w:proofErr w:type="spellStart"/>
-      <w:r>
-        <w:t>postgres</w:t>
       </w:r>
       <w:proofErr w:type="spellEnd"/>
       <w:r>
@@ -8584,107 +8604,107 @@
       </w:r>
       <w:proofErr w:type="spellStart"/>
       <w:r>
+        <w:t>postgres</w:t>
+      </w:r>
+      <w:proofErr w:type="spellEnd"/>
+      <w:r>
+        <w:t xml:space="preserve"> -p 65432 -d </w:t>
+      </w:r>
+      <w:proofErr w:type="spellStart"/>
+      <w:r>
+        <w:t>servicedesk</w:t>
+      </w:r>
+      <w:proofErr w:type="spellEnd"/>
+      <w:r>
+        <w:t xml:space="preserve"> -h 127.0.0.1</w:t>
+      </w:r>
+    </w:p>
+    <w:p>
+      <w:pPr>
+        <w:pStyle w:val="normalcontent"/>
+      </w:pPr>
+      <w:r>
+        <w:rPr>
+          <w:cs/>
+        </w:rPr>
+        <w:t>หาก</w:t>
+      </w:r>
+      <w:proofErr w:type="spellStart"/>
+      <w:r>
+        <w:rPr>
+          <w:cs/>
+        </w:rPr>
+        <w:t>เวอร์ชัน</w:t>
+      </w:r>
+      <w:proofErr w:type="spellEnd"/>
+      <w:r>
+        <w:rPr>
+          <w:cs/>
+        </w:rPr>
+        <w:t xml:space="preserve"> </w:t>
+      </w:r>
+      <w:r>
+        <w:t xml:space="preserve">SDP </w:t>
+      </w:r>
+      <w:r>
+        <w:rPr>
+          <w:cs/>
+        </w:rPr>
+        <w:t xml:space="preserve">มากกว่า </w:t>
+      </w:r>
+      <w:r>
+        <w:t xml:space="preserve">10.5 / </w:t>
+      </w:r>
+      <w:proofErr w:type="spellStart"/>
+      <w:r>
+        <w:rPr>
+          <w:cs/>
+        </w:rPr>
+        <w:t>เวอร์ชัน</w:t>
+      </w:r>
+      <w:proofErr w:type="spellEnd"/>
+      <w:r>
+        <w:rPr>
+          <w:cs/>
+        </w:rPr>
+        <w:t xml:space="preserve"> </w:t>
+      </w:r>
+      <w:r>
+        <w:t xml:space="preserve">AE </w:t>
+      </w:r>
+      <w:r>
+        <w:rPr>
+          <w:cs/>
+        </w:rPr>
+        <w:t xml:space="preserve">มากกว่า </w:t>
+      </w:r>
+      <w:r>
+        <w:t>6.5</w:t>
+      </w:r>
+      <w:r>
+        <w:t xml:space="preserve"> </w:t>
+      </w:r>
+      <w:r>
+        <w:rPr>
+          <w:rFonts w:hint="cs"/>
+          <w:cs/>
+        </w:rPr>
+        <w:t>ให้รัน</w:t>
+      </w:r>
+      <w:r>
+        <w:t>:</w:t>
+      </w:r>
+    </w:p>
+    <w:p>
+      <w:pPr>
+        <w:pStyle w:val="normalcontent"/>
+      </w:pPr>
+      <w:r>
+        <w:t xml:space="preserve">psql.exe -U </w:t>
+      </w:r>
+      <w:proofErr w:type="spellStart"/>
+      <w:r>
         <w:t>sdpadmin</w:t>
-      </w:r>
-      <w:proofErr w:type="spellEnd"/>
-      <w:r>
-        <w:t xml:space="preserve"> -p 65432 -d </w:t>
-      </w:r>
-      <w:proofErr w:type="spellStart"/>
-      <w:r>
-        <w:t>servicedesk</w:t>
-      </w:r>
-      <w:proofErr w:type="spellEnd"/>
-      <w:r>
-        <w:t xml:space="preserve"> -h 127.0.0.1</w:t>
-      </w:r>
-    </w:p>
-    <w:p>
-      <w:pPr>
-        <w:pStyle w:val="normalcontent"/>
-      </w:pPr>
-      <w:r>
-        <w:rPr>
-          <w:cs/>
-        </w:rPr>
-        <w:t>หาก</w:t>
-      </w:r>
-      <w:proofErr w:type="spellStart"/>
-      <w:r>
-        <w:rPr>
-          <w:cs/>
-        </w:rPr>
-        <w:t>เวอร์ชัน</w:t>
-      </w:r>
-      <w:proofErr w:type="spellEnd"/>
-      <w:r>
-        <w:rPr>
-          <w:cs/>
-        </w:rPr>
-        <w:t xml:space="preserve"> </w:t>
-      </w:r>
-      <w:r>
-        <w:t xml:space="preserve">SDP </w:t>
-      </w:r>
-      <w:r>
-        <w:rPr>
-          <w:cs/>
-        </w:rPr>
-        <w:t xml:space="preserve">มากกว่า </w:t>
-      </w:r>
-      <w:r>
-        <w:t xml:space="preserve">10.5 / </w:t>
-      </w:r>
-      <w:proofErr w:type="spellStart"/>
-      <w:r>
-        <w:rPr>
-          <w:cs/>
-        </w:rPr>
-        <w:t>เวอร์ชัน</w:t>
-      </w:r>
-      <w:proofErr w:type="spellEnd"/>
-      <w:r>
-        <w:rPr>
-          <w:cs/>
-        </w:rPr>
-        <w:t xml:space="preserve"> </w:t>
-      </w:r>
-      <w:r>
-        <w:t xml:space="preserve">AE </w:t>
-      </w:r>
-      <w:r>
-        <w:rPr>
-          <w:cs/>
-        </w:rPr>
-        <w:t xml:space="preserve">มากกว่า </w:t>
-      </w:r>
-      <w:r>
-        <w:t>6.5</w:t>
-      </w:r>
-      <w:r>
-        <w:t xml:space="preserve"> </w:t>
-      </w:r>
-      <w:r>
-        <w:rPr>
-          <w:rFonts w:hint="cs"/>
-          <w:cs/>
-        </w:rPr>
-        <w:t>ให้รัน</w:t>
-      </w:r>
-      <w:r>
-        <w:t>:</w:t>
-      </w:r>
-    </w:p>
-    <w:p>
-      <w:pPr>
-        <w:pStyle w:val="normalcontent"/>
-      </w:pPr>
-      <w:r>
-        <w:t xml:space="preserve">psql.exe -U </w:t>
-      </w:r>
-      <w:proofErr w:type="spellStart"/>
-      <w:r>
-        <w:t>postgres</w:t>
       </w:r>
       <w:proofErr w:type="spellEnd"/>
       <w:r>
@@ -9033,107 +9053,107 @@
       </w:r>
       <w:proofErr w:type="spellStart"/>
       <w:r>
+        <w:t>postgres</w:t>
+      </w:r>
+      <w:proofErr w:type="spellEnd"/>
+      <w:r>
+        <w:t xml:space="preserve"> -p 65432 -d </w:t>
+      </w:r>
+      <w:proofErr w:type="spellStart"/>
+      <w:r>
+        <w:t>servicedesk</w:t>
+      </w:r>
+      <w:proofErr w:type="spellEnd"/>
+      <w:r>
+        <w:t xml:space="preserve"> -h 127.0.0.1</w:t>
+      </w:r>
+    </w:p>
+    <w:p>
+      <w:pPr>
+        <w:pStyle w:val="normalcontent"/>
+      </w:pPr>
+      <w:r>
+        <w:rPr>
+          <w:cs/>
+        </w:rPr>
+        <w:t>หาก</w:t>
+      </w:r>
+      <w:proofErr w:type="spellStart"/>
+      <w:r>
+        <w:rPr>
+          <w:cs/>
+        </w:rPr>
+        <w:t>เวอร์ชัน</w:t>
+      </w:r>
+      <w:proofErr w:type="spellEnd"/>
+      <w:r>
+        <w:rPr>
+          <w:cs/>
+        </w:rPr>
+        <w:t xml:space="preserve"> </w:t>
+      </w:r>
+      <w:r>
+        <w:t xml:space="preserve">SDP </w:t>
+      </w:r>
+      <w:r>
+        <w:rPr>
+          <w:cs/>
+        </w:rPr>
+        <w:t xml:space="preserve">มากกว่า </w:t>
+      </w:r>
+      <w:r>
+        <w:t xml:space="preserve">10.5 / </w:t>
+      </w:r>
+      <w:proofErr w:type="spellStart"/>
+      <w:r>
+        <w:rPr>
+          <w:cs/>
+        </w:rPr>
+        <w:t>เวอร์ชัน</w:t>
+      </w:r>
+      <w:proofErr w:type="spellEnd"/>
+      <w:r>
+        <w:rPr>
+          <w:cs/>
+        </w:rPr>
+        <w:t xml:space="preserve"> </w:t>
+      </w:r>
+      <w:r>
+        <w:t xml:space="preserve">AE </w:t>
+      </w:r>
+      <w:r>
+        <w:rPr>
+          <w:cs/>
+        </w:rPr>
+        <w:t xml:space="preserve">มากกว่า </w:t>
+      </w:r>
+      <w:r>
+        <w:t>6.5</w:t>
+      </w:r>
+      <w:r>
+        <w:t xml:space="preserve"> </w:t>
+      </w:r>
+      <w:r>
+        <w:rPr>
+          <w:rFonts w:hint="cs"/>
+          <w:cs/>
+        </w:rPr>
+        <w:t>ให้รัน</w:t>
+      </w:r>
+      <w:r>
+        <w:t>:</w:t>
+      </w:r>
+    </w:p>
+    <w:p>
+      <w:pPr>
+        <w:pStyle w:val="normalcontent"/>
+      </w:pPr>
+      <w:r>
+        <w:t xml:space="preserve">psql.exe -U </w:t>
+      </w:r>
+      <w:proofErr w:type="spellStart"/>
+      <w:r>
         <w:t>sdpadmin</w:t>
-      </w:r>
-      <w:proofErr w:type="spellEnd"/>
-      <w:r>
-        <w:t xml:space="preserve"> -p 65432 -d </w:t>
-      </w:r>
-      <w:proofErr w:type="spellStart"/>
-      <w:r>
-        <w:t>servicedesk</w:t>
-      </w:r>
-      <w:proofErr w:type="spellEnd"/>
-      <w:r>
-        <w:t xml:space="preserve"> -h 127.0.0.1</w:t>
-      </w:r>
-    </w:p>
-    <w:p>
-      <w:pPr>
-        <w:pStyle w:val="normalcontent"/>
-      </w:pPr>
-      <w:r>
-        <w:rPr>
-          <w:cs/>
-        </w:rPr>
-        <w:t>หาก</w:t>
-      </w:r>
-      <w:proofErr w:type="spellStart"/>
-      <w:r>
-        <w:rPr>
-          <w:cs/>
-        </w:rPr>
-        <w:t>เวอร์ชัน</w:t>
-      </w:r>
-      <w:proofErr w:type="spellEnd"/>
-      <w:r>
-        <w:rPr>
-          <w:cs/>
-        </w:rPr>
-        <w:t xml:space="preserve"> </w:t>
-      </w:r>
-      <w:r>
-        <w:t xml:space="preserve">SDP </w:t>
-      </w:r>
-      <w:r>
-        <w:rPr>
-          <w:cs/>
-        </w:rPr>
-        <w:t xml:space="preserve">มากกว่า </w:t>
-      </w:r>
-      <w:r>
-        <w:t xml:space="preserve">10.5 / </w:t>
-      </w:r>
-      <w:proofErr w:type="spellStart"/>
-      <w:r>
-        <w:rPr>
-          <w:cs/>
-        </w:rPr>
-        <w:t>เวอร์ชัน</w:t>
-      </w:r>
-      <w:proofErr w:type="spellEnd"/>
-      <w:r>
-        <w:rPr>
-          <w:cs/>
-        </w:rPr>
-        <w:t xml:space="preserve"> </w:t>
-      </w:r>
-      <w:r>
-        <w:t xml:space="preserve">AE </w:t>
-      </w:r>
-      <w:r>
-        <w:rPr>
-          <w:cs/>
-        </w:rPr>
-        <w:t xml:space="preserve">มากกว่า </w:t>
-      </w:r>
-      <w:r>
-        <w:t>6.5</w:t>
-      </w:r>
-      <w:r>
-        <w:t xml:space="preserve"> </w:t>
-      </w:r>
-      <w:r>
-        <w:rPr>
-          <w:rFonts w:hint="cs"/>
-          <w:cs/>
-        </w:rPr>
-        <w:t>ให้รัน</w:t>
-      </w:r>
-      <w:r>
-        <w:t>:</w:t>
-      </w:r>
-    </w:p>
-    <w:p>
-      <w:pPr>
-        <w:pStyle w:val="normalcontent"/>
-      </w:pPr>
-      <w:r>
-        <w:t xml:space="preserve">psql.exe -U </w:t>
-      </w:r>
-      <w:proofErr w:type="spellStart"/>
-      <w:r>
-        <w:t>postgres</w:t>
       </w:r>
       <w:proofErr w:type="spellEnd"/>
       <w:r>

--- a/การใช้งานServiceDeskPlusVersion15250.docx
+++ b/การใช้งานServiceDeskPlusVersion15250.docx
@@ -23,6 +23,503 @@
     <w:p>
       <w:pPr>
         <w:pStyle w:val="Heading2"/>
+        <w:rPr>
+          <w:rFonts w:hint="cs"/>
+        </w:rPr>
+      </w:pPr>
+      <w:r>
+        <w:rPr>
+          <w:rFonts w:hint="cs"/>
+          <w:cs/>
+        </w:rPr>
+        <w:t xml:space="preserve">การใช้งานแบบ </w:t>
+      </w:r>
+      <w:r>
+        <w:t>Admin</w:t>
+      </w:r>
+    </w:p>
+    <w:p>
+      <w:pPr>
+        <w:pStyle w:val="Heading3"/>
+        <w:rPr>
+          <w:rFonts w:hint="cs"/>
+          <w:cs/>
+        </w:rPr>
+      </w:pPr>
+      <w:r>
+        <w:rPr>
+          <w:rFonts w:hint="cs"/>
+          <w:cs/>
+        </w:rPr>
+        <w:t>การตั้งค่ารายละเอียดเกี่ยวกับ</w:t>
+      </w:r>
+      <w:r>
+        <w:rPr>
+          <w:rFonts w:hint="cs"/>
+          <w:cs/>
+        </w:rPr>
+        <w:t>องค์กร</w:t>
+      </w:r>
+    </w:p>
+    <w:p>
+      <w:pPr>
+        <w:pStyle w:val="normalcontent"/>
+        <w:rPr>
+          <w:rFonts w:hint="cs"/>
+        </w:rPr>
+      </w:pPr>
+      <w:r>
+        <w:rPr>
+          <w:cs/>
+        </w:rPr>
+        <w:t>เมนูนี้คือการตั้งค่า</w:t>
+      </w:r>
+      <w:r>
+        <w:t xml:space="preserve"> </w:t>
+      </w:r>
+      <w:r>
+        <w:rPr>
+          <w:b/>
+          <w:bCs/>
+          <w:cs/>
+        </w:rPr>
+        <w:t>ข้อมูลหลักขององค์กร</w:t>
+      </w:r>
+      <w:r>
+        <w:t xml:space="preserve"> </w:t>
+      </w:r>
+      <w:r>
+        <w:rPr>
+          <w:cs/>
+        </w:rPr>
+        <w:t xml:space="preserve">ใน </w:t>
+      </w:r>
+      <w:r>
+        <w:t xml:space="preserve">ServiceDesk Plus </w:t>
+      </w:r>
+      <w:r>
+        <w:rPr>
+          <w:cs/>
+        </w:rPr>
+        <w:t>เช่น ชื่อองค์กร รายละเอียดองค์กร ที่อยู่ อีเมลกลาง เบอร์โทร เว็บไซต์ และโลโก้ขององค์กร</w:t>
+      </w:r>
+    </w:p>
+    <w:p>
+      <w:pPr>
+        <w:pStyle w:val="normalcontent"/>
+        <w:rPr>
+          <w:rFonts w:hint="cs"/>
+        </w:rPr>
+      </w:pPr>
+      <w:r>
+        <w:rPr>
+          <w:rFonts w:hint="cs"/>
+          <w:cs/>
+        </w:rPr>
+        <w:t>คลิกที่เมนู</w:t>
+      </w:r>
+      <w:r>
+        <w:rPr>
+          <w:rFonts w:hint="cs"/>
+        </w:rPr>
+        <w:t xml:space="preserve"> Admin </w:t>
+      </w:r>
+      <w:r>
+        <w:rPr>
+          <w:rFonts w:hint="cs"/>
+          <w:cs/>
+        </w:rPr>
+        <w:t>มุมขวาบนของจอ</w:t>
+      </w:r>
+      <w:r>
+        <w:rPr>
+          <w:rFonts w:hint="cs"/>
+        </w:rPr>
+        <w:t xml:space="preserve"> </w:t>
+      </w:r>
+      <w:r>
+        <w:rPr>
+          <w:rFonts w:hint="cs"/>
+          <w:cs/>
+        </w:rPr>
+        <w:t xml:space="preserve">และไปที่ </w:t>
+      </w:r>
+      <w:r>
+        <w:t xml:space="preserve">Service Desk </w:t>
+      </w:r>
+      <w:r>
+        <w:t>Configuration</w:t>
+      </w:r>
+      <w:r>
+        <w:rPr>
+          <w:rFonts w:hint="cs"/>
+        </w:rPr>
+        <w:t xml:space="preserve"> </w:t>
+      </w:r>
+      <w:r>
+        <w:rPr>
+          <w:rFonts w:hint="cs"/>
+          <w:cs/>
+        </w:rPr>
+        <w:t xml:space="preserve">เลือกเมนู </w:t>
+      </w:r>
+      <w:r>
+        <w:t>Organization Details</w:t>
+      </w:r>
+    </w:p>
+    <w:p>
+      <w:r>
+        <w:rPr>
+          <w:noProof/>
+          <w:cs/>
+        </w:rPr>
+        <w:drawing>
+          <wp:inline distT="0" distB="0" distL="0" distR="0" wp14:anchorId="1853694C" wp14:editId="54556159">
+            <wp:extent cx="5731510" cy="2209800"/>
+            <wp:effectExtent l="0" t="0" r="2540" b="0"/>
+            <wp:docPr id="256541316" name="Picture 1"/>
+            <wp:cNvGraphicFramePr>
+              <a:graphicFrameLocks xmlns:a="http://schemas.openxmlformats.org/drawingml/2006/main" noChangeAspect="1"/>
+            </wp:cNvGraphicFramePr>
+            <a:graphic xmlns:a="http://schemas.openxmlformats.org/drawingml/2006/main">
+              <a:graphicData uri="http://schemas.openxmlformats.org/drawingml/2006/picture">
+                <pic:pic xmlns:pic="http://schemas.openxmlformats.org/drawingml/2006/picture">
+                  <pic:nvPicPr>
+                    <pic:cNvPr id="0" name="Picture 1"/>
+                    <pic:cNvPicPr>
+                      <a:picLocks noChangeAspect="1" noChangeArrowheads="1"/>
+                    </pic:cNvPicPr>
+                  </pic:nvPicPr>
+                  <pic:blipFill>
+                    <a:blip r:embed="rId7" cstate="print">
+                      <a:extLst>
+                        <a:ext uri="{28A0092B-C50C-407E-A947-70E740481C1C}">
+                          <a14:useLocalDpi xmlns:a14="http://schemas.microsoft.com/office/drawing/2010/main" val="0"/>
+                        </a:ext>
+                      </a:extLst>
+                    </a:blip>
+                    <a:srcRect/>
+                    <a:stretch>
+                      <a:fillRect/>
+                    </a:stretch>
+                  </pic:blipFill>
+                  <pic:spPr bwMode="auto">
+                    <a:xfrm>
+                      <a:off x="0" y="0"/>
+                      <a:ext cx="5731510" cy="2209800"/>
+                    </a:xfrm>
+                    <a:prstGeom prst="rect">
+                      <a:avLst/>
+                    </a:prstGeom>
+                    <a:noFill/>
+                    <a:ln>
+                      <a:noFill/>
+                    </a:ln>
+                  </pic:spPr>
+                </pic:pic>
+              </a:graphicData>
+            </a:graphic>
+          </wp:inline>
+        </w:drawing>
+      </w:r>
+    </w:p>
+    <w:p/>
+    <w:p>
+      <w:pPr>
+        <w:pStyle w:val="normalcontent"/>
+        <w:rPr>
+          <w:rFonts w:hint="cs"/>
+        </w:rPr>
+      </w:pPr>
+      <w:r>
+        <w:rPr>
+          <w:cs/>
+        </w:rPr>
+        <w:t>เมื่อระบบต้องสร้างเอกสาร แสดงหัวรายงาน หรือส่งข้อมูลออกไปยังผู้เกี่ยวข้อง ข้อมูลจากเมนูนี้จะถูกดึงไปใช้เป็นข้อมูลอ้างอิงขององค์กร เช่น ชื่อบริษัท โลโก้ และที่อยู่ติดต่อ</w:t>
+      </w:r>
+    </w:p>
+    <w:p>
+      <w:r>
+        <w:rPr>
+          <w:noProof/>
+          <w:cs/>
+        </w:rPr>
+        <w:drawing>
+          <wp:inline distT="0" distB="0" distL="0" distR="0" wp14:anchorId="339560B7" wp14:editId="6523F23A">
+            <wp:extent cx="5731510" cy="2652395"/>
+            <wp:effectExtent l="0" t="0" r="2540" b="0"/>
+            <wp:docPr id="1569434789" name="Picture 2"/>
+            <wp:cNvGraphicFramePr>
+              <a:graphicFrameLocks xmlns:a="http://schemas.openxmlformats.org/drawingml/2006/main" noChangeAspect="1"/>
+            </wp:cNvGraphicFramePr>
+            <a:graphic xmlns:a="http://schemas.openxmlformats.org/drawingml/2006/main">
+              <a:graphicData uri="http://schemas.openxmlformats.org/drawingml/2006/picture">
+                <pic:pic xmlns:pic="http://schemas.openxmlformats.org/drawingml/2006/picture">
+                  <pic:nvPicPr>
+                    <pic:cNvPr id="0" name="Picture 3"/>
+                    <pic:cNvPicPr>
+                      <a:picLocks noChangeAspect="1" noChangeArrowheads="1"/>
+                    </pic:cNvPicPr>
+                  </pic:nvPicPr>
+                  <pic:blipFill>
+                    <a:blip r:embed="rId8" cstate="print">
+                      <a:extLst>
+                        <a:ext uri="{28A0092B-C50C-407E-A947-70E740481C1C}">
+                          <a14:useLocalDpi xmlns:a14="http://schemas.microsoft.com/office/drawing/2010/main" val="0"/>
+                        </a:ext>
+                      </a:extLst>
+                    </a:blip>
+                    <a:srcRect/>
+                    <a:stretch>
+                      <a:fillRect/>
+                    </a:stretch>
+                  </pic:blipFill>
+                  <pic:spPr bwMode="auto">
+                    <a:xfrm>
+                      <a:off x="0" y="0"/>
+                      <a:ext cx="5731510" cy="2652395"/>
+                    </a:xfrm>
+                    <a:prstGeom prst="rect">
+                      <a:avLst/>
+                    </a:prstGeom>
+                    <a:noFill/>
+                    <a:ln>
+                      <a:noFill/>
+                    </a:ln>
+                  </pic:spPr>
+                </pic:pic>
+              </a:graphicData>
+            </a:graphic>
+          </wp:inline>
+        </w:drawing>
+      </w:r>
+    </w:p>
+    <w:p/>
+    <w:p>
+      <w:r>
+        <w:rPr>
+          <w:cs/>
+        </w:rPr>
+        <w:lastRenderedPageBreak/>
+        <w:drawing>
+          <wp:inline distT="0" distB="0" distL="0" distR="0" wp14:anchorId="00CFAD73" wp14:editId="55E28D54">
+            <wp:extent cx="5731510" cy="2682875"/>
+            <wp:effectExtent l="0" t="0" r="2540" b="3175"/>
+            <wp:docPr id="347133004" name="Picture 1"/>
+            <wp:cNvGraphicFramePr>
+              <a:graphicFrameLocks xmlns:a="http://schemas.openxmlformats.org/drawingml/2006/main" noChangeAspect="1"/>
+            </wp:cNvGraphicFramePr>
+            <a:graphic xmlns:a="http://schemas.openxmlformats.org/drawingml/2006/main">
+              <a:graphicData uri="http://schemas.openxmlformats.org/drawingml/2006/picture">
+                <pic:pic xmlns:pic="http://schemas.openxmlformats.org/drawingml/2006/picture">
+                  <pic:nvPicPr>
+                    <pic:cNvPr id="347133004" name=""/>
+                    <pic:cNvPicPr/>
+                  </pic:nvPicPr>
+                  <pic:blipFill>
+                    <a:blip r:embed="rId9"/>
+                    <a:stretch>
+                      <a:fillRect/>
+                    </a:stretch>
+                  </pic:blipFill>
+                  <pic:spPr>
+                    <a:xfrm>
+                      <a:off x="0" y="0"/>
+                      <a:ext cx="5731510" cy="2682875"/>
+                    </a:xfrm>
+                    <a:prstGeom prst="rect">
+                      <a:avLst/>
+                    </a:prstGeom>
+                  </pic:spPr>
+                </pic:pic>
+              </a:graphicData>
+            </a:graphic>
+          </wp:inline>
+        </w:drawing>
+      </w:r>
+    </w:p>
+    <w:p/>
+    <w:p>
+      <w:pPr>
+        <w:pStyle w:val="normalcontent"/>
+        <w:rPr>
+          <w:rFonts w:hint="cs"/>
+        </w:rPr>
+      </w:pPr>
+      <w:r>
+        <w:rPr>
+          <w:rFonts w:hint="cs"/>
+          <w:cs/>
+        </w:rPr>
+        <w:t xml:space="preserve">การตั้งค่าในส่วนของ </w:t>
+      </w:r>
+      <w:r>
+        <w:t xml:space="preserve">Company Logo </w:t>
+      </w:r>
+      <w:r>
+        <w:rPr>
+          <w:rFonts w:hint="cs"/>
+          <w:cs/>
+        </w:rPr>
+        <w:t>จะมีผลต่อ</w:t>
+      </w:r>
+      <w:r>
+        <w:rPr>
+          <w:rFonts w:hint="cs"/>
+          <w:cs/>
+        </w:rPr>
+        <w:t xml:space="preserve">การแสดงผลของที่ </w:t>
+      </w:r>
+      <w:r>
+        <w:t>logo</w:t>
+      </w:r>
+      <w:r>
+        <w:rPr>
+          <w:rFonts w:hint="cs"/>
+          <w:cs/>
+        </w:rPr>
+        <w:t xml:space="preserve"> ของ </w:t>
+      </w:r>
+      <w:r>
+        <w:t>ServiceDesk Plus</w:t>
+      </w:r>
+    </w:p>
+    <w:p>
+      <w:pPr>
+        <w:rPr>
+          <w:rFonts w:hint="cs"/>
+        </w:rPr>
+      </w:pPr>
+      <w:r>
+        <w:rPr>
+          <w:noProof/>
+          <w:cs/>
+        </w:rPr>
+        <w:drawing>
+          <wp:inline distT="0" distB="0" distL="0" distR="0" wp14:anchorId="5100840E" wp14:editId="72FA758A">
+            <wp:extent cx="5731510" cy="2675255"/>
+            <wp:effectExtent l="0" t="0" r="2540" b="0"/>
+            <wp:docPr id="1485340997" name="Picture 3"/>
+            <wp:cNvGraphicFramePr>
+              <a:graphicFrameLocks xmlns:a="http://schemas.openxmlformats.org/drawingml/2006/main" noChangeAspect="1"/>
+            </wp:cNvGraphicFramePr>
+            <a:graphic xmlns:a="http://schemas.openxmlformats.org/drawingml/2006/main">
+              <a:graphicData uri="http://schemas.openxmlformats.org/drawingml/2006/picture">
+                <pic:pic xmlns:pic="http://schemas.openxmlformats.org/drawingml/2006/picture">
+                  <pic:nvPicPr>
+                    <pic:cNvPr id="0" name="Picture 5"/>
+                    <pic:cNvPicPr>
+                      <a:picLocks noChangeAspect="1" noChangeArrowheads="1"/>
+                    </pic:cNvPicPr>
+                  </pic:nvPicPr>
+                  <pic:blipFill>
+                    <a:blip r:embed="rId10" cstate="print">
+                      <a:extLst>
+                        <a:ext uri="{28A0092B-C50C-407E-A947-70E740481C1C}">
+                          <a14:useLocalDpi xmlns:a14="http://schemas.microsoft.com/office/drawing/2010/main" val="0"/>
+                        </a:ext>
+                      </a:extLst>
+                    </a:blip>
+                    <a:srcRect/>
+                    <a:stretch>
+                      <a:fillRect/>
+                    </a:stretch>
+                  </pic:blipFill>
+                  <pic:spPr bwMode="auto">
+                    <a:xfrm>
+                      <a:off x="0" y="0"/>
+                      <a:ext cx="5731510" cy="2675255"/>
+                    </a:xfrm>
+                    <a:prstGeom prst="rect">
+                      <a:avLst/>
+                    </a:prstGeom>
+                    <a:noFill/>
+                    <a:ln>
+                      <a:noFill/>
+                    </a:ln>
+                  </pic:spPr>
+                </pic:pic>
+              </a:graphicData>
+            </a:graphic>
+          </wp:inline>
+        </w:drawing>
+      </w:r>
+    </w:p>
+    <w:p/>
+    <w:p>
+      <w:pPr>
+        <w:pStyle w:val="Heading3"/>
+      </w:pPr>
+      <w:r>
+        <w:rPr>
+          <w:rFonts w:hint="cs"/>
+          <w:cs/>
+        </w:rPr>
+        <w:t>การตั้งค่า</w:t>
+      </w:r>
+      <w:r>
+        <w:t xml:space="preserve"> Regions</w:t>
+      </w:r>
+    </w:p>
+    <w:p>
+      <w:pPr>
+        <w:pStyle w:val="normalcontent"/>
+      </w:pPr>
+      <w:r>
+        <w:t xml:space="preserve">Regions </w:t>
+      </w:r>
+      <w:r>
+        <w:rPr>
+          <w:cs/>
+        </w:rPr>
+        <w:t xml:space="preserve">คือเมนูสำหรับกำหนด พื้นที่/ภูมิภาค ขององค์กรใน </w:t>
+      </w:r>
+      <w:r>
+        <w:t xml:space="preserve">ServiceDesk Plus </w:t>
+      </w:r>
+      <w:r>
+        <w:rPr>
+          <w:cs/>
+        </w:rPr>
+        <w:t>เพื่อใช้จัดกลุ่มสาขาหรือหน่วยงานที่กระจายอยู่หลายพื้นที่</w:t>
+      </w:r>
+      <w:r>
+        <w:t xml:space="preserve"> </w:t>
+      </w:r>
+      <w:r>
+        <w:rPr>
+          <w:cs/>
+        </w:rPr>
+        <w:t xml:space="preserve">องค์กรอาจมีหลายสาขาที่อยู่คนละ </w:t>
+      </w:r>
+      <w:r>
+        <w:t xml:space="preserve">region </w:t>
+      </w:r>
+      <w:r>
+        <w:rPr>
+          <w:cs/>
+        </w:rPr>
+        <w:t>และต้องการเก็บข้อมูลทั้งหมดไว้ในระบบเดียว</w:t>
+      </w:r>
+      <w:r>
+        <w:t xml:space="preserve"> </w:t>
+      </w:r>
+      <w:r>
+        <w:t xml:space="preserve">Regions </w:t>
+      </w:r>
+      <w:r>
+        <w:rPr>
+          <w:cs/>
+        </w:rPr>
+        <w:t>จึงเป็นตัวแบ่งภูมิภาคขององค์กรก่อนจะลงรายละเอียดเป็นรายสาขา (</w:t>
+      </w:r>
+      <w:r>
+        <w:t>Site)</w:t>
+      </w:r>
+    </w:p>
+    <w:p>
+      <w:pPr>
+        <w:pStyle w:val="normalcontent"/>
       </w:pPr>
       <w:r>
         <w:rPr>
@@ -32,6 +529,440 @@
         <w:t xml:space="preserve">การตั้งค่า </w:t>
       </w:r>
       <w:r>
+        <w:t xml:space="preserve">Regions </w:t>
+      </w:r>
+      <w:r>
+        <w:rPr>
+          <w:rFonts w:hint="cs"/>
+          <w:cs/>
+        </w:rPr>
+        <w:t>คลิกที่เมนู</w:t>
+      </w:r>
+      <w:r>
+        <w:rPr>
+          <w:rFonts w:hint="cs"/>
+        </w:rPr>
+        <w:t xml:space="preserve"> Admin </w:t>
+      </w:r>
+      <w:r>
+        <w:rPr>
+          <w:rFonts w:hint="cs"/>
+          <w:cs/>
+        </w:rPr>
+        <w:t>มุมขวาบนของจอ</w:t>
+      </w:r>
+      <w:r>
+        <w:rPr>
+          <w:rFonts w:hint="cs"/>
+        </w:rPr>
+        <w:t xml:space="preserve"> </w:t>
+      </w:r>
+      <w:r>
+        <w:rPr>
+          <w:rFonts w:hint="cs"/>
+          <w:cs/>
+        </w:rPr>
+        <w:t xml:space="preserve">และไปที่ </w:t>
+      </w:r>
+      <w:r>
+        <w:t>Service Desk Plus</w:t>
+      </w:r>
+      <w:r>
+        <w:rPr>
+          <w:rFonts w:hint="cs"/>
+        </w:rPr>
+        <w:t xml:space="preserve"> </w:t>
+      </w:r>
+      <w:r>
+        <w:rPr>
+          <w:rFonts w:hint="cs"/>
+          <w:cs/>
+        </w:rPr>
+        <w:t>เลือกเมนู</w:t>
+      </w:r>
+      <w:r>
+        <w:t xml:space="preserve"> Regions</w:t>
+      </w:r>
+    </w:p>
+    <w:p>
+      <w:r>
+        <w:rPr>
+          <w:noProof/>
+        </w:rPr>
+        <w:lastRenderedPageBreak/>
+        <w:drawing>
+          <wp:inline distT="0" distB="0" distL="0" distR="0" wp14:anchorId="5F6DCC2C" wp14:editId="0DB7AEFB">
+            <wp:extent cx="5731510" cy="2206625"/>
+            <wp:effectExtent l="0" t="0" r="2540" b="3175"/>
+            <wp:docPr id="1107079620" name="Picture 5"/>
+            <wp:cNvGraphicFramePr>
+              <a:graphicFrameLocks xmlns:a="http://schemas.openxmlformats.org/drawingml/2006/main" noChangeAspect="1"/>
+            </wp:cNvGraphicFramePr>
+            <a:graphic xmlns:a="http://schemas.openxmlformats.org/drawingml/2006/main">
+              <a:graphicData uri="http://schemas.openxmlformats.org/drawingml/2006/picture">
+                <pic:pic xmlns:pic="http://schemas.openxmlformats.org/drawingml/2006/picture">
+                  <pic:nvPicPr>
+                    <pic:cNvPr id="0" name="Picture 12"/>
+                    <pic:cNvPicPr>
+                      <a:picLocks noChangeAspect="1" noChangeArrowheads="1"/>
+                    </pic:cNvPicPr>
+                  </pic:nvPicPr>
+                  <pic:blipFill>
+                    <a:blip r:embed="rId11" cstate="print">
+                      <a:extLst>
+                        <a:ext uri="{28A0092B-C50C-407E-A947-70E740481C1C}">
+                          <a14:useLocalDpi xmlns:a14="http://schemas.microsoft.com/office/drawing/2010/main" val="0"/>
+                        </a:ext>
+                      </a:extLst>
+                    </a:blip>
+                    <a:srcRect/>
+                    <a:stretch>
+                      <a:fillRect/>
+                    </a:stretch>
+                  </pic:blipFill>
+                  <pic:spPr bwMode="auto">
+                    <a:xfrm>
+                      <a:off x="0" y="0"/>
+                      <a:ext cx="5731510" cy="2206625"/>
+                    </a:xfrm>
+                    <a:prstGeom prst="rect">
+                      <a:avLst/>
+                    </a:prstGeom>
+                    <a:noFill/>
+                    <a:ln>
+                      <a:noFill/>
+                    </a:ln>
+                  </pic:spPr>
+                </pic:pic>
+              </a:graphicData>
+            </a:graphic>
+          </wp:inline>
+        </w:drawing>
+      </w:r>
+    </w:p>
+    <w:p/>
+    <w:p>
+      <w:pPr>
+        <w:pStyle w:val="normalcontent"/>
+        <w:rPr>
+          <w:rFonts w:hint="cs"/>
+        </w:rPr>
+      </w:pPr>
+      <w:r>
+        <w:rPr>
+          <w:rFonts w:hint="cs"/>
+          <w:cs/>
+        </w:rPr>
+        <w:t xml:space="preserve">สามารถเพิ่ม </w:t>
+      </w:r>
+      <w:r>
+        <w:t xml:space="preserve">Regions </w:t>
+      </w:r>
+      <w:r>
+        <w:rPr>
+          <w:rFonts w:hint="cs"/>
+          <w:cs/>
+        </w:rPr>
+        <w:t xml:space="preserve">ได้ โดยเลือกที่เมนู </w:t>
+      </w:r>
+      <w:r>
+        <w:t>New</w:t>
+      </w:r>
+    </w:p>
+    <w:p>
+      <w:r>
+        <w:drawing>
+          <wp:inline distT="0" distB="0" distL="0" distR="0" wp14:anchorId="45FEEA7B" wp14:editId="4F524CAC">
+            <wp:extent cx="5731510" cy="2666365"/>
+            <wp:effectExtent l="0" t="0" r="2540" b="635"/>
+            <wp:docPr id="1660963624" name="Picture 1"/>
+            <wp:cNvGraphicFramePr>
+              <a:graphicFrameLocks xmlns:a="http://schemas.openxmlformats.org/drawingml/2006/main" noChangeAspect="1"/>
+            </wp:cNvGraphicFramePr>
+            <a:graphic xmlns:a="http://schemas.openxmlformats.org/drawingml/2006/main">
+              <a:graphicData uri="http://schemas.openxmlformats.org/drawingml/2006/picture">
+                <pic:pic xmlns:pic="http://schemas.openxmlformats.org/drawingml/2006/picture">
+                  <pic:nvPicPr>
+                    <pic:cNvPr id="1660963624" name=""/>
+                    <pic:cNvPicPr/>
+                  </pic:nvPicPr>
+                  <pic:blipFill>
+                    <a:blip r:embed="rId12"/>
+                    <a:stretch>
+                      <a:fillRect/>
+                    </a:stretch>
+                  </pic:blipFill>
+                  <pic:spPr>
+                    <a:xfrm>
+                      <a:off x="0" y="0"/>
+                      <a:ext cx="5731510" cy="2666365"/>
+                    </a:xfrm>
+                    <a:prstGeom prst="rect">
+                      <a:avLst/>
+                    </a:prstGeom>
+                  </pic:spPr>
+                </pic:pic>
+              </a:graphicData>
+            </a:graphic>
+          </wp:inline>
+        </w:drawing>
+      </w:r>
+    </w:p>
+    <w:p/>
+    <w:p>
+      <w:pPr>
+        <w:pStyle w:val="normalcontent"/>
+        <w:rPr>
+          <w:rFonts w:hint="cs"/>
+        </w:rPr>
+      </w:pPr>
+      <w:r>
+        <w:rPr>
+          <w:rFonts w:hint="cs"/>
+          <w:cs/>
+        </w:rPr>
+        <w:t xml:space="preserve">ทำการกรอกข้อมูล </w:t>
+      </w:r>
+      <w:r>
+        <w:t xml:space="preserve">Name </w:t>
+      </w:r>
+      <w:r>
+        <w:t xml:space="preserve">Regions </w:t>
+      </w:r>
+      <w:r>
+        <w:rPr>
+          <w:rFonts w:hint="cs"/>
+          <w:cs/>
+        </w:rPr>
+        <w:t xml:space="preserve">ที่ต้องการเพิ่ม และ </w:t>
+      </w:r>
+      <w:r>
+        <w:t xml:space="preserve">Save </w:t>
+      </w:r>
+      <w:r>
+        <w:rPr>
+          <w:rFonts w:hint="cs"/>
+          <w:cs/>
+        </w:rPr>
+        <w:t xml:space="preserve">หรือต้องการเพิ่ม </w:t>
+      </w:r>
+      <w:r>
+        <w:t xml:space="preserve">Regions </w:t>
+      </w:r>
+      <w:r>
+        <w:rPr>
+          <w:rFonts w:hint="cs"/>
+          <w:cs/>
+        </w:rPr>
+        <w:t>ใหม่อีกให้</w:t>
+      </w:r>
+      <w:r>
+        <w:rPr>
+          <w:rFonts w:hint="cs"/>
+          <w:cs/>
+        </w:rPr>
+        <w:t>เลือก</w:t>
+      </w:r>
+      <w:r>
+        <w:rPr>
+          <w:rFonts w:hint="cs"/>
+          <w:cs/>
+        </w:rPr>
+        <w:t xml:space="preserve"> </w:t>
+      </w:r>
+      <w:r>
+        <w:t>Save and Add New</w:t>
+      </w:r>
+    </w:p>
+    <w:p>
+      <w:r>
+        <w:lastRenderedPageBreak/>
+        <w:drawing>
+          <wp:inline distT="0" distB="0" distL="0" distR="0" wp14:anchorId="7499A61B" wp14:editId="79BD465F">
+            <wp:extent cx="5720316" cy="2964728"/>
+            <wp:effectExtent l="0" t="0" r="0" b="7620"/>
+            <wp:docPr id="954810643" name="Picture 1"/>
+            <wp:cNvGraphicFramePr>
+              <a:graphicFrameLocks xmlns:a="http://schemas.openxmlformats.org/drawingml/2006/main" noChangeAspect="1"/>
+            </wp:cNvGraphicFramePr>
+            <a:graphic xmlns:a="http://schemas.openxmlformats.org/drawingml/2006/main">
+              <a:graphicData uri="http://schemas.openxmlformats.org/drawingml/2006/picture">
+                <pic:pic xmlns:pic="http://schemas.openxmlformats.org/drawingml/2006/picture">
+                  <pic:nvPicPr>
+                    <pic:cNvPr id="954810643" name=""/>
+                    <pic:cNvPicPr/>
+                  </pic:nvPicPr>
+                  <pic:blipFill>
+                    <a:blip r:embed="rId13"/>
+                    <a:stretch>
+                      <a:fillRect/>
+                    </a:stretch>
+                  </pic:blipFill>
+                  <pic:spPr>
+                    <a:xfrm>
+                      <a:off x="0" y="0"/>
+                      <a:ext cx="5731374" cy="2970459"/>
+                    </a:xfrm>
+                    <a:prstGeom prst="rect">
+                      <a:avLst/>
+                    </a:prstGeom>
+                  </pic:spPr>
+                </pic:pic>
+              </a:graphicData>
+            </a:graphic>
+          </wp:inline>
+        </w:drawing>
+      </w:r>
+    </w:p>
+    <w:p/>
+    <w:p>
+      <w:pPr>
+        <w:pStyle w:val="normalcontent"/>
+      </w:pPr>
+      <w:r>
+        <w:rPr>
+          <w:rFonts w:hint="cs"/>
+          <w:cs/>
+        </w:rPr>
+        <w:t>หากต้องการเพิ่มผู้ดูแล</w:t>
+      </w:r>
+      <w:r>
+        <w:rPr>
+          <w:rFonts w:hint="cs"/>
+          <w:cs/>
+        </w:rPr>
+        <w:t xml:space="preserve">แต่ละภูมิภาค </w:t>
+      </w:r>
+      <w:r>
+        <w:rPr>
+          <w:rFonts w:hint="cs"/>
+          <w:cs/>
+        </w:rPr>
+        <w:t xml:space="preserve">สามารถเพิ่มได้โดยเลือกที่ </w:t>
+      </w:r>
+      <w:r>
+        <w:t xml:space="preserve">Assign Roles </w:t>
+      </w:r>
+      <w:r>
+        <w:rPr>
+          <w:rFonts w:hint="cs"/>
+          <w:cs/>
+        </w:rPr>
+        <w:t xml:space="preserve">หรือ </w:t>
+      </w:r>
+      <w:r>
+        <w:t xml:space="preserve">Edit Region </w:t>
+      </w:r>
+      <w:r>
+        <w:rPr>
+          <w:rFonts w:hint="cs"/>
+          <w:cs/>
+        </w:rPr>
+        <w:t>ที่ต้องการเพิ่ม</w:t>
+      </w:r>
+      <w:r>
+        <w:rPr>
+          <w:rFonts w:hint="cs"/>
+          <w:cs/>
+        </w:rPr>
+        <w:t xml:space="preserve"> โดย </w:t>
+      </w:r>
+      <w:r>
+        <w:t xml:space="preserve">Role </w:t>
+      </w:r>
+      <w:r>
+        <w:rPr>
+          <w:rFonts w:hint="cs"/>
+          <w:cs/>
+        </w:rPr>
+        <w:t xml:space="preserve">สามารถเพิ่มได้ที่เมนู </w:t>
+      </w:r>
+      <w:r>
+        <w:t>Service Desk Configuration</w:t>
+      </w:r>
+      <w:r>
+        <w:rPr>
+          <w:rFonts w:hint="cs"/>
+        </w:rPr>
+        <w:t xml:space="preserve"> </w:t>
+      </w:r>
+      <w:r>
+        <w:rPr>
+          <w:rFonts w:hint="cs"/>
+          <w:cs/>
+        </w:rPr>
+        <w:t xml:space="preserve">เลือกเมนู </w:t>
+      </w:r>
+      <w:r>
+        <w:t xml:space="preserve">Organization </w:t>
+      </w:r>
+      <w:r>
+        <w:t>Role</w:t>
+      </w:r>
+    </w:p>
+    <w:p>
+      <w:pPr>
+        <w:rPr>
+          <w:rFonts w:hint="cs"/>
+        </w:rPr>
+      </w:pPr>
+      <w:r>
+        <w:drawing>
+          <wp:inline distT="0" distB="0" distL="0" distR="0" wp14:anchorId="07A082C9" wp14:editId="00725656">
+            <wp:extent cx="5731510" cy="3820795"/>
+            <wp:effectExtent l="0" t="0" r="2540" b="8255"/>
+            <wp:docPr id="927151697" name="Picture 1"/>
+            <wp:cNvGraphicFramePr>
+              <a:graphicFrameLocks xmlns:a="http://schemas.openxmlformats.org/drawingml/2006/main" noChangeAspect="1"/>
+            </wp:cNvGraphicFramePr>
+            <a:graphic xmlns:a="http://schemas.openxmlformats.org/drawingml/2006/main">
+              <a:graphicData uri="http://schemas.openxmlformats.org/drawingml/2006/picture">
+                <pic:pic xmlns:pic="http://schemas.openxmlformats.org/drawingml/2006/picture">
+                  <pic:nvPicPr>
+                    <pic:cNvPr id="927151697" name=""/>
+                    <pic:cNvPicPr/>
+                  </pic:nvPicPr>
+                  <pic:blipFill>
+                    <a:blip r:embed="rId14"/>
+                    <a:stretch>
+                      <a:fillRect/>
+                    </a:stretch>
+                  </pic:blipFill>
+                  <pic:spPr>
+                    <a:xfrm>
+                      <a:off x="0" y="0"/>
+                      <a:ext cx="5731510" cy="3820795"/>
+                    </a:xfrm>
+                    <a:prstGeom prst="rect">
+                      <a:avLst/>
+                    </a:prstGeom>
+                  </pic:spPr>
+                </pic:pic>
+              </a:graphicData>
+            </a:graphic>
+          </wp:inline>
+        </w:drawing>
+      </w:r>
+    </w:p>
+    <w:p>
+      <w:pPr>
+        <w:rPr>
+          <w:rFonts w:hint="cs"/>
+        </w:rPr>
+      </w:pPr>
+    </w:p>
+    <w:p>
+      <w:pPr>
+        <w:pStyle w:val="Heading3"/>
+      </w:pPr>
+      <w:r>
+        <w:rPr>
+          <w:rFonts w:hint="cs"/>
+          <w:cs/>
+        </w:rPr>
+        <w:t xml:space="preserve">การตั้งค่า </w:t>
+      </w:r>
+      <w:r>
         <w:rPr>
           <w:rFonts w:hint="cs"/>
         </w:rPr>
@@ -101,6 +1032,7 @@
           <w:rFonts w:hint="cs"/>
           <w:noProof/>
         </w:rPr>
+        <w:lastRenderedPageBreak/>
         <w:drawing>
           <wp:inline distT="0" distB="0" distL="0" distR="0" wp14:anchorId="50AA87B5" wp14:editId="448EEB5A">
             <wp:extent cx="5731510" cy="2503805"/>
@@ -119,7 +1051,7 @@
                     </pic:cNvPicPr>
                   </pic:nvPicPr>
                   <pic:blipFill>
-                    <a:blip r:embed="rId7" cstate="print">
+                    <a:blip r:embed="rId15" cstate="print">
                       <a:extLst>
                         <a:ext uri="{28A0092B-C50C-407E-A947-70E740481C1C}">
                           <a14:useLocalDpi xmlns:a14="http://schemas.microsoft.com/office/drawing/2010/main" val="0"/>
@@ -207,7 +1139,7 @@
                     </pic:cNvPicPr>
                   </pic:nvPicPr>
                   <pic:blipFill>
-                    <a:blip r:embed="rId8" cstate="print">
+                    <a:blip r:embed="rId16" cstate="print">
                       <a:extLst>
                         <a:ext uri="{28A0092B-C50C-407E-A947-70E740481C1C}">
                           <a14:useLocalDpi xmlns:a14="http://schemas.microsoft.com/office/drawing/2010/main" val="0"/>
@@ -241,23 +1173,14 @@
     </w:p>
     <w:p/>
     <w:p>
-      <w:r>
-        <w:rPr>
-          <w:rFonts w:hint="cs"/>
-        </w:rPr>
-        <w:br w:type="page"/>
-      </w:r>
-    </w:p>
-    <w:p>
-      <w:pPr>
-        <w:pStyle w:val="normalcontent"/>
-      </w:pPr>
-      <w:r>
-        <w:rPr>
-          <w:rFonts w:hint="cs"/>
-          <w:cs/>
-        </w:rPr>
-        <w:lastRenderedPageBreak/>
+      <w:pPr>
+        <w:pStyle w:val="normalcontent"/>
+      </w:pPr>
+      <w:r>
+        <w:rPr>
+          <w:rFonts w:hint="cs"/>
+          <w:cs/>
+        </w:rPr>
         <w:t>ตั้งค่า</w:t>
       </w:r>
       <w:r>
@@ -292,7 +1215,7 @@
                     <pic:cNvPicPr/>
                   </pic:nvPicPr>
                   <pic:blipFill>
-                    <a:blip r:embed="rId9"/>
+                    <a:blip r:embed="rId17"/>
                     <a:stretch>
                       <a:fillRect/>
                     </a:stretch>
@@ -326,6 +1249,7 @@
           <w:rFonts w:hint="cs"/>
           <w:cs/>
         </w:rPr>
+        <w:lastRenderedPageBreak/>
         <w:t xml:space="preserve">หาก </w:t>
       </w:r>
       <w:r>
@@ -387,7 +1311,7 @@
                     </pic:cNvPicPr>
                   </pic:nvPicPr>
                   <pic:blipFill>
-                    <a:blip r:embed="rId10" cstate="print">
+                    <a:blip r:embed="rId18" cstate="print">
                       <a:extLst>
                         <a:ext uri="{28A0092B-C50C-407E-A947-70E740481C1C}">
                           <a14:useLocalDpi xmlns:a14="http://schemas.microsoft.com/office/drawing/2010/main" val="0"/>
@@ -425,23 +1349,16 @@
           <w:cs/>
         </w:rPr>
       </w:pPr>
-      <w:r>
-        <w:rPr>
-          <w:cs/>
-        </w:rPr>
-        <w:br w:type="page"/>
-      </w:r>
-    </w:p>
-    <w:p>
-      <w:pPr>
-        <w:pStyle w:val="Heading2"/>
-      </w:pPr>
-      <w:r>
-        <w:rPr>
-          <w:rFonts w:hint="cs"/>
-          <w:cs/>
-        </w:rPr>
-        <w:lastRenderedPageBreak/>
+    </w:p>
+    <w:p>
+      <w:pPr>
+        <w:pStyle w:val="Heading3"/>
+      </w:pPr>
+      <w:r>
+        <w:rPr>
+          <w:rFonts w:hint="cs"/>
+          <w:cs/>
+        </w:rPr>
         <w:t xml:space="preserve">การเพิ่ม </w:t>
       </w:r>
       <w:r>
@@ -541,7 +1458,7 @@
                     </pic:cNvPicPr>
                   </pic:nvPicPr>
                   <pic:blipFill>
-                    <a:blip r:embed="rId11" cstate="print">
+                    <a:blip r:embed="rId19" cstate="print">
                       <a:extLst>
                         <a:ext uri="{28A0092B-C50C-407E-A947-70E740481C1C}">
                           <a14:useLocalDpi xmlns:a14="http://schemas.microsoft.com/office/drawing/2010/main" val="0"/>
@@ -594,6 +1511,7 @@
         <w:rPr>
           <w:noProof/>
         </w:rPr>
+        <w:lastRenderedPageBreak/>
         <w:drawing>
           <wp:inline distT="0" distB="0" distL="0" distR="0" wp14:anchorId="624E181B" wp14:editId="30548B17">
             <wp:extent cx="5731510" cy="2533650"/>
@@ -612,7 +1530,7 @@
                     </pic:cNvPicPr>
                   </pic:nvPicPr>
                   <pic:blipFill>
-                    <a:blip r:embed="rId12" cstate="print">
+                    <a:blip r:embed="rId20" cstate="print">
                       <a:extLst>
                         <a:ext uri="{28A0092B-C50C-407E-A947-70E740481C1C}">
                           <a14:useLocalDpi xmlns:a14="http://schemas.microsoft.com/office/drawing/2010/main" val="0"/>
@@ -645,21 +1563,16 @@
       </w:r>
     </w:p>
     <w:p/>
-    <w:p>
-      <w:r>
-        <w:br w:type="page"/>
-      </w:r>
-    </w:p>
-    <w:p>
-      <w:pPr>
-        <w:pStyle w:val="normalcontent"/>
-      </w:pPr>
-      <w:r>
-        <w:rPr>
-          <w:rFonts w:hint="cs"/>
-          <w:cs/>
-        </w:rPr>
-        <w:lastRenderedPageBreak/>
+    <w:p/>
+    <w:p>
+      <w:pPr>
+        <w:pStyle w:val="normalcontent"/>
+      </w:pPr>
+      <w:r>
+        <w:rPr>
+          <w:rFonts w:hint="cs"/>
+          <w:cs/>
+        </w:rPr>
         <w:t xml:space="preserve">กรอกข้อมูล </w:t>
       </w:r>
       <w:r>
@@ -700,7 +1613,7 @@
                     <pic:cNvPicPr/>
                   </pic:nvPicPr>
                   <pic:blipFill>
-                    <a:blip r:embed="rId13"/>
+                    <a:blip r:embed="rId21"/>
                     <a:stretch>
                       <a:fillRect/>
                     </a:stretch>
@@ -726,101 +1639,98 @@
         <w:spacing w:after="160" w:line="278" w:lineRule="auto"/>
         <w:jc w:val="left"/>
       </w:pPr>
-      <w:r>
-        <w:br w:type="page"/>
-      </w:r>
-    </w:p>
-    <w:p>
-      <w:pPr>
-        <w:pStyle w:val="Heading2"/>
-      </w:pPr>
-      <w:r>
-        <w:rPr>
-          <w:rFonts w:hint="cs"/>
-          <w:cs/>
+    </w:p>
+    <w:p>
+      <w:pPr>
+        <w:pStyle w:val="Heading3"/>
+      </w:pPr>
+      <w:r>
+        <w:rPr>
+          <w:rFonts w:hint="cs"/>
+          <w:cs/>
+        </w:rPr>
+        <w:t xml:space="preserve">การเพิ่ม </w:t>
+      </w:r>
+      <w:r>
+        <w:t xml:space="preserve">User </w:t>
+      </w:r>
+      <w:r>
+        <w:rPr>
+          <w:rFonts w:hint="cs"/>
+          <w:cs/>
+        </w:rPr>
+        <w:t xml:space="preserve">จากไฟล์ </w:t>
+      </w:r>
+      <w:r>
+        <w:t>Excel</w:t>
+      </w:r>
+    </w:p>
+    <w:p>
+      <w:pPr>
+        <w:pStyle w:val="normalcontent"/>
+      </w:pPr>
+      <w:r>
+        <w:rPr>
+          <w:rFonts w:hint="cs"/>
+          <w:cs/>
+        </w:rPr>
+        <w:t>คลิกที่เมนู</w:t>
+      </w:r>
+      <w:r>
+        <w:rPr>
+          <w:rFonts w:hint="cs"/>
+        </w:rPr>
+        <w:t xml:space="preserve"> Admin </w:t>
+      </w:r>
+      <w:r>
+        <w:rPr>
+          <w:rFonts w:hint="cs"/>
+          <w:cs/>
+        </w:rPr>
+        <w:t>มุมขวาบนของจอ</w:t>
+      </w:r>
+      <w:r>
+        <w:rPr>
+          <w:rFonts w:hint="cs"/>
+        </w:rPr>
+        <w:t xml:space="preserve"> </w:t>
+      </w:r>
+      <w:r>
+        <w:rPr>
+          <w:rFonts w:hint="cs"/>
+          <w:cs/>
+        </w:rPr>
+        <w:t xml:space="preserve">และไปที่ </w:t>
+      </w:r>
+      <w:r>
+        <w:t xml:space="preserve">Users &amp; </w:t>
+      </w:r>
+      <w:r>
+        <w:t>Permission</w:t>
+      </w:r>
+      <w:r>
+        <w:rPr>
+          <w:rFonts w:hint="cs"/>
+        </w:rPr>
+        <w:t xml:space="preserve"> </w:t>
+      </w:r>
+      <w:r>
+        <w:rPr>
+          <w:rFonts w:hint="cs"/>
+          <w:cs/>
+        </w:rPr>
+        <w:t xml:space="preserve">เลือกเมนู </w:t>
+      </w:r>
+      <w:r>
+        <w:t>Users</w:t>
+      </w:r>
+    </w:p>
+    <w:p>
+      <w:r>
+        <w:rPr>
+          <w:noProof/>
         </w:rPr>
         <w:lastRenderedPageBreak/>
-        <w:t xml:space="preserve">การเพิ่ม </w:t>
-      </w:r>
-      <w:r>
-        <w:t xml:space="preserve">User </w:t>
-      </w:r>
-      <w:r>
-        <w:rPr>
-          <w:rFonts w:hint="cs"/>
-          <w:cs/>
-        </w:rPr>
-        <w:t xml:space="preserve">จากไฟล์ </w:t>
-      </w:r>
-      <w:r>
-        <w:t>Excel</w:t>
-      </w:r>
-    </w:p>
-    <w:p>
-      <w:pPr>
-        <w:pStyle w:val="normalcontent"/>
-      </w:pPr>
-      <w:r>
-        <w:rPr>
-          <w:rFonts w:hint="cs"/>
-          <w:cs/>
-        </w:rPr>
-        <w:t>คลิกที่เมนู</w:t>
-      </w:r>
-      <w:r>
-        <w:rPr>
-          <w:rFonts w:hint="cs"/>
-        </w:rPr>
-        <w:t xml:space="preserve"> Admin </w:t>
-      </w:r>
-      <w:r>
-        <w:rPr>
-          <w:rFonts w:hint="cs"/>
-          <w:cs/>
-        </w:rPr>
-        <w:t>มุมขวาบนของจอ</w:t>
-      </w:r>
-      <w:r>
-        <w:rPr>
-          <w:rFonts w:hint="cs"/>
-        </w:rPr>
-        <w:t xml:space="preserve"> </w:t>
-      </w:r>
-      <w:r>
-        <w:rPr>
-          <w:rFonts w:hint="cs"/>
-          <w:cs/>
-        </w:rPr>
-        <w:t xml:space="preserve">และไปที่ </w:t>
-      </w:r>
-      <w:r>
-        <w:t xml:space="preserve">Users &amp; </w:t>
-      </w:r>
-      <w:r>
-        <w:t>Permission</w:t>
-      </w:r>
-      <w:r>
-        <w:rPr>
-          <w:rFonts w:hint="cs"/>
-        </w:rPr>
-        <w:t xml:space="preserve"> </w:t>
-      </w:r>
-      <w:r>
-        <w:rPr>
-          <w:rFonts w:hint="cs"/>
-          <w:cs/>
-        </w:rPr>
-        <w:t xml:space="preserve">เลือกเมนู </w:t>
-      </w:r>
-      <w:r>
-        <w:t>Users</w:t>
-      </w:r>
-    </w:p>
-    <w:p>
-      <w:r>
-        <w:rPr>
-          <w:noProof/>
-        </w:rPr>
         <w:drawing>
           <wp:inline distT="0" distB="0" distL="0" distR="0" wp14:anchorId="5125F06E" wp14:editId="3785996F">
             <wp:extent cx="5731510" cy="2528570"/>
@@ -839,7 +1749,7 @@
                     </pic:cNvPicPr>
                   </pic:nvPicPr>
                   <pic:blipFill>
-                    <a:blip r:embed="rId11" cstate="print">
+                    <a:blip r:embed="rId19" cstate="print">
                       <a:extLst>
                         <a:ext uri="{28A0092B-C50C-407E-A947-70E740481C1C}">
                           <a14:useLocalDpi xmlns:a14="http://schemas.microsoft.com/office/drawing/2010/main" val="0"/>
@@ -930,7 +1840,7 @@
                     </pic:cNvPicPr>
                   </pic:nvPicPr>
                   <pic:blipFill>
-                    <a:blip r:embed="rId14" cstate="print">
+                    <a:blip r:embed="rId22" cstate="print">
                       <a:extLst>
                         <a:ext uri="{28A0092B-C50C-407E-A947-70E740481C1C}">
                           <a14:useLocalDpi xmlns:a14="http://schemas.microsoft.com/office/drawing/2010/main" val="0"/>
@@ -967,113 +1877,110 @@
         <w:spacing w:after="160" w:line="278" w:lineRule="auto"/>
         <w:jc w:val="left"/>
       </w:pPr>
-      <w:r>
-        <w:br w:type="page"/>
-      </w:r>
-    </w:p>
-    <w:p>
-      <w:pPr>
-        <w:pStyle w:val="normalcontent"/>
-      </w:pPr>
-      <w:r>
-        <w:rPr>
-          <w:rFonts w:hint="cs"/>
-          <w:cs/>
+    </w:p>
+    <w:p>
+      <w:pPr>
+        <w:pStyle w:val="normalcontent"/>
+      </w:pPr>
+      <w:r>
+        <w:rPr>
+          <w:rFonts w:hint="cs"/>
+          <w:cs/>
+        </w:rPr>
+        <w:t xml:space="preserve">หลังเลือก </w:t>
+      </w:r>
+      <w:r>
+        <w:t>Import Users</w:t>
+      </w:r>
+      <w:r>
+        <w:rPr>
+          <w:rFonts w:hint="cs"/>
+          <w:cs/>
+        </w:rPr>
+        <w:t xml:space="preserve"> จะแสดงหน้าเพจให้เลือกไฟล์ข้อมูล หากต้องการไฟล์ </w:t>
+      </w:r>
+      <w:r>
+        <w:t xml:space="preserve">Template </w:t>
+      </w:r>
+      <w:r>
+        <w:rPr>
+          <w:rFonts w:hint="cs"/>
+          <w:cs/>
+        </w:rPr>
+        <w:t xml:space="preserve">สามารถคลิกที่ </w:t>
+      </w:r>
+      <w:r>
+        <w:t xml:space="preserve">sample file </w:t>
+      </w:r>
+      <w:r>
+        <w:rPr>
+          <w:rFonts w:hint="cs"/>
+          <w:cs/>
+        </w:rPr>
+        <w:t>เพื่อ</w:t>
+      </w:r>
+      <w:r>
+        <w:t xml:space="preserve"> Download</w:t>
+      </w:r>
+      <w:r>
+        <w:rPr>
+          <w:rFonts w:hint="cs"/>
+          <w:cs/>
+        </w:rPr>
+        <w:t xml:space="preserve"> </w:t>
+      </w:r>
+      <w:r>
+        <w:t>Template</w:t>
+      </w:r>
+      <w:r>
+        <w:rPr>
+          <w:rFonts w:hint="cs"/>
+          <w:cs/>
+        </w:rPr>
+        <w:t xml:space="preserve"> ได้</w:t>
+      </w:r>
+    </w:p>
+    <w:p>
+      <w:pPr>
+        <w:pStyle w:val="normalcontent"/>
+      </w:pPr>
+      <w:r>
+        <w:rPr>
+          <w:rFonts w:hint="cs"/>
+          <w:cs/>
+        </w:rPr>
+        <w:t xml:space="preserve">ไฟล์ที่รองรับในการ </w:t>
+      </w:r>
+      <w:r>
+        <w:t xml:space="preserve">Import </w:t>
+      </w:r>
+      <w:r>
+        <w:rPr>
+          <w:rFonts w:hint="cs"/>
+          <w:cs/>
+        </w:rPr>
+        <w:t>.</w:t>
+      </w:r>
+      <w:r>
+        <w:t xml:space="preserve">XLS, .XLSX, .CSV </w:t>
+      </w:r>
+      <w:r>
+        <w:rPr>
+          <w:rFonts w:hint="cs"/>
+          <w:cs/>
+        </w:rPr>
+        <w:t xml:space="preserve">ทำการเลือกไฟล์ และคลิก </w:t>
+      </w:r>
+      <w:r>
+        <w:t>Next</w:t>
+      </w:r>
+    </w:p>
+    <w:p>
+      <w:r>
+        <w:rPr>
+          <w:noProof/>
         </w:rPr>
         <w:lastRenderedPageBreak/>
-        <w:t xml:space="preserve">หลังเลือก </w:t>
-      </w:r>
-      <w:r>
-        <w:t>Import Users</w:t>
-      </w:r>
-      <w:r>
-        <w:rPr>
-          <w:rFonts w:hint="cs"/>
-          <w:cs/>
-        </w:rPr>
-        <w:t xml:space="preserve"> จะแสดงหน้าเพจให้เลือกไฟล์ข้อมูล หากต้องการไฟล์ </w:t>
-      </w:r>
-      <w:r>
-        <w:t xml:space="preserve">Template </w:t>
-      </w:r>
-      <w:r>
-        <w:rPr>
-          <w:rFonts w:hint="cs"/>
-          <w:cs/>
-        </w:rPr>
-        <w:t xml:space="preserve">สามารถคลิกที่ </w:t>
-      </w:r>
-      <w:r>
-        <w:t xml:space="preserve">sample file </w:t>
-      </w:r>
-      <w:r>
-        <w:rPr>
-          <w:rFonts w:hint="cs"/>
-          <w:cs/>
-        </w:rPr>
-        <w:t>เพื่อ</w:t>
-      </w:r>
-      <w:r>
-        <w:t xml:space="preserve"> Download</w:t>
-      </w:r>
-      <w:r>
-        <w:rPr>
-          <w:rFonts w:hint="cs"/>
-          <w:cs/>
-        </w:rPr>
-        <w:t xml:space="preserve"> </w:t>
-      </w:r>
-      <w:r>
-        <w:t>Template</w:t>
-      </w:r>
-      <w:r>
-        <w:rPr>
-          <w:rFonts w:hint="cs"/>
-          <w:cs/>
-        </w:rPr>
-        <w:t xml:space="preserve"> ได้</w:t>
-      </w:r>
-    </w:p>
-    <w:p>
-      <w:pPr>
-        <w:pStyle w:val="normalcontent"/>
-      </w:pPr>
-      <w:r>
-        <w:rPr>
-          <w:rFonts w:hint="cs"/>
-          <w:cs/>
-        </w:rPr>
-        <w:t xml:space="preserve">ไฟล์ที่รองรับในการ </w:t>
-      </w:r>
-      <w:r>
-        <w:t xml:space="preserve">Import </w:t>
-      </w:r>
-      <w:r>
-        <w:rPr>
-          <w:rFonts w:hint="cs"/>
-          <w:cs/>
-        </w:rPr>
-        <w:t>.</w:t>
-      </w:r>
-      <w:r>
-        <w:t xml:space="preserve">XLS, .XLSX, .CSV </w:t>
-      </w:r>
-      <w:r>
-        <w:rPr>
-          <w:rFonts w:hint="cs"/>
-          <w:cs/>
-        </w:rPr>
-        <w:t xml:space="preserve">ทำการเลือกไฟล์ และคลิก </w:t>
-      </w:r>
-      <w:r>
-        <w:t>Next</w:t>
-      </w:r>
-    </w:p>
-    <w:p>
-      <w:r>
-        <w:rPr>
-          <w:noProof/>
-        </w:rPr>
         <w:drawing>
           <wp:inline distT="0" distB="0" distL="0" distR="0" wp14:anchorId="205B5449" wp14:editId="4FED4A1C">
             <wp:extent cx="5731510" cy="3316605"/>
@@ -1090,7 +1997,7 @@
                     <pic:cNvPicPr/>
                   </pic:nvPicPr>
                   <pic:blipFill>
-                    <a:blip r:embed="rId15"/>
+                    <a:blip r:embed="rId23"/>
                     <a:stretch>
                       <a:fillRect/>
                     </a:stretch>
@@ -1164,7 +2071,7 @@
                     <pic:cNvPicPr/>
                   </pic:nvPicPr>
                   <pic:blipFill>
-                    <a:blip r:embed="rId16"/>
+                    <a:blip r:embed="rId24"/>
                     <a:stretch>
                       <a:fillRect/>
                     </a:stretch>
@@ -1190,38 +2097,35 @@
         <w:spacing w:after="160" w:line="278" w:lineRule="auto"/>
         <w:jc w:val="left"/>
       </w:pPr>
-      <w:r>
-        <w:br w:type="page"/>
-      </w:r>
-    </w:p>
-    <w:p>
-      <w:r>
-        <w:rPr>
-          <w:rFonts w:hint="cs"/>
-          <w:cs/>
+    </w:p>
+    <w:p>
+      <w:r>
+        <w:rPr>
+          <w:rFonts w:hint="cs"/>
+          <w:cs/>
+        </w:rPr>
+        <w:t xml:space="preserve">หาก </w:t>
+      </w:r>
+      <w:r>
+        <w:t xml:space="preserve">Import </w:t>
+      </w:r>
+      <w:r>
+        <w:rPr>
+          <w:rFonts w:hint="cs"/>
+          <w:cs/>
+        </w:rPr>
+        <w:t xml:space="preserve">ข้อมูลสำเร็จจะมีแจ้งเตือน </w:t>
+      </w:r>
+      <w:r>
+        <w:t>Successfully Imported</w:t>
+      </w:r>
+    </w:p>
+    <w:p>
+      <w:r>
+        <w:rPr>
+          <w:noProof/>
         </w:rPr>
         <w:lastRenderedPageBreak/>
-        <w:t xml:space="preserve">หาก </w:t>
-      </w:r>
-      <w:r>
-        <w:t xml:space="preserve">Import </w:t>
-      </w:r>
-      <w:r>
-        <w:rPr>
-          <w:rFonts w:hint="cs"/>
-          <w:cs/>
-        </w:rPr>
-        <w:t xml:space="preserve">ข้อมูลสำเร็จจะมีแจ้งเตือน </w:t>
-      </w:r>
-      <w:r>
-        <w:t>Successfully Imported</w:t>
-      </w:r>
-    </w:p>
-    <w:p>
-      <w:r>
-        <w:rPr>
-          <w:noProof/>
-        </w:rPr>
         <w:drawing>
           <wp:inline distT="0" distB="0" distL="0" distR="0" wp14:anchorId="6AF0AE5E" wp14:editId="3546A2C7">
             <wp:extent cx="5731510" cy="3410585"/>
@@ -1238,7 +2142,7 @@
                     <pic:cNvPicPr/>
                   </pic:nvPicPr>
                   <pic:blipFill>
-                    <a:blip r:embed="rId17"/>
+                    <a:blip r:embed="rId25"/>
                     <a:stretch>
                       <a:fillRect/>
                     </a:stretch>
@@ -1325,7 +2229,7 @@
                     <pic:cNvPicPr/>
                   </pic:nvPicPr>
                   <pic:blipFill>
-                    <a:blip r:embed="rId18"/>
+                    <a:blip r:embed="rId26"/>
                     <a:stretch>
                       <a:fillRect/>
                     </a:stretch>
@@ -1354,104 +2258,98 @@
           <w:cs/>
         </w:rPr>
       </w:pPr>
-      <w:r>
-        <w:rPr>
-          <w:cs/>
-        </w:rPr>
-        <w:br w:type="page"/>
-      </w:r>
-    </w:p>
-    <w:p>
-      <w:pPr>
-        <w:pStyle w:val="Heading2"/>
-      </w:pPr>
-      <w:r>
-        <w:rPr>
-          <w:rFonts w:hint="cs"/>
-          <w:cs/>
+    </w:p>
+    <w:p>
+      <w:pPr>
+        <w:pStyle w:val="Heading3"/>
+      </w:pPr>
+      <w:r>
+        <w:rPr>
+          <w:rFonts w:hint="cs"/>
+          <w:cs/>
+        </w:rPr>
+        <w:t xml:space="preserve">การเพิ่ม </w:t>
+      </w:r>
+      <w:r>
+        <w:t xml:space="preserve">User </w:t>
+      </w:r>
+      <w:r>
+        <w:rPr>
+          <w:rFonts w:hint="cs"/>
+          <w:cs/>
+        </w:rPr>
+        <w:t xml:space="preserve">จาก </w:t>
+      </w:r>
+      <w:r>
+        <w:t>Active Directory</w:t>
+      </w:r>
+    </w:p>
+    <w:p>
+      <w:pPr>
+        <w:pStyle w:val="normalcontent"/>
+      </w:pPr>
+      <w:r>
+        <w:rPr>
+          <w:rFonts w:hint="cs"/>
+          <w:cs/>
+        </w:rPr>
+        <w:t>คลิกที่เมนู</w:t>
+      </w:r>
+      <w:r>
+        <w:rPr>
+          <w:rFonts w:hint="cs"/>
+        </w:rPr>
+        <w:t xml:space="preserve"> Admin </w:t>
+      </w:r>
+      <w:r>
+        <w:rPr>
+          <w:rFonts w:hint="cs"/>
+          <w:cs/>
+        </w:rPr>
+        <w:t>มุมขวาบนของจอ</w:t>
+      </w:r>
+      <w:r>
+        <w:rPr>
+          <w:rFonts w:hint="cs"/>
+        </w:rPr>
+        <w:t xml:space="preserve"> </w:t>
+      </w:r>
+      <w:r>
+        <w:rPr>
+          <w:rFonts w:hint="cs"/>
+          <w:cs/>
+        </w:rPr>
+        <w:t xml:space="preserve">และไปที่ </w:t>
+      </w:r>
+      <w:r>
+        <w:t xml:space="preserve">Users &amp; </w:t>
+      </w:r>
+      <w:r>
+        <w:t>Permission</w:t>
+      </w:r>
+      <w:r>
+        <w:rPr>
+          <w:rFonts w:hint="cs"/>
+        </w:rPr>
+        <w:t xml:space="preserve"> </w:t>
+      </w:r>
+      <w:r>
+        <w:rPr>
+          <w:rFonts w:hint="cs"/>
+          <w:cs/>
+        </w:rPr>
+        <w:t xml:space="preserve">เลือกเมนู </w:t>
+      </w:r>
+      <w:r>
+        <w:t>Users</w:t>
+      </w:r>
+    </w:p>
+    <w:p>
+      <w:r>
+        <w:rPr>
+          <w:noProof/>
         </w:rPr>
         <w:lastRenderedPageBreak/>
-        <w:t xml:space="preserve">การเพิ่ม </w:t>
-      </w:r>
-      <w:r>
-        <w:t xml:space="preserve">User </w:t>
-      </w:r>
-      <w:r>
-        <w:rPr>
-          <w:rFonts w:hint="cs"/>
-          <w:cs/>
-        </w:rPr>
-        <w:t xml:space="preserve">จาก </w:t>
-      </w:r>
-      <w:r>
-        <w:t>Active Directory</w:t>
-      </w:r>
-    </w:p>
-    <w:p>
-      <w:pPr>
-        <w:pStyle w:val="normalcontent"/>
-      </w:pPr>
-      <w:r>
-        <w:rPr>
-          <w:rFonts w:hint="cs"/>
-          <w:cs/>
-        </w:rPr>
-        <w:t>คลิกที่เมนู</w:t>
-      </w:r>
-      <w:r>
-        <w:rPr>
-          <w:rFonts w:hint="cs"/>
-        </w:rPr>
-        <w:t xml:space="preserve"> Admin </w:t>
-      </w:r>
-      <w:r>
-        <w:rPr>
-          <w:rFonts w:hint="cs"/>
-          <w:cs/>
-        </w:rPr>
-        <w:t>มุมขวาบนของจอ</w:t>
-      </w:r>
-      <w:r>
-        <w:rPr>
-          <w:rFonts w:hint="cs"/>
-        </w:rPr>
-        <w:t xml:space="preserve"> </w:t>
-      </w:r>
-      <w:r>
-        <w:rPr>
-          <w:rFonts w:hint="cs"/>
-          <w:cs/>
-        </w:rPr>
-        <w:t xml:space="preserve">และไปที่ </w:t>
-      </w:r>
-      <w:r>
-        <w:t xml:space="preserve">Users &amp; </w:t>
-      </w:r>
-      <w:r>
-        <w:t>Permission</w:t>
-      </w:r>
-      <w:r>
-        <w:rPr>
-          <w:rFonts w:hint="cs"/>
-        </w:rPr>
-        <w:t xml:space="preserve"> </w:t>
-      </w:r>
-      <w:r>
-        <w:rPr>
-          <w:rFonts w:hint="cs"/>
-          <w:cs/>
-        </w:rPr>
-        <w:t xml:space="preserve">เลือกเมนู </w:t>
-      </w:r>
-      <w:r>
-        <w:t>Users</w:t>
-      </w:r>
-    </w:p>
-    <w:p>
-      <w:r>
-        <w:rPr>
-          <w:noProof/>
-        </w:rPr>
         <w:drawing>
           <wp:inline distT="0" distB="0" distL="0" distR="0" wp14:anchorId="3C3031C7" wp14:editId="1FF281C0">
             <wp:extent cx="5731510" cy="2528570"/>
@@ -1470,7 +2368,7 @@
                     </pic:cNvPicPr>
                   </pic:nvPicPr>
                   <pic:blipFill>
-                    <a:blip r:embed="rId11" cstate="print">
+                    <a:blip r:embed="rId19" cstate="print">
                       <a:extLst>
                         <a:ext uri="{28A0092B-C50C-407E-A947-70E740481C1C}">
                           <a14:useLocalDpi xmlns:a14="http://schemas.microsoft.com/office/drawing/2010/main" val="0"/>
@@ -1541,7 +2439,7 @@
                     </pic:cNvPicPr>
                   </pic:nvPicPr>
                   <pic:blipFill>
-                    <a:blip r:embed="rId19" cstate="print">
+                    <a:blip r:embed="rId27" cstate="print">
                       <a:extLst>
                         <a:ext uri="{28A0092B-C50C-407E-A947-70E740481C1C}">
                           <a14:useLocalDpi xmlns:a14="http://schemas.microsoft.com/office/drawing/2010/main" val="0"/>
@@ -1581,64 +2479,58 @@
           <w:cs/>
         </w:rPr>
       </w:pPr>
-      <w:r>
-        <w:rPr>
-          <w:cs/>
-        </w:rPr>
-        <w:br w:type="page"/>
-      </w:r>
-    </w:p>
-    <w:p>
-      <w:pPr>
-        <w:pStyle w:val="normalcontent"/>
-      </w:pPr>
-      <w:r>
-        <w:rPr>
-          <w:rFonts w:hint="cs"/>
-          <w:cs/>
+    </w:p>
+    <w:p>
+      <w:pPr>
+        <w:pStyle w:val="normalcontent"/>
+      </w:pPr>
+      <w:r>
+        <w:rPr>
+          <w:rFonts w:hint="cs"/>
+          <w:cs/>
+        </w:rPr>
+        <w:t xml:space="preserve">หลังจากเลือกเมนู </w:t>
+      </w:r>
+      <w:r>
+        <w:t>Import from AD</w:t>
+      </w:r>
+      <w:r>
+        <w:rPr>
+          <w:rFonts w:hint="cs"/>
+          <w:cs/>
+        </w:rPr>
+        <w:t xml:space="preserve"> จะแสดงหน้าเพจให้กรอกข้อมูล </w:t>
+      </w:r>
+      <w:r>
+        <w:t xml:space="preserve">Active Directory </w:t>
+      </w:r>
+      <w:r>
+        <w:rPr>
+          <w:rFonts w:hint="cs"/>
+          <w:cs/>
+        </w:rPr>
+        <w:t xml:space="preserve">ที่ต้องการ </w:t>
+      </w:r>
+      <w:r>
+        <w:t xml:space="preserve">Import User </w:t>
+      </w:r>
+      <w:r>
+        <w:rPr>
+          <w:rFonts w:hint="cs"/>
+          <w:cs/>
+        </w:rPr>
+        <w:t xml:space="preserve">หลังกรอกข้อมูลเสร็จคลิก </w:t>
+      </w:r>
+      <w:r>
+        <w:t>Next</w:t>
+      </w:r>
+    </w:p>
+    <w:p>
+      <w:r>
+        <w:rPr>
+          <w:noProof/>
         </w:rPr>
         <w:lastRenderedPageBreak/>
-        <w:t xml:space="preserve">หลังจากเลือกเมนู </w:t>
-      </w:r>
-      <w:r>
-        <w:t>Import from AD</w:t>
-      </w:r>
-      <w:r>
-        <w:rPr>
-          <w:rFonts w:hint="cs"/>
-          <w:cs/>
-        </w:rPr>
-        <w:t xml:space="preserve"> จะแสดงหน้าเพจให้กรอกข้อมูล </w:t>
-      </w:r>
-      <w:r>
-        <w:t xml:space="preserve">Active Directory </w:t>
-      </w:r>
-      <w:r>
-        <w:rPr>
-          <w:rFonts w:hint="cs"/>
-          <w:cs/>
-        </w:rPr>
-        <w:t xml:space="preserve">ที่ต้องการ </w:t>
-      </w:r>
-      <w:r>
-        <w:t xml:space="preserve">Import User </w:t>
-      </w:r>
-      <w:r>
-        <w:rPr>
-          <w:rFonts w:hint="cs"/>
-          <w:cs/>
-        </w:rPr>
-        <w:t xml:space="preserve">หลังกรอกข้อมูลเสร็จคลิก </w:t>
-      </w:r>
-      <w:r>
-        <w:t>Next</w:t>
-      </w:r>
-    </w:p>
-    <w:p>
-      <w:r>
-        <w:rPr>
-          <w:noProof/>
-        </w:rPr>
         <w:drawing>
           <wp:inline distT="0" distB="0" distL="0" distR="0" wp14:anchorId="551B3B8B" wp14:editId="54A75701">
             <wp:extent cx="5731510" cy="4123690"/>
@@ -1655,7 +2547,7 @@
                     <pic:cNvPicPr/>
                   </pic:nvPicPr>
                   <pic:blipFill>
-                    <a:blip r:embed="rId20"/>
+                    <a:blip r:embed="rId28"/>
                     <a:stretch>
                       <a:fillRect/>
                     </a:stretch>
@@ -1748,7 +2640,7 @@
                     <pic:cNvPicPr/>
                   </pic:nvPicPr>
                   <pic:blipFill>
-                    <a:blip r:embed="rId21"/>
+                    <a:blip r:embed="rId29"/>
                     <a:stretch>
                       <a:fillRect/>
                     </a:stretch>
@@ -1771,7 +2663,7 @@
     </w:p>
     <w:p>
       <w:pPr>
-        <w:pStyle w:val="Heading2"/>
+        <w:pStyle w:val="Heading3"/>
       </w:pPr>
       <w:r>
         <w:rPr>
@@ -1869,7 +2761,7 @@
                     </pic:cNvPicPr>
                   </pic:nvPicPr>
                   <pic:blipFill>
-                    <a:blip r:embed="rId22" cstate="print">
+                    <a:blip r:embed="rId30" cstate="print">
                       <a:extLst>
                         <a:ext uri="{28A0092B-C50C-407E-A947-70E740481C1C}">
                           <a14:useLocalDpi xmlns:a14="http://schemas.microsoft.com/office/drawing/2010/main" val="0"/>
@@ -2067,7 +2959,7 @@
                     </pic:cNvPicPr>
                   </pic:nvPicPr>
                   <pic:blipFill>
-                    <a:blip r:embed="rId23" cstate="print">
+                    <a:blip r:embed="rId31" cstate="print">
                       <a:extLst>
                         <a:ext uri="{28A0092B-C50C-407E-A947-70E740481C1C}">
                           <a14:useLocalDpi xmlns:a14="http://schemas.microsoft.com/office/drawing/2010/main" val="0"/>
@@ -2104,20 +2996,16 @@
         <w:spacing w:after="160" w:line="278" w:lineRule="auto"/>
         <w:jc w:val="left"/>
       </w:pPr>
-      <w:r>
-        <w:br w:type="page"/>
-      </w:r>
-    </w:p>
-    <w:p>
-      <w:pPr>
-        <w:pStyle w:val="Heading2"/>
-      </w:pPr>
-      <w:r>
-        <w:rPr>
-          <w:rFonts w:hint="cs"/>
-          <w:cs/>
-        </w:rPr>
-        <w:lastRenderedPageBreak/>
+    </w:p>
+    <w:p>
+      <w:pPr>
+        <w:pStyle w:val="Heading3"/>
+      </w:pPr>
+      <w:r>
+        <w:rPr>
+          <w:rFonts w:hint="cs"/>
+          <w:cs/>
+        </w:rPr>
         <w:t xml:space="preserve">การตรวจสอบ </w:t>
       </w:r>
       <w:r>
@@ -2158,6 +3046,7 @@
         <w:rPr>
           <w:noProof/>
         </w:rPr>
+        <w:lastRenderedPageBreak/>
         <w:drawing>
           <wp:inline distT="0" distB="0" distL="0" distR="0" wp14:anchorId="6782DA3A" wp14:editId="393AA162">
             <wp:extent cx="5731510" cy="2539365"/>
@@ -2176,7 +3065,7 @@
                     </pic:cNvPicPr>
                   </pic:nvPicPr>
                   <pic:blipFill>
-                    <a:blip r:embed="rId24" cstate="print">
+                    <a:blip r:embed="rId32" cstate="print">
                       <a:extLst>
                         <a:ext uri="{28A0092B-C50C-407E-A947-70E740481C1C}">
                           <a14:useLocalDpi xmlns:a14="http://schemas.microsoft.com/office/drawing/2010/main" val="0"/>
@@ -2268,7 +3157,7 @@
                     <pic:cNvPicPr/>
                   </pic:nvPicPr>
                   <pic:blipFill>
-                    <a:blip r:embed="rId25"/>
+                    <a:blip r:embed="rId33"/>
                     <a:stretch>
                       <a:fillRect/>
                     </a:stretch>
@@ -2291,11 +3180,43 @@
     </w:p>
     <w:p>
       <w:pPr>
-        <w:spacing w:after="160" w:line="278" w:lineRule="auto"/>
-        <w:jc w:val="left"/>
-      </w:pPr>
-      <w:r>
-        <w:br w:type="page"/>
+        <w:pStyle w:val="Heading2"/>
+      </w:pPr>
+      <w:r>
+        <w:rPr>
+          <w:rFonts w:hint="cs"/>
+          <w:cs/>
+        </w:rPr>
+        <w:t xml:space="preserve">การใช้งานแบบ </w:t>
+      </w:r>
+      <w:r>
+        <w:t>User</w:t>
+      </w:r>
+    </w:p>
+    <w:p>
+      <w:pPr>
+        <w:pStyle w:val="Heading3"/>
+        <w:rPr>
+          <w:rFonts w:hint="cs"/>
+          <w:cs/>
+        </w:rPr>
+      </w:pPr>
+      <w:r>
+        <w:rPr>
+          <w:rFonts w:hint="cs"/>
+          <w:cs/>
+        </w:rPr>
+        <w:t xml:space="preserve">การ </w:t>
+      </w:r>
+      <w:r>
+        <w:t xml:space="preserve">Login </w:t>
+      </w:r>
+      <w:r>
+        <w:rPr>
+          <w:rFonts w:hint="cs"/>
+          <w:cs/>
+        </w:rPr>
+        <w:t>เข้าใช้งาน</w:t>
       </w:r>
     </w:p>
     <w:p>
@@ -2307,7 +3228,6 @@
           <w:rFonts w:hint="cs"/>
           <w:cs/>
         </w:rPr>
-        <w:lastRenderedPageBreak/>
         <w:t xml:space="preserve">การแก้ไขปัญหา </w:t>
       </w:r>
       <w:r>
@@ -2485,6 +3405,7 @@
           <w:rFonts w:hint="cs"/>
           <w:cs/>
         </w:rPr>
+        <w:lastRenderedPageBreak/>
         <w:t xml:space="preserve">การ </w:t>
       </w:r>
       <w:r>
@@ -2503,15 +3424,7 @@
         <w:pStyle w:val="normalcontent"/>
       </w:pPr>
       <w:r>
-        <w:t xml:space="preserve">Stop Service </w:t>
-      </w:r>
-      <w:proofErr w:type="spellStart"/>
-      <w:r>
-        <w:t>Service</w:t>
-      </w:r>
-      <w:proofErr w:type="spellEnd"/>
-      <w:r>
-        <w:t xml:space="preserve"> Desk Plus</w:t>
+        <w:t>Stop Service Service Desk Plus</w:t>
       </w:r>
     </w:p>
     <w:p>
@@ -2619,7 +3532,7 @@
                     <pic:cNvPicPr/>
                   </pic:nvPicPr>
                   <pic:blipFill>
-                    <a:blip r:embed="rId26"/>
+                    <a:blip r:embed="rId34"/>
                     <a:stretch>
                       <a:fillRect/>
                     </a:stretch>
@@ -2690,7 +3603,7 @@
                     <pic:cNvPicPr/>
                   </pic:nvPicPr>
                   <pic:blipFill>
-                    <a:blip r:embed="rId27"/>
+                    <a:blip r:embed="rId35"/>
                     <a:stretch>
                       <a:fillRect/>
                     </a:stretch>
@@ -2725,7 +3638,6 @@
           <w:rFonts w:hint="cs"/>
           <w:cs/>
         </w:rPr>
-        <w:lastRenderedPageBreak/>
         <w:t xml:space="preserve">ใส่รหัส </w:t>
       </w:r>
       <w:r>
@@ -2756,7 +3668,7 @@
                     <pic:cNvPicPr/>
                   </pic:nvPicPr>
                   <pic:blipFill>
-                    <a:blip r:embed="rId28"/>
+                    <a:blip r:embed="rId36"/>
                     <a:stretch>
                       <a:fillRect/>
                     </a:stretch>
@@ -2813,6 +3725,7 @@
           <w:noProof/>
           <w:cs/>
         </w:rPr>
+        <w:lastRenderedPageBreak/>
         <w:drawing>
           <wp:inline distT="0" distB="0" distL="0" distR="0" wp14:anchorId="224C4BF3" wp14:editId="30E2091C">
             <wp:extent cx="3364301" cy="1371600"/>
@@ -2829,7 +3742,7 @@
                     <pic:cNvPicPr/>
                   </pic:nvPicPr>
                   <pic:blipFill>
-                    <a:blip r:embed="rId29"/>
+                    <a:blip r:embed="rId37"/>
                     <a:stretch>
                       <a:fillRect/>
                     </a:stretch>
@@ -2878,7 +3791,7 @@
                     <pic:cNvPicPr/>
                   </pic:nvPicPr>
                   <pic:blipFill>
-                    <a:blip r:embed="rId30"/>
+                    <a:blip r:embed="rId38"/>
                     <a:stretch>
                       <a:fillRect/>
                     </a:stretch>
@@ -2932,15 +3845,7 @@
         <w:t xml:space="preserve">ให้ทำการ </w:t>
       </w:r>
       <w:r>
-        <w:t xml:space="preserve">Start Service </w:t>
-      </w:r>
-      <w:proofErr w:type="spellStart"/>
-      <w:r>
-        <w:t>Service</w:t>
-      </w:r>
-      <w:proofErr w:type="spellEnd"/>
-      <w:r>
-        <w:t xml:space="preserve"> Desk Plus</w:t>
+        <w:t>Start Service Service Desk Plus</w:t>
       </w:r>
     </w:p>
     <w:p>
@@ -2967,7 +3872,7 @@
                     <pic:cNvPicPr/>
                   </pic:nvPicPr>
                   <pic:blipFill>
-                    <a:blip r:embed="rId31"/>
+                    <a:blip r:embed="rId39"/>
                     <a:stretch>
                       <a:fillRect/>
                     </a:stretch>
@@ -3029,7 +3934,7 @@
         </w:rPr>
         <w:t xml:space="preserve"> </w:t>
       </w:r>
-      <w:hyperlink r:id="rId32" w:history="1">
+      <w:hyperlink r:id="rId40" w:history="1">
         <w:r>
           <w:rPr>
             <w:rStyle w:val="Hyperlink"/>
@@ -3038,27 +3943,7 @@
             <w:bCs/>
             <w:cs/>
           </w:rPr>
-          <w:t>(ข้อมูลเพิ่</w:t>
-        </w:r>
-        <w:r>
-          <w:rPr>
-            <w:rStyle w:val="Hyperlink"/>
-            <w:rFonts w:hint="cs"/>
-            <w:b/>
-            <w:bCs/>
-            <w:cs/>
-          </w:rPr>
-          <w:t>ม</w:t>
-        </w:r>
-        <w:r>
-          <w:rPr>
-            <w:rStyle w:val="Hyperlink"/>
-            <w:rFonts w:hint="cs"/>
-            <w:b/>
-            <w:bCs/>
-            <w:cs/>
-          </w:rPr>
-          <w:t>เติม)</w:t>
+          <w:t>(ข้อมูลเพิ่มเติม)</w:t>
         </w:r>
       </w:hyperlink>
     </w:p>
@@ -3086,307 +3971,204 @@
       <w:r>
         <w:t xml:space="preserve">Service Desk Plus </w:t>
       </w:r>
-      <w:proofErr w:type="spellStart"/>
       <w:r>
         <w:rPr>
           <w:b/>
           <w:bCs/>
         </w:rPr>
-        <w:t>pgsql</w:t>
-      </w:r>
-      <w:proofErr w:type="spellEnd"/>
-      <w:r>
+        <w:t>pgsql\bin</w:t>
+      </w:r>
+    </w:p>
+    <w:p>
+      <w:pPr>
+        <w:pStyle w:val="normalcontent"/>
+      </w:pPr>
+      <w:r>
+        <w:t xml:space="preserve">Example path: </w:t>
+      </w:r>
+      <w:r>
+        <w:t>C:\Program Files\ManageEngine\ServiceDesk\pgsql\bin&gt;</w:t>
+      </w:r>
+    </w:p>
+    <w:p>
+      <w:pPr>
+        <w:pStyle w:val="normalcontent"/>
+      </w:pPr>
+      <w:r>
+        <w:rPr>
+          <w:cs/>
+        </w:rPr>
+        <w:t xml:space="preserve">หากเวอร์ชัน </w:t>
+      </w:r>
+      <w:r>
+        <w:t xml:space="preserve">SDP </w:t>
+      </w:r>
+      <w:r>
+        <w:rPr>
+          <w:cs/>
+        </w:rPr>
+        <w:t xml:space="preserve">ต่ำกว่า </w:t>
+      </w:r>
+      <w:r>
+        <w:t xml:space="preserve">10.5 / </w:t>
+      </w:r>
+      <w:r>
+        <w:rPr>
+          <w:cs/>
+        </w:rPr>
+        <w:t xml:space="preserve">เวอร์ชัน </w:t>
+      </w:r>
+      <w:r>
+        <w:t xml:space="preserve">AE </w:t>
+      </w:r>
+      <w:r>
+        <w:rPr>
+          <w:cs/>
+        </w:rPr>
+        <w:t xml:space="preserve">ต่ำกว่า </w:t>
+      </w:r>
+      <w:r>
+        <w:t>6.5</w:t>
+      </w:r>
+      <w:r>
+        <w:t xml:space="preserve"> </w:t>
+      </w:r>
+      <w:r>
+        <w:rPr>
+          <w:rFonts w:hint="cs"/>
+          <w:cs/>
+        </w:rPr>
+        <w:t>ให้รัน</w:t>
+      </w:r>
+      <w:r>
+        <w:t>:</w:t>
+      </w:r>
+    </w:p>
+    <w:p>
+      <w:pPr>
+        <w:pStyle w:val="normalcontent"/>
+      </w:pPr>
+      <w:r>
+        <w:t>psql.exe -U postgres -p 65432 -d servicedesk -h 127.0.0.1</w:t>
+      </w:r>
+    </w:p>
+    <w:p>
+      <w:pPr>
+        <w:pStyle w:val="normalcontent"/>
+      </w:pPr>
+      <w:r>
+        <w:rPr>
+          <w:cs/>
+        </w:rPr>
+        <w:t xml:space="preserve">หากเวอร์ชัน </w:t>
+      </w:r>
+      <w:r>
+        <w:t xml:space="preserve">SDP </w:t>
+      </w:r>
+      <w:r>
+        <w:rPr>
+          <w:cs/>
+        </w:rPr>
+        <w:t xml:space="preserve">มากกว่า </w:t>
+      </w:r>
+      <w:r>
+        <w:t xml:space="preserve">10.5 / </w:t>
+      </w:r>
+      <w:r>
+        <w:rPr>
+          <w:cs/>
+        </w:rPr>
+        <w:t xml:space="preserve">เวอร์ชัน </w:t>
+      </w:r>
+      <w:r>
+        <w:t xml:space="preserve">AE </w:t>
+      </w:r>
+      <w:r>
+        <w:rPr>
+          <w:cs/>
+        </w:rPr>
+        <w:t xml:space="preserve">มากกว่า </w:t>
+      </w:r>
+      <w:r>
+        <w:t>6.5</w:t>
+      </w:r>
+      <w:r>
+        <w:t xml:space="preserve"> </w:t>
+      </w:r>
+      <w:r>
+        <w:rPr>
+          <w:rFonts w:hint="cs"/>
+          <w:cs/>
+        </w:rPr>
+        <w:t>ให้รัน</w:t>
+      </w:r>
+      <w:r>
+        <w:t>:</w:t>
+      </w:r>
+    </w:p>
+    <w:p>
+      <w:pPr>
+        <w:pStyle w:val="normalcontent"/>
+      </w:pPr>
+      <w:r>
+        <w:lastRenderedPageBreak/>
+        <w:t>psql.exe -U sdpadmin -p 65432 -d servicedesk -h 127.0.0.1</w:t>
+      </w:r>
+    </w:p>
+    <w:p>
+      <w:pPr>
+        <w:pStyle w:val="normalcontent"/>
         <w:rPr>
           <w:b/>
           <w:bCs/>
         </w:rPr>
-        <w:t>\bin</w:t>
-      </w:r>
-    </w:p>
-    <w:p>
-      <w:pPr>
-        <w:pStyle w:val="normalcontent"/>
-      </w:pPr>
-      <w:r>
-        <w:t xml:space="preserve">Example path: </w:t>
-      </w:r>
-      <w:r>
-        <w:t>C:\Program Files\ManageEngine\ServiceDesk\</w:t>
-      </w:r>
-      <w:proofErr w:type="spellStart"/>
-      <w:r>
-        <w:t>pgsql</w:t>
-      </w:r>
-      <w:proofErr w:type="spellEnd"/>
-      <w:r>
-        <w:t>\bin&gt;</w:t>
-      </w:r>
-    </w:p>
-    <w:p>
-      <w:pPr>
-        <w:pStyle w:val="normalcontent"/>
-      </w:pPr>
-      <w:r>
-        <w:rPr>
-          <w:cs/>
-        </w:rPr>
-        <w:t>หาก</w:t>
-      </w:r>
-      <w:proofErr w:type="spellStart"/>
-      <w:r>
-        <w:rPr>
-          <w:cs/>
-        </w:rPr>
-        <w:t>เวอร์ชัน</w:t>
-      </w:r>
-      <w:proofErr w:type="spellEnd"/>
-      <w:r>
-        <w:rPr>
-          <w:cs/>
-        </w:rPr>
-        <w:t xml:space="preserve"> </w:t>
-      </w:r>
-      <w:r>
-        <w:t xml:space="preserve">SDP </w:t>
-      </w:r>
-      <w:r>
-        <w:rPr>
-          <w:cs/>
-        </w:rPr>
-        <w:t xml:space="preserve">ต่ำกว่า </w:t>
-      </w:r>
-      <w:r>
-        <w:t xml:space="preserve">10.5 / </w:t>
-      </w:r>
-      <w:proofErr w:type="spellStart"/>
-      <w:r>
-        <w:rPr>
-          <w:cs/>
-        </w:rPr>
-        <w:t>เวอร์ชัน</w:t>
-      </w:r>
-      <w:proofErr w:type="spellEnd"/>
-      <w:r>
-        <w:rPr>
-          <w:cs/>
-        </w:rPr>
-        <w:t xml:space="preserve"> </w:t>
-      </w:r>
-      <w:r>
-        <w:t xml:space="preserve">AE </w:t>
-      </w:r>
-      <w:r>
-        <w:rPr>
-          <w:cs/>
-        </w:rPr>
-        <w:t xml:space="preserve">ต่ำกว่า </w:t>
-      </w:r>
-      <w:r>
-        <w:t>6.5</w:t>
-      </w:r>
-      <w:r>
-        <w:t xml:space="preserve"> </w:t>
-      </w:r>
-      <w:r>
-        <w:rPr>
-          <w:rFonts w:hint="cs"/>
-          <w:cs/>
-        </w:rPr>
-        <w:t>ให้รัน</w:t>
-      </w:r>
-      <w:r>
-        <w:t>:</w:t>
-      </w:r>
-    </w:p>
-    <w:p>
-      <w:pPr>
-        <w:pStyle w:val="normalcontent"/>
-      </w:pPr>
-      <w:r>
-        <w:t xml:space="preserve">psql.exe -U </w:t>
-      </w:r>
-      <w:proofErr w:type="spellStart"/>
-      <w:r>
-        <w:t>postgres</w:t>
-      </w:r>
-      <w:proofErr w:type="spellEnd"/>
-      <w:r>
-        <w:t xml:space="preserve"> -p 65432 -d </w:t>
-      </w:r>
-      <w:proofErr w:type="spellStart"/>
-      <w:r>
-        <w:t>servicedesk</w:t>
-      </w:r>
-      <w:proofErr w:type="spellEnd"/>
-      <w:r>
-        <w:t xml:space="preserve"> -h 127.0.0.1</w:t>
-      </w:r>
-    </w:p>
-    <w:p>
-      <w:pPr>
-        <w:pStyle w:val="normalcontent"/>
-      </w:pPr>
-      <w:r>
-        <w:rPr>
-          <w:cs/>
-        </w:rPr>
-        <w:t>หาก</w:t>
-      </w:r>
-      <w:proofErr w:type="spellStart"/>
-      <w:r>
-        <w:rPr>
-          <w:cs/>
-        </w:rPr>
-        <w:t>เวอร์ชัน</w:t>
-      </w:r>
-      <w:proofErr w:type="spellEnd"/>
-      <w:r>
-        <w:rPr>
-          <w:cs/>
-        </w:rPr>
-        <w:t xml:space="preserve"> </w:t>
-      </w:r>
-      <w:r>
-        <w:t xml:space="preserve">SDP </w:t>
-      </w:r>
-      <w:r>
-        <w:rPr>
-          <w:cs/>
-        </w:rPr>
-        <w:t xml:space="preserve">มากกว่า </w:t>
-      </w:r>
-      <w:r>
-        <w:t xml:space="preserve">10.5 / </w:t>
-      </w:r>
-      <w:proofErr w:type="spellStart"/>
-      <w:r>
-        <w:rPr>
-          <w:cs/>
-        </w:rPr>
-        <w:t>เวอร์ชัน</w:t>
-      </w:r>
-      <w:proofErr w:type="spellEnd"/>
-      <w:r>
-        <w:rPr>
-          <w:cs/>
-        </w:rPr>
-        <w:t xml:space="preserve"> </w:t>
-      </w:r>
-      <w:r>
-        <w:t xml:space="preserve">AE </w:t>
-      </w:r>
-      <w:r>
-        <w:rPr>
-          <w:cs/>
-        </w:rPr>
-        <w:t xml:space="preserve">มากกว่า </w:t>
-      </w:r>
-      <w:r>
-        <w:t>6.5</w:t>
-      </w:r>
-      <w:r>
-        <w:t xml:space="preserve"> </w:t>
-      </w:r>
-      <w:r>
-        <w:rPr>
-          <w:rFonts w:hint="cs"/>
-          <w:cs/>
-        </w:rPr>
-        <w:t>ให้รัน</w:t>
-      </w:r>
-      <w:r>
-        <w:t>:</w:t>
-      </w:r>
-    </w:p>
-    <w:p>
-      <w:pPr>
-        <w:pStyle w:val="normalcontent"/>
-      </w:pPr>
-      <w:r>
-        <w:t xml:space="preserve">psql.exe -U </w:t>
-      </w:r>
-      <w:proofErr w:type="spellStart"/>
-      <w:r>
-        <w:t>sdpadmin</w:t>
-      </w:r>
-      <w:proofErr w:type="spellEnd"/>
-      <w:r>
-        <w:t xml:space="preserve"> -p 65432 -d </w:t>
-      </w:r>
-      <w:proofErr w:type="spellStart"/>
-      <w:r>
-        <w:t>servicedesk</w:t>
-      </w:r>
-      <w:proofErr w:type="spellEnd"/>
-      <w:r>
-        <w:t xml:space="preserve"> -h 127.0.0.1</w:t>
-      </w:r>
-    </w:p>
-    <w:p>
-      <w:pPr>
-        <w:pStyle w:val="normalcontent"/>
+      </w:pPr>
+      <w:r>
+        <w:rPr>
+          <w:rFonts w:hint="cs"/>
+          <w:cs/>
+        </w:rPr>
+        <w:t xml:space="preserve">ใส่รหัส </w:t>
+      </w:r>
+      <w:r>
+        <w:t xml:space="preserve">Postgres </w:t>
+      </w:r>
+      <w:r>
+        <w:rPr>
+          <w:rFonts w:hint="cs"/>
+          <w:cs/>
+        </w:rPr>
+        <w:t xml:space="preserve">หรือรหัส </w:t>
+      </w:r>
+      <w:r>
         <w:rPr>
           <w:b/>
           <w:bCs/>
         </w:rPr>
-      </w:pPr>
-      <w:r>
-        <w:rPr>
-          <w:rFonts w:hint="cs"/>
-          <w:cs/>
-        </w:rPr>
-        <w:t xml:space="preserve">ใส่รหัส </w:t>
-      </w:r>
-      <w:r>
-        <w:t xml:space="preserve">Postgres </w:t>
-      </w:r>
-      <w:r>
-        <w:rPr>
-          <w:rFonts w:hint="cs"/>
-          <w:cs/>
-        </w:rPr>
-        <w:t xml:space="preserve">หรือรหัส </w:t>
-      </w:r>
-      <w:proofErr w:type="spellStart"/>
+        <w:t>sdp@</w:t>
+      </w:r>
       <w:r>
         <w:rPr>
           <w:b/>
           <w:bCs/>
-        </w:rPr>
-        <w:t>sdp</w:t>
-      </w:r>
-      <w:proofErr w:type="spellEnd"/>
+          <w:cs/>
+        </w:rPr>
+        <w:t>123</w:t>
+      </w:r>
+      <w:r>
+        <w:rPr>
+          <w:rFonts w:hint="cs"/>
+          <w:cs/>
+        </w:rPr>
+        <w:t xml:space="preserve"> หรือ </w:t>
+      </w:r>
       <w:r>
         <w:rPr>
           <w:b/>
           <w:bCs/>
         </w:rPr>
-        <w:t>@</w:t>
-      </w:r>
-      <w:r>
-        <w:rPr>
-          <w:b/>
-          <w:bCs/>
-          <w:cs/>
-        </w:rPr>
-        <w:t>123</w:t>
-      </w:r>
-      <w:r>
-        <w:rPr>
-          <w:rFonts w:hint="cs"/>
-          <w:cs/>
-        </w:rPr>
-        <w:t xml:space="preserve"> หรือ </w:t>
-      </w:r>
-      <w:proofErr w:type="spellStart"/>
-      <w:r>
-        <w:rPr>
-          <w:b/>
-          <w:bCs/>
-        </w:rPr>
         <w:t>sdp</w:t>
       </w:r>
-      <w:proofErr w:type="spellEnd"/>
       <w:r>
         <w:rPr>
           <w:b/>
@@ -3449,199 +4231,7 @@
               <w:jc w:val="left"/>
             </w:pPr>
             <w:r>
-              <w:t xml:space="preserve">Select </w:t>
-            </w:r>
-            <w:proofErr w:type="spellStart"/>
-            <w:r>
-              <w:t>al.login_id"Login</w:t>
-            </w:r>
-            <w:proofErr w:type="spellEnd"/>
-            <w:r>
-              <w:t xml:space="preserve"> ID",au.first_name"Name",</w:t>
-            </w:r>
-            <w:proofErr w:type="spellStart"/>
-            <w:r>
-              <w:t>al.name"Login</w:t>
-            </w:r>
-            <w:proofErr w:type="spellEnd"/>
-            <w:r>
-              <w:t xml:space="preserve"> Name", </w:t>
-            </w:r>
-            <w:proofErr w:type="spellStart"/>
-            <w:r>
-              <w:t>al.domainname"Domain</w:t>
-            </w:r>
-            <w:proofErr w:type="spellEnd"/>
-            <w:r>
-              <w:t xml:space="preserve"> Name" from </w:t>
-            </w:r>
-            <w:proofErr w:type="spellStart"/>
-            <w:r>
-              <w:t>aaaauthorizedrole</w:t>
-            </w:r>
-            <w:proofErr w:type="spellEnd"/>
-            <w:r>
-              <w:t xml:space="preserve"> </w:t>
-            </w:r>
-            <w:proofErr w:type="spellStart"/>
-            <w:r>
-              <w:t>aar</w:t>
-            </w:r>
-            <w:proofErr w:type="spellEnd"/>
-            <w:r>
-              <w:t xml:space="preserve"> left join </w:t>
-            </w:r>
-            <w:proofErr w:type="spellStart"/>
-            <w:r>
-              <w:t>aaarole</w:t>
-            </w:r>
-            <w:proofErr w:type="spellEnd"/>
-            <w:r>
-              <w:t xml:space="preserve"> </w:t>
-            </w:r>
-            <w:proofErr w:type="spellStart"/>
-            <w:r>
-              <w:t>ar</w:t>
-            </w:r>
-            <w:proofErr w:type="spellEnd"/>
-            <w:r>
-              <w:t xml:space="preserve"> on </w:t>
-            </w:r>
-            <w:proofErr w:type="spellStart"/>
-            <w:r>
-              <w:t>aar.role_id</w:t>
-            </w:r>
-            <w:proofErr w:type="spellEnd"/>
-            <w:r>
-              <w:t>=</w:t>
-            </w:r>
-            <w:proofErr w:type="spellStart"/>
-            <w:r>
-              <w:t>ar.role_id</w:t>
-            </w:r>
-            <w:proofErr w:type="spellEnd"/>
-            <w:r>
-              <w:t xml:space="preserve"> left join </w:t>
-            </w:r>
-            <w:proofErr w:type="spellStart"/>
-            <w:r>
-              <w:t>aaaaccount</w:t>
-            </w:r>
-            <w:proofErr w:type="spellEnd"/>
-            <w:r>
-              <w:t xml:space="preserve"> aa on </w:t>
-            </w:r>
-            <w:proofErr w:type="spellStart"/>
-            <w:r>
-              <w:t>aar.account_id</w:t>
-            </w:r>
-            <w:proofErr w:type="spellEnd"/>
-            <w:r>
-              <w:t>=</w:t>
-            </w:r>
-            <w:proofErr w:type="spellStart"/>
-            <w:r>
-              <w:t>aa.account_id</w:t>
-            </w:r>
-            <w:proofErr w:type="spellEnd"/>
-            <w:r>
-              <w:t xml:space="preserve"> left join </w:t>
-            </w:r>
-            <w:proofErr w:type="spellStart"/>
-            <w:r>
-              <w:t>aaalogin</w:t>
-            </w:r>
-            <w:proofErr w:type="spellEnd"/>
-            <w:r>
-              <w:t xml:space="preserve"> al on </w:t>
-            </w:r>
-            <w:proofErr w:type="spellStart"/>
-            <w:r>
-              <w:t>aa.login_id</w:t>
-            </w:r>
-            <w:proofErr w:type="spellEnd"/>
-            <w:r>
-              <w:t>=</w:t>
-            </w:r>
-            <w:proofErr w:type="spellStart"/>
-            <w:r>
-              <w:t>al.login_id</w:t>
-            </w:r>
-            <w:proofErr w:type="spellEnd"/>
-            <w:r>
-              <w:t xml:space="preserve"> left join </w:t>
-            </w:r>
-            <w:proofErr w:type="spellStart"/>
-            <w:r>
-              <w:t>aaauser</w:t>
-            </w:r>
-            <w:proofErr w:type="spellEnd"/>
-            <w:r>
-              <w:t xml:space="preserve"> au on </w:t>
-            </w:r>
-            <w:proofErr w:type="spellStart"/>
-            <w:r>
-              <w:t>al.user_id</w:t>
-            </w:r>
-            <w:proofErr w:type="spellEnd"/>
-            <w:r>
-              <w:t>=</w:t>
-            </w:r>
-            <w:proofErr w:type="spellStart"/>
-            <w:r>
-              <w:t>au.user_id</w:t>
-            </w:r>
-            <w:proofErr w:type="spellEnd"/>
-            <w:r>
-              <w:t xml:space="preserve"> left join </w:t>
-            </w:r>
-            <w:proofErr w:type="spellStart"/>
-            <w:r>
-              <w:t>sduser</w:t>
-            </w:r>
-            <w:proofErr w:type="spellEnd"/>
-            <w:r>
-              <w:t xml:space="preserve"> </w:t>
-            </w:r>
-            <w:proofErr w:type="spellStart"/>
-            <w:r>
-              <w:t>sd</w:t>
-            </w:r>
-            <w:proofErr w:type="spellEnd"/>
-            <w:r>
-              <w:t xml:space="preserve"> on </w:t>
-            </w:r>
-            <w:proofErr w:type="spellStart"/>
-            <w:r>
-              <w:t>au.user_id</w:t>
-            </w:r>
-            <w:proofErr w:type="spellEnd"/>
-            <w:r>
-              <w:t>=</w:t>
-            </w:r>
-            <w:proofErr w:type="spellStart"/>
-            <w:r>
-              <w:t>sd.userid</w:t>
-            </w:r>
-            <w:proofErr w:type="spellEnd"/>
-            <w:r>
-              <w:t xml:space="preserve"> where ar.name like '</w:t>
-            </w:r>
-            <w:proofErr w:type="spellStart"/>
-            <w:r>
-              <w:t>SDOrgAdmin</w:t>
-            </w:r>
-            <w:proofErr w:type="spellEnd"/>
-            <w:r>
-              <w:t xml:space="preserve">' and </w:t>
-            </w:r>
-            <w:proofErr w:type="spellStart"/>
-            <w:r>
-              <w:t>sd.status</w:t>
-            </w:r>
-            <w:proofErr w:type="spellEnd"/>
-            <w:r>
-              <w:t>='ACTIVE';</w:t>
+              <w:t>Select al.login_id"Login ID",au.first_name"Name",al.name"Login Name", al.domainname"Domain Name" from aaaauthorizedrole aar left join aaarole ar on aar.role_id=ar.role_id left join aaaaccount aa on aar.account_id=aa.account_id left join aaalogin al on aa.login_id=al.login_id left join aaauser au on al.user_id=au.user_id left join sduser sd on au.user_id=sd.userid where ar.name like 'SDOrgAdmin' and sd.status='ACTIVE';</w:t>
             </w:r>
           </w:p>
         </w:tc>
@@ -3673,11 +4263,9 @@
         </w:rPr>
         <w:t xml:space="preserve">โดยเปลี่ยน </w:t>
       </w:r>
-      <w:proofErr w:type="spellStart"/>
       <w:r>
         <w:t>Login_ID</w:t>
       </w:r>
-      <w:proofErr w:type="spellEnd"/>
       <w:r>
         <w:rPr>
           <w:rFonts w:hint="cs"/>
@@ -3720,105 +4308,8 @@
               <w:jc w:val="left"/>
             </w:pPr>
             <w:r>
-              <w:t xml:space="preserve">update </w:t>
-            </w:r>
-            <w:proofErr w:type="spellStart"/>
-            <w:r>
-              <w:t>AaaPassword</w:t>
-            </w:r>
-            <w:proofErr w:type="spellEnd"/>
-            <w:r>
-              <w:t xml:space="preserve"> set password='$2a$12$fZUC9IK8E/AwtCxMKnCfiu830qUyYB/JRhWpi2k1vgWLC6iLFAgxa', SALT=pgp_sym_encrypt('$2a$12$fZUC9IK8E/AwtCxMKnCfiu','SChar@123Mas!er','s2k-mode=1, cipher-algo=aes256'), algorithm='</w:t>
-            </w:r>
-            <w:proofErr w:type="spellStart"/>
-            <w:r>
-              <w:t>bcrypt</w:t>
-            </w:r>
-            <w:proofErr w:type="spellEnd"/>
-            <w:r>
-              <w:t xml:space="preserve">' where </w:t>
-            </w:r>
-            <w:proofErr w:type="spellStart"/>
-            <w:r>
-              <w:t>password_id</w:t>
-            </w:r>
-            <w:proofErr w:type="spellEnd"/>
-            <w:r>
-              <w:t xml:space="preserve"> in (select </w:t>
-            </w:r>
-            <w:proofErr w:type="spellStart"/>
-            <w:r>
-              <w:t>ap.password_id</w:t>
-            </w:r>
-            <w:proofErr w:type="spellEnd"/>
-            <w:r>
-              <w:t xml:space="preserve"> from </w:t>
-            </w:r>
-            <w:proofErr w:type="spellStart"/>
-            <w:r>
-              <w:t>aaaaccpassword</w:t>
-            </w:r>
-            <w:proofErr w:type="spellEnd"/>
-            <w:r>
-              <w:t xml:space="preserve"> ap left join </w:t>
-            </w:r>
-            <w:proofErr w:type="spellStart"/>
-            <w:r>
-              <w:t>aaaaccount</w:t>
-            </w:r>
-            <w:proofErr w:type="spellEnd"/>
-            <w:r>
-              <w:t xml:space="preserve"> ac on </w:t>
-            </w:r>
-            <w:proofErr w:type="spellStart"/>
-            <w:r>
-              <w:t>ac.account_id</w:t>
-            </w:r>
-            <w:proofErr w:type="spellEnd"/>
-            <w:r>
-              <w:t>=</w:t>
-            </w:r>
-            <w:proofErr w:type="spellStart"/>
-            <w:r>
-              <w:t>ap.account_id</w:t>
-            </w:r>
-            <w:proofErr w:type="spellEnd"/>
-            <w:r>
-              <w:t xml:space="preserve"> left join </w:t>
-            </w:r>
-            <w:proofErr w:type="spellStart"/>
-            <w:r>
-              <w:t>aaalogin</w:t>
-            </w:r>
-            <w:proofErr w:type="spellEnd"/>
-            <w:r>
-              <w:t xml:space="preserve"> al on </w:t>
-            </w:r>
-            <w:proofErr w:type="spellStart"/>
-            <w:r>
-              <w:t>al.login_id</w:t>
-            </w:r>
-            <w:proofErr w:type="spellEnd"/>
-            <w:r>
-              <w:t>=</w:t>
-            </w:r>
-            <w:proofErr w:type="spellStart"/>
-            <w:r>
-              <w:t>ac.login_id</w:t>
-            </w:r>
-            <w:proofErr w:type="spellEnd"/>
-            <w:r>
-              <w:t xml:space="preserve"> where </w:t>
-            </w:r>
-            <w:proofErr w:type="spellStart"/>
-            <w:r>
-              <w:t>al.login_id</w:t>
-            </w:r>
-            <w:proofErr w:type="spellEnd"/>
-            <w:r>
-              <w:t xml:space="preserve">= </w:t>
-            </w:r>
-            <w:proofErr w:type="spellStart"/>
+              <w:t xml:space="preserve">update AaaPassword set password='$2a$12$fZUC9IK8E/AwtCxMKnCfiu830qUyYB/JRhWpi2k1vgWLC6iLFAgxa', SALT=pgp_sym_encrypt('$2a$12$fZUC9IK8E/AwtCxMKnCfiu','SChar@123Mas!er','s2k-mode=1, cipher-algo=aes256'), algorithm='bcrypt' where password_id in (select ap.password_id from aaaaccpassword ap left join aaaaccount ac on ac.account_id=ap.account_id left join aaalogin al on al.login_id=ac.login_id where al.login_id= </w:t>
+            </w:r>
             <w:r>
               <w:rPr>
                 <w:b/>
@@ -3826,7 +4317,6 @@
               </w:rPr>
               <w:t>Login_ID</w:t>
             </w:r>
-            <w:proofErr w:type="spellEnd"/>
             <w:r>
               <w:t>);</w:t>
             </w:r>
@@ -4011,7 +4501,6 @@
           <w:rFonts w:hint="cs"/>
           <w:cs/>
         </w:rPr>
-        <w:lastRenderedPageBreak/>
         <w:t xml:space="preserve">การลบข้อมูล </w:t>
       </w:r>
       <w:r>
@@ -4057,307 +4546,204 @@
       <w:r>
         <w:t xml:space="preserve">Service Desk Plus </w:t>
       </w:r>
-      <w:proofErr w:type="spellStart"/>
       <w:r>
         <w:rPr>
           <w:b/>
           <w:bCs/>
         </w:rPr>
-        <w:t>pgsql</w:t>
-      </w:r>
-      <w:proofErr w:type="spellEnd"/>
-      <w:r>
+        <w:t>pgsql\bin</w:t>
+      </w:r>
+    </w:p>
+    <w:p>
+      <w:pPr>
+        <w:pStyle w:val="normalcontent"/>
+      </w:pPr>
+      <w:r>
+        <w:t xml:space="preserve">Example path: </w:t>
+      </w:r>
+      <w:r>
+        <w:t>C:\Program Files\ManageEngine\ServiceDesk\pgsql\bin&gt;</w:t>
+      </w:r>
+    </w:p>
+    <w:p>
+      <w:pPr>
+        <w:pStyle w:val="normalcontent"/>
+      </w:pPr>
+      <w:r>
+        <w:rPr>
+          <w:cs/>
+        </w:rPr>
+        <w:t xml:space="preserve">หากเวอร์ชัน </w:t>
+      </w:r>
+      <w:r>
+        <w:t xml:space="preserve">SDP </w:t>
+      </w:r>
+      <w:r>
+        <w:rPr>
+          <w:cs/>
+        </w:rPr>
+        <w:t xml:space="preserve">ต่ำกว่า </w:t>
+      </w:r>
+      <w:r>
+        <w:t xml:space="preserve">10.5 / </w:t>
+      </w:r>
+      <w:r>
+        <w:rPr>
+          <w:cs/>
+        </w:rPr>
+        <w:t xml:space="preserve">เวอร์ชัน </w:t>
+      </w:r>
+      <w:r>
+        <w:t xml:space="preserve">AE </w:t>
+      </w:r>
+      <w:r>
+        <w:rPr>
+          <w:cs/>
+        </w:rPr>
+        <w:t xml:space="preserve">ต่ำกว่า </w:t>
+      </w:r>
+      <w:r>
+        <w:t>6.5</w:t>
+      </w:r>
+      <w:r>
+        <w:t xml:space="preserve"> </w:t>
+      </w:r>
+      <w:r>
+        <w:rPr>
+          <w:rFonts w:hint="cs"/>
+          <w:cs/>
+        </w:rPr>
+        <w:t>ให้รัน</w:t>
+      </w:r>
+      <w:r>
+        <w:t>:</w:t>
+      </w:r>
+    </w:p>
+    <w:p>
+      <w:pPr>
+        <w:pStyle w:val="normalcontent"/>
+      </w:pPr>
+      <w:r>
+        <w:t>psql.exe -U postgres -p 65432 -d servicedesk -h 127.0.0.1</w:t>
+      </w:r>
+    </w:p>
+    <w:p>
+      <w:pPr>
+        <w:pStyle w:val="normalcontent"/>
+      </w:pPr>
+      <w:r>
+        <w:rPr>
+          <w:cs/>
+        </w:rPr>
+        <w:t xml:space="preserve">หากเวอร์ชัน </w:t>
+      </w:r>
+      <w:r>
+        <w:t xml:space="preserve">SDP </w:t>
+      </w:r>
+      <w:r>
+        <w:rPr>
+          <w:cs/>
+        </w:rPr>
+        <w:t xml:space="preserve">มากกว่า </w:t>
+      </w:r>
+      <w:r>
+        <w:t xml:space="preserve">10.5 / </w:t>
+      </w:r>
+      <w:r>
+        <w:rPr>
+          <w:cs/>
+        </w:rPr>
+        <w:t xml:space="preserve">เวอร์ชัน </w:t>
+      </w:r>
+      <w:r>
+        <w:t xml:space="preserve">AE </w:t>
+      </w:r>
+      <w:r>
+        <w:rPr>
+          <w:cs/>
+        </w:rPr>
+        <w:t xml:space="preserve">มากกว่า </w:t>
+      </w:r>
+      <w:r>
+        <w:t>6.5</w:t>
+      </w:r>
+      <w:r>
+        <w:t xml:space="preserve"> </w:t>
+      </w:r>
+      <w:r>
+        <w:rPr>
+          <w:rFonts w:hint="cs"/>
+          <w:cs/>
+        </w:rPr>
+        <w:t>ให้รัน</w:t>
+      </w:r>
+      <w:r>
+        <w:t>:</w:t>
+      </w:r>
+    </w:p>
+    <w:p>
+      <w:pPr>
+        <w:pStyle w:val="normalcontent"/>
+      </w:pPr>
+      <w:r>
+        <w:t>psql.exe -U sdpadmin -p 65432 -d servicedesk -h 127.0.0.1</w:t>
+      </w:r>
+    </w:p>
+    <w:p>
+      <w:pPr>
+        <w:pStyle w:val="normalcontent"/>
         <w:rPr>
           <w:b/>
           <w:bCs/>
         </w:rPr>
-        <w:t>\bin</w:t>
-      </w:r>
-    </w:p>
-    <w:p>
-      <w:pPr>
-        <w:pStyle w:val="normalcontent"/>
-      </w:pPr>
-      <w:r>
-        <w:t xml:space="preserve">Example path: </w:t>
-      </w:r>
-      <w:r>
-        <w:t>C:\Program Files\ManageEngine\ServiceDesk\</w:t>
-      </w:r>
-      <w:proofErr w:type="spellStart"/>
-      <w:r>
-        <w:t>pgsql</w:t>
-      </w:r>
-      <w:proofErr w:type="spellEnd"/>
-      <w:r>
-        <w:t>\bin&gt;</w:t>
-      </w:r>
-    </w:p>
-    <w:p>
-      <w:pPr>
-        <w:pStyle w:val="normalcontent"/>
-      </w:pPr>
-      <w:r>
-        <w:rPr>
-          <w:cs/>
-        </w:rPr>
-        <w:t>หาก</w:t>
-      </w:r>
-      <w:proofErr w:type="spellStart"/>
-      <w:r>
-        <w:rPr>
-          <w:cs/>
-        </w:rPr>
-        <w:t>เวอร์ชัน</w:t>
-      </w:r>
-      <w:proofErr w:type="spellEnd"/>
-      <w:r>
-        <w:rPr>
-          <w:cs/>
-        </w:rPr>
-        <w:t xml:space="preserve"> </w:t>
-      </w:r>
-      <w:r>
-        <w:t xml:space="preserve">SDP </w:t>
-      </w:r>
-      <w:r>
-        <w:rPr>
-          <w:cs/>
-        </w:rPr>
-        <w:t xml:space="preserve">ต่ำกว่า </w:t>
-      </w:r>
-      <w:r>
-        <w:t xml:space="preserve">10.5 / </w:t>
-      </w:r>
-      <w:proofErr w:type="spellStart"/>
-      <w:r>
-        <w:rPr>
-          <w:cs/>
-        </w:rPr>
-        <w:t>เวอร์ชัน</w:t>
-      </w:r>
-      <w:proofErr w:type="spellEnd"/>
-      <w:r>
-        <w:rPr>
-          <w:cs/>
-        </w:rPr>
-        <w:t xml:space="preserve"> </w:t>
-      </w:r>
-      <w:r>
-        <w:t xml:space="preserve">AE </w:t>
-      </w:r>
-      <w:r>
-        <w:rPr>
-          <w:cs/>
-        </w:rPr>
-        <w:t xml:space="preserve">ต่ำกว่า </w:t>
-      </w:r>
-      <w:r>
-        <w:t>6.5</w:t>
-      </w:r>
-      <w:r>
-        <w:t xml:space="preserve"> </w:t>
-      </w:r>
-      <w:r>
-        <w:rPr>
-          <w:rFonts w:hint="cs"/>
-          <w:cs/>
-        </w:rPr>
-        <w:t>ให้รัน</w:t>
-      </w:r>
-      <w:r>
-        <w:t>:</w:t>
-      </w:r>
-    </w:p>
-    <w:p>
-      <w:pPr>
-        <w:pStyle w:val="normalcontent"/>
-      </w:pPr>
-      <w:r>
-        <w:t xml:space="preserve">psql.exe -U </w:t>
-      </w:r>
-      <w:proofErr w:type="spellStart"/>
-      <w:r>
-        <w:t>postgres</w:t>
-      </w:r>
-      <w:proofErr w:type="spellEnd"/>
-      <w:r>
-        <w:t xml:space="preserve"> -p 65432 -d </w:t>
-      </w:r>
-      <w:proofErr w:type="spellStart"/>
-      <w:r>
-        <w:t>servicedesk</w:t>
-      </w:r>
-      <w:proofErr w:type="spellEnd"/>
-      <w:r>
-        <w:t xml:space="preserve"> -h 127.0.0.1</w:t>
-      </w:r>
-    </w:p>
-    <w:p>
-      <w:pPr>
-        <w:pStyle w:val="normalcontent"/>
-      </w:pPr>
-      <w:r>
-        <w:rPr>
-          <w:cs/>
-        </w:rPr>
-        <w:t>หาก</w:t>
-      </w:r>
-      <w:proofErr w:type="spellStart"/>
-      <w:r>
-        <w:rPr>
-          <w:cs/>
-        </w:rPr>
-        <w:t>เวอร์ชัน</w:t>
-      </w:r>
-      <w:proofErr w:type="spellEnd"/>
-      <w:r>
-        <w:rPr>
-          <w:cs/>
-        </w:rPr>
-        <w:t xml:space="preserve"> </w:t>
-      </w:r>
-      <w:r>
-        <w:t xml:space="preserve">SDP </w:t>
-      </w:r>
-      <w:r>
-        <w:rPr>
-          <w:cs/>
-        </w:rPr>
-        <w:t xml:space="preserve">มากกว่า </w:t>
-      </w:r>
-      <w:r>
-        <w:t xml:space="preserve">10.5 / </w:t>
-      </w:r>
-      <w:proofErr w:type="spellStart"/>
-      <w:r>
-        <w:rPr>
-          <w:cs/>
-        </w:rPr>
-        <w:t>เวอร์ชัน</w:t>
-      </w:r>
-      <w:proofErr w:type="spellEnd"/>
-      <w:r>
-        <w:rPr>
-          <w:cs/>
-        </w:rPr>
-        <w:t xml:space="preserve"> </w:t>
-      </w:r>
-      <w:r>
-        <w:t xml:space="preserve">AE </w:t>
-      </w:r>
-      <w:r>
-        <w:rPr>
-          <w:cs/>
-        </w:rPr>
-        <w:t xml:space="preserve">มากกว่า </w:t>
-      </w:r>
-      <w:r>
-        <w:t>6.5</w:t>
-      </w:r>
-      <w:r>
-        <w:t xml:space="preserve"> </w:t>
-      </w:r>
-      <w:r>
-        <w:rPr>
-          <w:rFonts w:hint="cs"/>
-          <w:cs/>
-        </w:rPr>
-        <w:t>ให้รัน</w:t>
-      </w:r>
-      <w:r>
-        <w:t>:</w:t>
-      </w:r>
-    </w:p>
-    <w:p>
-      <w:pPr>
-        <w:pStyle w:val="normalcontent"/>
-      </w:pPr>
-      <w:r>
-        <w:t xml:space="preserve">psql.exe -U </w:t>
-      </w:r>
-      <w:proofErr w:type="spellStart"/>
-      <w:r>
-        <w:t>sdpadmin</w:t>
-      </w:r>
-      <w:proofErr w:type="spellEnd"/>
-      <w:r>
-        <w:t xml:space="preserve"> -p 65432 -d </w:t>
-      </w:r>
-      <w:proofErr w:type="spellStart"/>
-      <w:r>
-        <w:t>servicedesk</w:t>
-      </w:r>
-      <w:proofErr w:type="spellEnd"/>
-      <w:r>
-        <w:t xml:space="preserve"> -h 127.0.0.1</w:t>
-      </w:r>
-    </w:p>
-    <w:p>
-      <w:pPr>
-        <w:pStyle w:val="normalcontent"/>
+      </w:pPr>
+      <w:r>
+        <w:rPr>
+          <w:rFonts w:hint="cs"/>
+          <w:cs/>
+        </w:rPr>
+        <w:lastRenderedPageBreak/>
+        <w:t xml:space="preserve">ใส่รหัส </w:t>
+      </w:r>
+      <w:r>
+        <w:t xml:space="preserve">Postgres </w:t>
+      </w:r>
+      <w:r>
+        <w:rPr>
+          <w:rFonts w:hint="cs"/>
+          <w:cs/>
+        </w:rPr>
+        <w:t xml:space="preserve">หรือรหัส </w:t>
+      </w:r>
+      <w:r>
         <w:rPr>
           <w:b/>
           <w:bCs/>
         </w:rPr>
-      </w:pPr>
-      <w:r>
-        <w:rPr>
-          <w:rFonts w:hint="cs"/>
-          <w:cs/>
-        </w:rPr>
-        <w:t xml:space="preserve">ใส่รหัส </w:t>
-      </w:r>
-      <w:r>
-        <w:t xml:space="preserve">Postgres </w:t>
-      </w:r>
-      <w:r>
-        <w:rPr>
-          <w:rFonts w:hint="cs"/>
-          <w:cs/>
-        </w:rPr>
-        <w:t xml:space="preserve">หรือรหัส </w:t>
-      </w:r>
-      <w:proofErr w:type="spellStart"/>
+        <w:t>sdp@</w:t>
+      </w:r>
       <w:r>
         <w:rPr>
           <w:b/>
           <w:bCs/>
-        </w:rPr>
-        <w:t>sdp</w:t>
-      </w:r>
-      <w:proofErr w:type="spellEnd"/>
+          <w:cs/>
+        </w:rPr>
+        <w:t>123</w:t>
+      </w:r>
+      <w:r>
+        <w:rPr>
+          <w:rFonts w:hint="cs"/>
+          <w:cs/>
+        </w:rPr>
+        <w:t xml:space="preserve"> หรือ </w:t>
+      </w:r>
       <w:r>
         <w:rPr>
           <w:b/>
           <w:bCs/>
         </w:rPr>
-        <w:t>@</w:t>
-      </w:r>
-      <w:r>
-        <w:rPr>
-          <w:b/>
-          <w:bCs/>
-          <w:cs/>
-        </w:rPr>
-        <w:t>123</w:t>
-      </w:r>
-      <w:r>
-        <w:rPr>
-          <w:rFonts w:hint="cs"/>
-          <w:cs/>
-        </w:rPr>
-        <w:t xml:space="preserve"> หรือ </w:t>
-      </w:r>
-      <w:proofErr w:type="spellStart"/>
-      <w:r>
-        <w:rPr>
-          <w:b/>
-          <w:bCs/>
-        </w:rPr>
         <w:t>sdp</w:t>
       </w:r>
-      <w:proofErr w:type="spellEnd"/>
       <w:r>
         <w:rPr>
           <w:b/>
@@ -4429,132 +4815,63 @@
               <w:pStyle w:val="normalcontent"/>
             </w:pPr>
             <w:r>
-              <w:t xml:space="preserve">TRUNCATE TABLE </w:t>
-            </w:r>
-            <w:proofErr w:type="spellStart"/>
-            <w:r>
-              <w:t>WorkOrderAttachment</w:t>
-            </w:r>
-            <w:proofErr w:type="spellEnd"/>
-            <w:r>
-              <w:t xml:space="preserve"> </w:t>
-            </w:r>
-            <w:proofErr w:type="gramStart"/>
-            <w:r>
-              <w:t>CASCADE;</w:t>
-            </w:r>
-            <w:proofErr w:type="gramEnd"/>
-          </w:p>
-          <w:p>
-            <w:pPr>
-              <w:pStyle w:val="normalcontent"/>
-            </w:pPr>
-            <w:r>
-              <w:t xml:space="preserve">TRUNCATE TABLE </w:t>
-            </w:r>
-            <w:proofErr w:type="spellStart"/>
-            <w:r>
-              <w:t>WorkOrderNotes</w:t>
-            </w:r>
-            <w:proofErr w:type="spellEnd"/>
-            <w:r>
-              <w:t xml:space="preserve"> CASCADE;</w:t>
-            </w:r>
-          </w:p>
-          <w:p>
-            <w:pPr>
-              <w:pStyle w:val="normalcontent"/>
-            </w:pPr>
-            <w:r>
-              <w:t xml:space="preserve">TRUNCATE TABLE </w:t>
-            </w:r>
-            <w:proofErr w:type="spellStart"/>
-            <w:r>
-              <w:t>WorkOrderResolution</w:t>
-            </w:r>
-            <w:proofErr w:type="spellEnd"/>
-            <w:r>
-              <w:t xml:space="preserve"> CASCADE;</w:t>
-            </w:r>
-          </w:p>
-          <w:p>
-            <w:pPr>
-              <w:pStyle w:val="normalcontent"/>
-            </w:pPr>
-            <w:r>
-              <w:t xml:space="preserve">TRUNCATE TABLE </w:t>
-            </w:r>
-            <w:proofErr w:type="spellStart"/>
-            <w:r>
-              <w:t>WorkOrderHistory</w:t>
-            </w:r>
-            <w:proofErr w:type="spellEnd"/>
-            <w:r>
-              <w:t xml:space="preserve"> CASCADE;</w:t>
-            </w:r>
-          </w:p>
-          <w:p>
-            <w:pPr>
-              <w:pStyle w:val="normalcontent"/>
-            </w:pPr>
-            <w:r>
-              <w:t xml:space="preserve">TRUNCATE TABLE </w:t>
-            </w:r>
-            <w:proofErr w:type="spellStart"/>
-            <w:r>
-              <w:t>WorkOrderStates</w:t>
-            </w:r>
-            <w:proofErr w:type="spellEnd"/>
-            <w:r>
-              <w:t xml:space="preserve"> CASCADE;</w:t>
-            </w:r>
-          </w:p>
-          <w:p>
-            <w:pPr>
-              <w:pStyle w:val="normalcontent"/>
-            </w:pPr>
-            <w:r>
-              <w:t xml:space="preserve">TRUNCATE TABLE </w:t>
-            </w:r>
-            <w:proofErr w:type="spellStart"/>
-            <w:r>
-              <w:t>WorkOrder_Thread</w:t>
-            </w:r>
-            <w:proofErr w:type="spellEnd"/>
-            <w:r>
-              <w:t xml:space="preserve"> CASCADE;</w:t>
-            </w:r>
-          </w:p>
-          <w:p>
-            <w:pPr>
-              <w:pStyle w:val="normalcontent"/>
-            </w:pPr>
-            <w:r>
-              <w:t xml:space="preserve">TRUNCATE TABLE </w:t>
-            </w:r>
-            <w:proofErr w:type="spellStart"/>
-            <w:r>
-              <w:t>WorkOrderQueue</w:t>
-            </w:r>
-            <w:proofErr w:type="spellEnd"/>
-            <w:r>
-              <w:t xml:space="preserve"> CASCADE;</w:t>
-            </w:r>
-          </w:p>
-          <w:p>
-            <w:pPr>
-              <w:pStyle w:val="normalcontent"/>
-            </w:pPr>
-            <w:r>
-              <w:t xml:space="preserve">TRUNCATE TABLE </w:t>
-            </w:r>
-            <w:proofErr w:type="spellStart"/>
-            <w:r>
-              <w:t>WorkOrder</w:t>
-            </w:r>
-            <w:proofErr w:type="spellEnd"/>
-            <w:r>
-              <w:t xml:space="preserve"> CASCADE;</w:t>
+              <w:t>TRUNCATE TABLE WorkOrderAttachment CASCADE;</w:t>
+            </w:r>
+          </w:p>
+          <w:p>
+            <w:pPr>
+              <w:pStyle w:val="normalcontent"/>
+            </w:pPr>
+            <w:r>
+              <w:t>TRUNCATE TABLE WorkOrderNotes CASCADE;</w:t>
+            </w:r>
+          </w:p>
+          <w:p>
+            <w:pPr>
+              <w:pStyle w:val="normalcontent"/>
+            </w:pPr>
+            <w:r>
+              <w:t>TRUNCATE TABLE WorkOrderResolution CASCADE;</w:t>
+            </w:r>
+          </w:p>
+          <w:p>
+            <w:pPr>
+              <w:pStyle w:val="normalcontent"/>
+            </w:pPr>
+            <w:r>
+              <w:t>TRUNCATE TABLE WorkOrderHistory CASCADE;</w:t>
+            </w:r>
+          </w:p>
+          <w:p>
+            <w:pPr>
+              <w:pStyle w:val="normalcontent"/>
+            </w:pPr>
+            <w:r>
+              <w:t>TRUNCATE TABLE WorkOrderStates CASCADE;</w:t>
+            </w:r>
+          </w:p>
+          <w:p>
+            <w:pPr>
+              <w:pStyle w:val="normalcontent"/>
+            </w:pPr>
+            <w:r>
+              <w:t>TRUNCATE TABLE WorkOrder_Thread CASCADE;</w:t>
+            </w:r>
+          </w:p>
+          <w:p>
+            <w:pPr>
+              <w:pStyle w:val="normalcontent"/>
+            </w:pPr>
+            <w:r>
+              <w:t>TRUNCATE TABLE WorkOrderQueue CASCADE;</w:t>
+            </w:r>
+          </w:p>
+          <w:p>
+            <w:pPr>
+              <w:pStyle w:val="normalcontent"/>
+            </w:pPr>
+            <w:r>
+              <w:t>TRUNCATE TABLE WorkOrder CASCADE;</w:t>
             </w:r>
           </w:p>
           <w:p>
@@ -4597,31 +4914,15 @@
               <w:pStyle w:val="normalcontent"/>
             </w:pPr>
             <w:r>
-              <w:t xml:space="preserve">TRUNCATE TABLE </w:t>
-            </w:r>
-            <w:proofErr w:type="spellStart"/>
-            <w:r>
-              <w:t>WorkOrderApprovers</w:t>
-            </w:r>
-            <w:proofErr w:type="spellEnd"/>
-            <w:r>
-              <w:t xml:space="preserve"> CASCADE;</w:t>
-            </w:r>
-          </w:p>
-          <w:p>
-            <w:pPr>
-              <w:pStyle w:val="normalcontent"/>
-            </w:pPr>
-            <w:r>
-              <w:t xml:space="preserve">TRUNCATE TABLE </w:t>
-            </w:r>
-            <w:proofErr w:type="spellStart"/>
-            <w:r>
-              <w:t>ApprovalHistory</w:t>
-            </w:r>
-            <w:proofErr w:type="spellEnd"/>
-            <w:r>
-              <w:t xml:space="preserve"> CASCADE;</w:t>
+              <w:t>TRUNCATE TABLE WorkOrderApprovers CASCADE;</w:t>
+            </w:r>
+          </w:p>
+          <w:p>
+            <w:pPr>
+              <w:pStyle w:val="normalcontent"/>
+            </w:pPr>
+            <w:r>
+              <w:t>TRUNCATE TABLE ApprovalHistory CASCADE;</w:t>
             </w:r>
           </w:p>
           <w:p>
@@ -4637,15 +4938,7 @@
               <w:pStyle w:val="normalcontent"/>
             </w:pPr>
             <w:r>
-              <w:t xml:space="preserve">TRUNCATE TABLE </w:t>
-            </w:r>
-            <w:proofErr w:type="spellStart"/>
-            <w:r>
-              <w:t>WorkOrderTasks</w:t>
-            </w:r>
-            <w:proofErr w:type="spellEnd"/>
-            <w:r>
-              <w:t xml:space="preserve"> CASCADE;</w:t>
+              <w:t>TRUNCATE TABLE WorkOrderTasks CASCADE;</w:t>
             </w:r>
           </w:p>
           <w:p>
@@ -4676,15 +4969,7 @@
               <w:pStyle w:val="normalcontent"/>
             </w:pPr>
             <w:r>
-              <w:t xml:space="preserve">UPDATE </w:t>
-            </w:r>
-            <w:proofErr w:type="spellStart"/>
-            <w:r>
-              <w:t>SeqGenState</w:t>
-            </w:r>
-            <w:proofErr w:type="spellEnd"/>
-            <w:r>
-              <w:t xml:space="preserve"> SET CURRENTBATCHEND = </w:t>
+              <w:t xml:space="preserve">UPDATE SeqGenState SET CURRENTBATCHEND = </w:t>
             </w:r>
             <w:r>
               <w:rPr>
@@ -4693,31 +4978,15 @@
               <w:t xml:space="preserve">0 </w:t>
             </w:r>
             <w:r>
-              <w:t>WHERE SEQNAME = '</w:t>
-            </w:r>
-            <w:proofErr w:type="spellStart"/>
-            <w:r>
-              <w:t>WorkOrder.WORKORDERID</w:t>
-            </w:r>
-            <w:proofErr w:type="spellEnd"/>
-            <w:r>
-              <w:t>';</w:t>
-            </w:r>
-          </w:p>
-          <w:p>
-            <w:pPr>
-              <w:pStyle w:val="normalcontent"/>
-            </w:pPr>
-            <w:r>
-              <w:t xml:space="preserve">UPDATE </w:t>
-            </w:r>
-            <w:proofErr w:type="spellStart"/>
-            <w:r>
-              <w:t>SeqGenState</w:t>
-            </w:r>
-            <w:proofErr w:type="spellEnd"/>
-            <w:r>
-              <w:t xml:space="preserve"> SET CURRENTBATCHEND = </w:t>
+              <w:t>WHERE SEQNAME = 'WorkOrder.WORKORDERID';</w:t>
+            </w:r>
+          </w:p>
+          <w:p>
+            <w:pPr>
+              <w:pStyle w:val="normalcontent"/>
+            </w:pPr>
+            <w:r>
+              <w:t xml:space="preserve">UPDATE SeqGenState SET CURRENTBATCHEND = </w:t>
             </w:r>
             <w:r>
               <w:rPr>
@@ -4726,15 +4995,7 @@
               <w:t xml:space="preserve">0 </w:t>
             </w:r>
             <w:r>
-              <w:t>WHERE SEQNAME = '</w:t>
-            </w:r>
-            <w:proofErr w:type="spellStart"/>
-            <w:r>
-              <w:t>TaskDetails.TASKID</w:t>
-            </w:r>
-            <w:proofErr w:type="spellEnd"/>
-            <w:r>
-              <w:t>';</w:t>
+              <w:t>WHERE SEQNAME = 'TaskDetails.TASKID';</w:t>
             </w:r>
           </w:p>
           <w:p>
@@ -4764,79 +5025,39 @@
               <w:pStyle w:val="normalcontent"/>
             </w:pPr>
             <w:r>
-              <w:t xml:space="preserve">TRUNCATE TABLE </w:t>
-            </w:r>
-            <w:proofErr w:type="spellStart"/>
-            <w:r>
-              <w:t>taskhistorydetails</w:t>
-            </w:r>
-            <w:proofErr w:type="spellEnd"/>
-            <w:r>
-              <w:t xml:space="preserve"> CASCADE;</w:t>
-            </w:r>
-          </w:p>
-          <w:p>
-            <w:pPr>
-              <w:pStyle w:val="normalcontent"/>
-            </w:pPr>
-            <w:r>
-              <w:t xml:space="preserve">TRUNCATE TABLE </w:t>
-            </w:r>
-            <w:proofErr w:type="spellStart"/>
-            <w:r>
-              <w:t>tasknotes</w:t>
-            </w:r>
-            <w:proofErr w:type="spellEnd"/>
-            <w:r>
-              <w:t xml:space="preserve"> CASCADE;</w:t>
-            </w:r>
-          </w:p>
-          <w:p>
-            <w:pPr>
-              <w:pStyle w:val="normalcontent"/>
-            </w:pPr>
-            <w:r>
-              <w:t xml:space="preserve">TRUNCATE TABLE </w:t>
-            </w:r>
-            <w:proofErr w:type="spellStart"/>
-            <w:r>
-              <w:t>tasktotechnician</w:t>
-            </w:r>
-            <w:proofErr w:type="spellEnd"/>
-            <w:r>
-              <w:t xml:space="preserve"> CASCADE;</w:t>
-            </w:r>
-          </w:p>
-          <w:p>
-            <w:pPr>
-              <w:pStyle w:val="normalcontent"/>
-            </w:pPr>
-            <w:r>
-              <w:t xml:space="preserve">TRUNCATE TABLE </w:t>
-            </w:r>
-            <w:proofErr w:type="spellStart"/>
-            <w:r>
-              <w:t>tasktoworkorder</w:t>
-            </w:r>
-            <w:proofErr w:type="spellEnd"/>
-            <w:r>
-              <w:t xml:space="preserve"> CASCADE;</w:t>
-            </w:r>
-          </w:p>
-          <w:p>
-            <w:pPr>
-              <w:pStyle w:val="normalcontent"/>
-            </w:pPr>
-            <w:r>
-              <w:t xml:space="preserve">TRUNCATE TABLE </w:t>
-            </w:r>
-            <w:proofErr w:type="spellStart"/>
-            <w:r>
-              <w:t>taskdetails</w:t>
-            </w:r>
-            <w:proofErr w:type="spellEnd"/>
-            <w:r>
-              <w:t xml:space="preserve"> CASCADE;</w:t>
+              <w:t>TRUNCATE TABLE taskhistorydetails CASCADE;</w:t>
+            </w:r>
+          </w:p>
+          <w:p>
+            <w:pPr>
+              <w:pStyle w:val="normalcontent"/>
+            </w:pPr>
+            <w:r>
+              <w:t>TRUNCATE TABLE tasknotes CASCADE;</w:t>
+            </w:r>
+          </w:p>
+          <w:p>
+            <w:pPr>
+              <w:pStyle w:val="normalcontent"/>
+            </w:pPr>
+            <w:r>
+              <w:t>TRUNCATE TABLE tasktotechnician CASCADE;</w:t>
+            </w:r>
+          </w:p>
+          <w:p>
+            <w:pPr>
+              <w:pStyle w:val="normalcontent"/>
+            </w:pPr>
+            <w:r>
+              <w:t>TRUNCATE TABLE tasktoworkorder CASCADE;</w:t>
+            </w:r>
+          </w:p>
+          <w:p>
+            <w:pPr>
+              <w:pStyle w:val="normalcontent"/>
+            </w:pPr>
+            <w:r>
+              <w:t>TRUNCATE TABLE taskdetails CASCADE;</w:t>
             </w:r>
           </w:p>
           <w:p>
@@ -4881,15 +5102,7 @@
               <w:pStyle w:val="normalcontent"/>
             </w:pPr>
             <w:r>
-              <w:t xml:space="preserve">ALTER SEQUENCE </w:t>
-            </w:r>
-            <w:proofErr w:type="spellStart"/>
-            <w:r>
-              <w:t>taskdetails_taskid_seq</w:t>
-            </w:r>
-            <w:proofErr w:type="spellEnd"/>
-            <w:r>
-              <w:t xml:space="preserve"> RESTART WITH 1;</w:t>
+              <w:t>ALTER SEQUENCE taskdetails_taskid_seq RESTART WITH 1;</w:t>
             </w:r>
           </w:p>
         </w:tc>
@@ -4954,307 +5167,204 @@
       <w:r>
         <w:t xml:space="preserve">Service Desk Plus </w:t>
       </w:r>
-      <w:proofErr w:type="spellStart"/>
       <w:r>
         <w:rPr>
           <w:b/>
           <w:bCs/>
         </w:rPr>
-        <w:t>pgsql</w:t>
-      </w:r>
-      <w:proofErr w:type="spellEnd"/>
-      <w:r>
+        <w:t>pgsql\bin</w:t>
+      </w:r>
+    </w:p>
+    <w:p>
+      <w:pPr>
+        <w:pStyle w:val="normalcontent"/>
+      </w:pPr>
+      <w:r>
+        <w:lastRenderedPageBreak/>
+        <w:t xml:space="preserve">Example path: </w:t>
+      </w:r>
+      <w:r>
+        <w:t>C:\Program Files\ManageEngine\ServiceDesk\pgsql\bin&gt;</w:t>
+      </w:r>
+    </w:p>
+    <w:p>
+      <w:pPr>
+        <w:pStyle w:val="normalcontent"/>
+      </w:pPr>
+      <w:r>
+        <w:rPr>
+          <w:cs/>
+        </w:rPr>
+        <w:t xml:space="preserve">หากเวอร์ชัน </w:t>
+      </w:r>
+      <w:r>
+        <w:t xml:space="preserve">SDP </w:t>
+      </w:r>
+      <w:r>
+        <w:rPr>
+          <w:cs/>
+        </w:rPr>
+        <w:t xml:space="preserve">ต่ำกว่า </w:t>
+      </w:r>
+      <w:r>
+        <w:t xml:space="preserve">10.5 / </w:t>
+      </w:r>
+      <w:r>
+        <w:rPr>
+          <w:cs/>
+        </w:rPr>
+        <w:t xml:space="preserve">เวอร์ชัน </w:t>
+      </w:r>
+      <w:r>
+        <w:t xml:space="preserve">AE </w:t>
+      </w:r>
+      <w:r>
+        <w:rPr>
+          <w:cs/>
+        </w:rPr>
+        <w:t xml:space="preserve">ต่ำกว่า </w:t>
+      </w:r>
+      <w:r>
+        <w:t>6.5</w:t>
+      </w:r>
+      <w:r>
+        <w:t xml:space="preserve"> </w:t>
+      </w:r>
+      <w:r>
+        <w:rPr>
+          <w:rFonts w:hint="cs"/>
+          <w:cs/>
+        </w:rPr>
+        <w:t>ให้รัน</w:t>
+      </w:r>
+      <w:r>
+        <w:t>:</w:t>
+      </w:r>
+    </w:p>
+    <w:p>
+      <w:pPr>
+        <w:pStyle w:val="normalcontent"/>
+      </w:pPr>
+      <w:r>
+        <w:t>psql.exe -U postgres -p 65432 -d servicedesk -h 127.0.0.1</w:t>
+      </w:r>
+    </w:p>
+    <w:p>
+      <w:pPr>
+        <w:pStyle w:val="normalcontent"/>
+      </w:pPr>
+      <w:r>
+        <w:rPr>
+          <w:cs/>
+        </w:rPr>
+        <w:t xml:space="preserve">หากเวอร์ชัน </w:t>
+      </w:r>
+      <w:r>
+        <w:t xml:space="preserve">SDP </w:t>
+      </w:r>
+      <w:r>
+        <w:rPr>
+          <w:cs/>
+        </w:rPr>
+        <w:t xml:space="preserve">มากกว่า </w:t>
+      </w:r>
+      <w:r>
+        <w:t xml:space="preserve">10.5 / </w:t>
+      </w:r>
+      <w:r>
+        <w:rPr>
+          <w:cs/>
+        </w:rPr>
+        <w:t xml:space="preserve">เวอร์ชัน </w:t>
+      </w:r>
+      <w:r>
+        <w:t xml:space="preserve">AE </w:t>
+      </w:r>
+      <w:r>
+        <w:rPr>
+          <w:cs/>
+        </w:rPr>
+        <w:t xml:space="preserve">มากกว่า </w:t>
+      </w:r>
+      <w:r>
+        <w:t>6.5</w:t>
+      </w:r>
+      <w:r>
+        <w:t xml:space="preserve"> </w:t>
+      </w:r>
+      <w:r>
+        <w:rPr>
+          <w:rFonts w:hint="cs"/>
+          <w:cs/>
+        </w:rPr>
+        <w:t>ให้รัน</w:t>
+      </w:r>
+      <w:r>
+        <w:t>:</w:t>
+      </w:r>
+    </w:p>
+    <w:p>
+      <w:pPr>
+        <w:pStyle w:val="normalcontent"/>
+      </w:pPr>
+      <w:r>
+        <w:t>psql.exe -U sdpadmin -p 65432 -d servicedesk -h 127.0.0.1</w:t>
+      </w:r>
+    </w:p>
+    <w:p>
+      <w:pPr>
+        <w:pStyle w:val="normalcontent"/>
         <w:rPr>
           <w:b/>
           <w:bCs/>
         </w:rPr>
-        <w:t>\bin</w:t>
-      </w:r>
-    </w:p>
-    <w:p>
-      <w:pPr>
-        <w:pStyle w:val="normalcontent"/>
-      </w:pPr>
-      <w:r>
-        <w:t xml:space="preserve">Example path: </w:t>
-      </w:r>
-      <w:r>
-        <w:t>C:\Program Files\ManageEngine\ServiceDesk\</w:t>
-      </w:r>
-      <w:proofErr w:type="spellStart"/>
-      <w:r>
-        <w:t>pgsql</w:t>
-      </w:r>
-      <w:proofErr w:type="spellEnd"/>
-      <w:r>
-        <w:t>\bin&gt;</w:t>
-      </w:r>
-    </w:p>
-    <w:p>
-      <w:pPr>
-        <w:pStyle w:val="normalcontent"/>
-      </w:pPr>
-      <w:r>
-        <w:rPr>
-          <w:cs/>
-        </w:rPr>
-        <w:t>หาก</w:t>
-      </w:r>
-      <w:proofErr w:type="spellStart"/>
-      <w:r>
-        <w:rPr>
-          <w:cs/>
-        </w:rPr>
-        <w:t>เวอร์ชัน</w:t>
-      </w:r>
-      <w:proofErr w:type="spellEnd"/>
-      <w:r>
-        <w:rPr>
-          <w:cs/>
-        </w:rPr>
-        <w:t xml:space="preserve"> </w:t>
-      </w:r>
-      <w:r>
-        <w:t xml:space="preserve">SDP </w:t>
-      </w:r>
-      <w:r>
-        <w:rPr>
-          <w:cs/>
-        </w:rPr>
-        <w:t xml:space="preserve">ต่ำกว่า </w:t>
-      </w:r>
-      <w:r>
-        <w:t xml:space="preserve">10.5 / </w:t>
-      </w:r>
-      <w:proofErr w:type="spellStart"/>
-      <w:r>
-        <w:rPr>
-          <w:cs/>
-        </w:rPr>
-        <w:t>เวอร์ชัน</w:t>
-      </w:r>
-      <w:proofErr w:type="spellEnd"/>
-      <w:r>
-        <w:rPr>
-          <w:cs/>
-        </w:rPr>
-        <w:t xml:space="preserve"> </w:t>
-      </w:r>
-      <w:r>
-        <w:t xml:space="preserve">AE </w:t>
-      </w:r>
-      <w:r>
-        <w:rPr>
-          <w:cs/>
-        </w:rPr>
-        <w:t xml:space="preserve">ต่ำกว่า </w:t>
-      </w:r>
-      <w:r>
-        <w:t>6.5</w:t>
-      </w:r>
-      <w:r>
-        <w:t xml:space="preserve"> </w:t>
-      </w:r>
-      <w:r>
-        <w:rPr>
-          <w:rFonts w:hint="cs"/>
-          <w:cs/>
-        </w:rPr>
-        <w:t>ให้รัน</w:t>
-      </w:r>
-      <w:r>
-        <w:t>:</w:t>
-      </w:r>
-    </w:p>
-    <w:p>
-      <w:pPr>
-        <w:pStyle w:val="normalcontent"/>
-      </w:pPr>
-      <w:r>
-        <w:t xml:space="preserve">psql.exe -U </w:t>
-      </w:r>
-      <w:proofErr w:type="spellStart"/>
-      <w:r>
-        <w:t>postgres</w:t>
-      </w:r>
-      <w:proofErr w:type="spellEnd"/>
-      <w:r>
-        <w:t xml:space="preserve"> -p 65432 -d </w:t>
-      </w:r>
-      <w:proofErr w:type="spellStart"/>
-      <w:r>
-        <w:t>servicedesk</w:t>
-      </w:r>
-      <w:proofErr w:type="spellEnd"/>
-      <w:r>
-        <w:t xml:space="preserve"> -h 127.0.0.1</w:t>
-      </w:r>
-    </w:p>
-    <w:p>
-      <w:pPr>
-        <w:pStyle w:val="normalcontent"/>
-      </w:pPr>
-      <w:r>
-        <w:rPr>
-          <w:cs/>
-        </w:rPr>
-        <w:t>หาก</w:t>
-      </w:r>
-      <w:proofErr w:type="spellStart"/>
-      <w:r>
-        <w:rPr>
-          <w:cs/>
-        </w:rPr>
-        <w:t>เวอร์ชัน</w:t>
-      </w:r>
-      <w:proofErr w:type="spellEnd"/>
-      <w:r>
-        <w:rPr>
-          <w:cs/>
-        </w:rPr>
-        <w:t xml:space="preserve"> </w:t>
-      </w:r>
-      <w:r>
-        <w:t xml:space="preserve">SDP </w:t>
-      </w:r>
-      <w:r>
-        <w:rPr>
-          <w:cs/>
-        </w:rPr>
-        <w:t xml:space="preserve">มากกว่า </w:t>
-      </w:r>
-      <w:r>
-        <w:t xml:space="preserve">10.5 / </w:t>
-      </w:r>
-      <w:proofErr w:type="spellStart"/>
-      <w:r>
-        <w:rPr>
-          <w:cs/>
-        </w:rPr>
-        <w:t>เวอร์ชัน</w:t>
-      </w:r>
-      <w:proofErr w:type="spellEnd"/>
-      <w:r>
-        <w:rPr>
-          <w:cs/>
-        </w:rPr>
-        <w:t xml:space="preserve"> </w:t>
-      </w:r>
-      <w:r>
-        <w:t xml:space="preserve">AE </w:t>
-      </w:r>
-      <w:r>
-        <w:rPr>
-          <w:cs/>
-        </w:rPr>
-        <w:t xml:space="preserve">มากกว่า </w:t>
-      </w:r>
-      <w:r>
-        <w:t>6.5</w:t>
-      </w:r>
-      <w:r>
-        <w:t xml:space="preserve"> </w:t>
-      </w:r>
-      <w:r>
-        <w:rPr>
-          <w:rFonts w:hint="cs"/>
-          <w:cs/>
-        </w:rPr>
-        <w:t>ให้รัน</w:t>
-      </w:r>
-      <w:r>
-        <w:t>:</w:t>
-      </w:r>
-    </w:p>
-    <w:p>
-      <w:pPr>
-        <w:pStyle w:val="normalcontent"/>
-      </w:pPr>
-      <w:r>
-        <w:t xml:space="preserve">psql.exe -U </w:t>
-      </w:r>
-      <w:proofErr w:type="spellStart"/>
-      <w:r>
-        <w:t>sdpadmin</w:t>
-      </w:r>
-      <w:proofErr w:type="spellEnd"/>
-      <w:r>
-        <w:t xml:space="preserve"> -p 65432 -d </w:t>
-      </w:r>
-      <w:proofErr w:type="spellStart"/>
-      <w:r>
-        <w:t>servicedesk</w:t>
-      </w:r>
-      <w:proofErr w:type="spellEnd"/>
-      <w:r>
-        <w:t xml:space="preserve"> -h 127.0.0.1</w:t>
-      </w:r>
-    </w:p>
-    <w:p>
-      <w:pPr>
-        <w:pStyle w:val="normalcontent"/>
+      </w:pPr>
+      <w:r>
+        <w:rPr>
+          <w:rFonts w:hint="cs"/>
+          <w:cs/>
+        </w:rPr>
+        <w:t xml:space="preserve">ใส่รหัส </w:t>
+      </w:r>
+      <w:r>
+        <w:t xml:space="preserve">Postgres </w:t>
+      </w:r>
+      <w:r>
+        <w:rPr>
+          <w:rFonts w:hint="cs"/>
+          <w:cs/>
+        </w:rPr>
+        <w:t xml:space="preserve">หรือรหัส </w:t>
+      </w:r>
+      <w:r>
         <w:rPr>
           <w:b/>
           <w:bCs/>
         </w:rPr>
-      </w:pPr>
-      <w:r>
-        <w:rPr>
-          <w:rFonts w:hint="cs"/>
-          <w:cs/>
-        </w:rPr>
-        <w:t xml:space="preserve">ใส่รหัส </w:t>
-      </w:r>
-      <w:r>
-        <w:t xml:space="preserve">Postgres </w:t>
-      </w:r>
-      <w:r>
-        <w:rPr>
-          <w:rFonts w:hint="cs"/>
-          <w:cs/>
-        </w:rPr>
-        <w:t xml:space="preserve">หรือรหัส </w:t>
-      </w:r>
-      <w:proofErr w:type="spellStart"/>
+        <w:t>sdp@</w:t>
+      </w:r>
       <w:r>
         <w:rPr>
           <w:b/>
           <w:bCs/>
-        </w:rPr>
-        <w:t>sdp</w:t>
-      </w:r>
-      <w:proofErr w:type="spellEnd"/>
+          <w:cs/>
+        </w:rPr>
+        <w:t>123</w:t>
+      </w:r>
+      <w:r>
+        <w:rPr>
+          <w:rFonts w:hint="cs"/>
+          <w:cs/>
+        </w:rPr>
+        <w:t xml:space="preserve"> หรือ </w:t>
+      </w:r>
       <w:r>
         <w:rPr>
           <w:b/>
           <w:bCs/>
         </w:rPr>
-        <w:t>@</w:t>
-      </w:r>
-      <w:r>
-        <w:rPr>
-          <w:b/>
-          <w:bCs/>
-          <w:cs/>
-        </w:rPr>
-        <w:t>123</w:t>
-      </w:r>
-      <w:r>
-        <w:rPr>
-          <w:rFonts w:hint="cs"/>
-          <w:cs/>
-        </w:rPr>
-        <w:t xml:space="preserve"> หรือ </w:t>
-      </w:r>
-      <w:proofErr w:type="spellStart"/>
-      <w:r>
-        <w:rPr>
-          <w:b/>
-          <w:bCs/>
-        </w:rPr>
         <w:t>sdp</w:t>
       </w:r>
-      <w:proofErr w:type="spellEnd"/>
       <w:r>
         <w:rPr>
           <w:b/>
@@ -5334,31 +5444,15 @@
               <w:pStyle w:val="normalcontent"/>
             </w:pPr>
             <w:r>
-              <w:t xml:space="preserve">TRUNCATE TABLE </w:t>
-            </w:r>
-            <w:proofErr w:type="spellStart"/>
-            <w:r>
-              <w:t>ProblemHistory</w:t>
-            </w:r>
-            <w:proofErr w:type="spellEnd"/>
-            <w:r>
-              <w:t xml:space="preserve"> CASCADE;</w:t>
-            </w:r>
-          </w:p>
-          <w:p>
-            <w:pPr>
-              <w:pStyle w:val="normalcontent"/>
-            </w:pPr>
-            <w:r>
-              <w:t xml:space="preserve">TRUNCATE TABLE </w:t>
-            </w:r>
-            <w:proofErr w:type="spellStart"/>
-            <w:r>
-              <w:t>ProblemNotes</w:t>
-            </w:r>
-            <w:proofErr w:type="spellEnd"/>
-            <w:r>
-              <w:t xml:space="preserve"> CASCADE;</w:t>
+              <w:t>TRUNCATE TABLE ProblemHistory CASCADE;</w:t>
+            </w:r>
+          </w:p>
+          <w:p>
+            <w:pPr>
+              <w:pStyle w:val="normalcontent"/>
+            </w:pPr>
+            <w:r>
+              <w:t>TRUNCATE TABLE ProblemNotes CASCADE;</w:t>
             </w:r>
           </w:p>
           <w:p>
@@ -5406,15 +5500,7 @@
               <w:pStyle w:val="normalcontent"/>
             </w:pPr>
             <w:r>
-              <w:t xml:space="preserve">UPDATE </w:t>
-            </w:r>
-            <w:proofErr w:type="spellStart"/>
-            <w:r>
-              <w:t>SeqGenState</w:t>
-            </w:r>
-            <w:proofErr w:type="spellEnd"/>
-            <w:r>
-              <w:t xml:space="preserve"> SET CURRENTBATCHEND = </w:t>
+              <w:t xml:space="preserve">UPDATE SeqGenState SET CURRENTBATCHEND = </w:t>
             </w:r>
             <w:r>
               <w:rPr>
@@ -5423,15 +5509,7 @@
               <w:t xml:space="preserve">0 </w:t>
             </w:r>
             <w:r>
-              <w:t>WHERE SEQNAME = '</w:t>
-            </w:r>
-            <w:proofErr w:type="spellStart"/>
-            <w:r>
-              <w:t>Problem.PROBLEMID</w:t>
-            </w:r>
-            <w:proofErr w:type="spellEnd"/>
-            <w:r>
-              <w:t>';</w:t>
+              <w:t>WHERE SEQNAME = 'Problem.PROBLEMID';</w:t>
             </w:r>
           </w:p>
         </w:tc>
@@ -5492,307 +5570,203 @@
       <w:r>
         <w:t xml:space="preserve">Service Desk Plus </w:t>
       </w:r>
-      <w:proofErr w:type="spellStart"/>
       <w:r>
         <w:rPr>
           <w:b/>
           <w:bCs/>
         </w:rPr>
-        <w:t>pgsql</w:t>
-      </w:r>
-      <w:proofErr w:type="spellEnd"/>
-      <w:r>
+        <w:t>pgsql\bin</w:t>
+      </w:r>
+    </w:p>
+    <w:p>
+      <w:pPr>
+        <w:pStyle w:val="normalcontent"/>
+      </w:pPr>
+      <w:r>
+        <w:t xml:space="preserve">Example path: </w:t>
+      </w:r>
+      <w:r>
+        <w:t>C:\Program Files\ManageEngine\ServiceDesk\pgsql\bin&gt;</w:t>
+      </w:r>
+    </w:p>
+    <w:p>
+      <w:pPr>
+        <w:pStyle w:val="normalcontent"/>
+      </w:pPr>
+      <w:r>
+        <w:rPr>
+          <w:cs/>
+        </w:rPr>
+        <w:t xml:space="preserve">หากเวอร์ชัน </w:t>
+      </w:r>
+      <w:r>
+        <w:t xml:space="preserve">SDP </w:t>
+      </w:r>
+      <w:r>
+        <w:rPr>
+          <w:cs/>
+        </w:rPr>
+        <w:t xml:space="preserve">ต่ำกว่า </w:t>
+      </w:r>
+      <w:r>
+        <w:t xml:space="preserve">10.5 / </w:t>
+      </w:r>
+      <w:r>
+        <w:rPr>
+          <w:cs/>
+        </w:rPr>
+        <w:t xml:space="preserve">เวอร์ชัน </w:t>
+      </w:r>
+      <w:r>
+        <w:t xml:space="preserve">AE </w:t>
+      </w:r>
+      <w:r>
+        <w:rPr>
+          <w:cs/>
+        </w:rPr>
+        <w:t xml:space="preserve">ต่ำกว่า </w:t>
+      </w:r>
+      <w:r>
+        <w:t>6.5</w:t>
+      </w:r>
+      <w:r>
+        <w:t xml:space="preserve"> </w:t>
+      </w:r>
+      <w:r>
+        <w:rPr>
+          <w:rFonts w:hint="cs"/>
+          <w:cs/>
+        </w:rPr>
+        <w:t>ให้รัน</w:t>
+      </w:r>
+      <w:r>
+        <w:t>:</w:t>
+      </w:r>
+    </w:p>
+    <w:p>
+      <w:pPr>
+        <w:pStyle w:val="normalcontent"/>
+      </w:pPr>
+      <w:r>
+        <w:t>psql.exe -U postgres -p 65432 -d servicedesk -h 127.0.0.1</w:t>
+      </w:r>
+    </w:p>
+    <w:p>
+      <w:pPr>
+        <w:pStyle w:val="normalcontent"/>
+      </w:pPr>
+      <w:r>
+        <w:rPr>
+          <w:cs/>
+        </w:rPr>
+        <w:t xml:space="preserve">หากเวอร์ชัน </w:t>
+      </w:r>
+      <w:r>
+        <w:t xml:space="preserve">SDP </w:t>
+      </w:r>
+      <w:r>
+        <w:rPr>
+          <w:cs/>
+        </w:rPr>
+        <w:t xml:space="preserve">มากกว่า </w:t>
+      </w:r>
+      <w:r>
+        <w:t xml:space="preserve">10.5 / </w:t>
+      </w:r>
+      <w:r>
+        <w:rPr>
+          <w:cs/>
+        </w:rPr>
+        <w:t xml:space="preserve">เวอร์ชัน </w:t>
+      </w:r>
+      <w:r>
+        <w:t xml:space="preserve">AE </w:t>
+      </w:r>
+      <w:r>
+        <w:rPr>
+          <w:cs/>
+        </w:rPr>
+        <w:t xml:space="preserve">มากกว่า </w:t>
+      </w:r>
+      <w:r>
+        <w:t>6.5</w:t>
+      </w:r>
+      <w:r>
+        <w:t xml:space="preserve"> </w:t>
+      </w:r>
+      <w:r>
+        <w:rPr>
+          <w:rFonts w:hint="cs"/>
+          <w:cs/>
+        </w:rPr>
+        <w:t>ให้รัน</w:t>
+      </w:r>
+      <w:r>
+        <w:t>:</w:t>
+      </w:r>
+    </w:p>
+    <w:p>
+      <w:pPr>
+        <w:pStyle w:val="normalcontent"/>
+      </w:pPr>
+      <w:r>
+        <w:t>psql.exe -U sdpadmin -p 65432 -d servicedesk -h 127.0.0.1</w:t>
+      </w:r>
+    </w:p>
+    <w:p>
+      <w:pPr>
+        <w:pStyle w:val="normalcontent"/>
         <w:rPr>
           <w:b/>
           <w:bCs/>
         </w:rPr>
-        <w:t>\bin</w:t>
-      </w:r>
-    </w:p>
-    <w:p>
-      <w:pPr>
-        <w:pStyle w:val="normalcontent"/>
-      </w:pPr>
-      <w:r>
-        <w:t xml:space="preserve">Example path: </w:t>
-      </w:r>
-      <w:r>
-        <w:t>C:\Program Files\ManageEngine\ServiceDesk\</w:t>
-      </w:r>
-      <w:proofErr w:type="spellStart"/>
-      <w:r>
-        <w:t>pgsql</w:t>
-      </w:r>
-      <w:proofErr w:type="spellEnd"/>
-      <w:r>
-        <w:t>\bin&gt;</w:t>
-      </w:r>
-    </w:p>
-    <w:p>
-      <w:pPr>
-        <w:pStyle w:val="normalcontent"/>
-      </w:pPr>
-      <w:r>
-        <w:rPr>
-          <w:cs/>
-        </w:rPr>
-        <w:t>หาก</w:t>
-      </w:r>
-      <w:proofErr w:type="spellStart"/>
-      <w:r>
-        <w:rPr>
-          <w:cs/>
-        </w:rPr>
-        <w:t>เวอร์ชัน</w:t>
-      </w:r>
-      <w:proofErr w:type="spellEnd"/>
-      <w:r>
-        <w:rPr>
-          <w:cs/>
-        </w:rPr>
-        <w:t xml:space="preserve"> </w:t>
-      </w:r>
-      <w:r>
-        <w:t xml:space="preserve">SDP </w:t>
-      </w:r>
-      <w:r>
-        <w:rPr>
-          <w:cs/>
-        </w:rPr>
-        <w:t xml:space="preserve">ต่ำกว่า </w:t>
-      </w:r>
-      <w:r>
-        <w:t xml:space="preserve">10.5 / </w:t>
-      </w:r>
-      <w:proofErr w:type="spellStart"/>
-      <w:r>
-        <w:rPr>
-          <w:cs/>
-        </w:rPr>
-        <w:t>เวอร์ชัน</w:t>
-      </w:r>
-      <w:proofErr w:type="spellEnd"/>
-      <w:r>
-        <w:rPr>
-          <w:cs/>
-        </w:rPr>
-        <w:t xml:space="preserve"> </w:t>
-      </w:r>
-      <w:r>
-        <w:t xml:space="preserve">AE </w:t>
-      </w:r>
-      <w:r>
-        <w:rPr>
-          <w:cs/>
-        </w:rPr>
-        <w:t xml:space="preserve">ต่ำกว่า </w:t>
-      </w:r>
-      <w:r>
-        <w:t>6.5</w:t>
-      </w:r>
-      <w:r>
-        <w:t xml:space="preserve"> </w:t>
-      </w:r>
-      <w:r>
-        <w:rPr>
-          <w:rFonts w:hint="cs"/>
-          <w:cs/>
-        </w:rPr>
-        <w:t>ให้รัน</w:t>
-      </w:r>
-      <w:r>
-        <w:t>:</w:t>
-      </w:r>
-    </w:p>
-    <w:p>
-      <w:pPr>
-        <w:pStyle w:val="normalcontent"/>
-      </w:pPr>
-      <w:r>
-        <w:t xml:space="preserve">psql.exe -U </w:t>
-      </w:r>
-      <w:proofErr w:type="spellStart"/>
-      <w:r>
-        <w:t>postgres</w:t>
-      </w:r>
-      <w:proofErr w:type="spellEnd"/>
-      <w:r>
-        <w:t xml:space="preserve"> -p 65432 -d </w:t>
-      </w:r>
-      <w:proofErr w:type="spellStart"/>
-      <w:r>
-        <w:t>servicedesk</w:t>
-      </w:r>
-      <w:proofErr w:type="spellEnd"/>
-      <w:r>
-        <w:t xml:space="preserve"> -h 127.0.0.1</w:t>
-      </w:r>
-    </w:p>
-    <w:p>
-      <w:pPr>
-        <w:pStyle w:val="normalcontent"/>
-      </w:pPr>
-      <w:r>
-        <w:rPr>
-          <w:cs/>
-        </w:rPr>
-        <w:t>หาก</w:t>
-      </w:r>
-      <w:proofErr w:type="spellStart"/>
-      <w:r>
-        <w:rPr>
-          <w:cs/>
-        </w:rPr>
-        <w:t>เวอร์ชัน</w:t>
-      </w:r>
-      <w:proofErr w:type="spellEnd"/>
-      <w:r>
-        <w:rPr>
-          <w:cs/>
-        </w:rPr>
-        <w:t xml:space="preserve"> </w:t>
-      </w:r>
-      <w:r>
-        <w:t xml:space="preserve">SDP </w:t>
-      </w:r>
-      <w:r>
-        <w:rPr>
-          <w:cs/>
-        </w:rPr>
-        <w:t xml:space="preserve">มากกว่า </w:t>
-      </w:r>
-      <w:r>
-        <w:t xml:space="preserve">10.5 / </w:t>
-      </w:r>
-      <w:proofErr w:type="spellStart"/>
-      <w:r>
-        <w:rPr>
-          <w:cs/>
-        </w:rPr>
-        <w:t>เวอร์ชัน</w:t>
-      </w:r>
-      <w:proofErr w:type="spellEnd"/>
-      <w:r>
-        <w:rPr>
-          <w:cs/>
-        </w:rPr>
-        <w:t xml:space="preserve"> </w:t>
-      </w:r>
-      <w:r>
-        <w:t xml:space="preserve">AE </w:t>
-      </w:r>
-      <w:r>
-        <w:rPr>
-          <w:cs/>
-        </w:rPr>
-        <w:t xml:space="preserve">มากกว่า </w:t>
-      </w:r>
-      <w:r>
-        <w:t>6.5</w:t>
-      </w:r>
-      <w:r>
-        <w:t xml:space="preserve"> </w:t>
-      </w:r>
-      <w:r>
-        <w:rPr>
-          <w:rFonts w:hint="cs"/>
-          <w:cs/>
-        </w:rPr>
-        <w:t>ให้รัน</w:t>
-      </w:r>
-      <w:r>
-        <w:t>:</w:t>
-      </w:r>
-    </w:p>
-    <w:p>
-      <w:pPr>
-        <w:pStyle w:val="normalcontent"/>
-      </w:pPr>
-      <w:r>
-        <w:t xml:space="preserve">psql.exe -U </w:t>
-      </w:r>
-      <w:proofErr w:type="spellStart"/>
-      <w:r>
-        <w:t>sdpadmin</w:t>
-      </w:r>
-      <w:proofErr w:type="spellEnd"/>
-      <w:r>
-        <w:t xml:space="preserve"> -p 65432 -d </w:t>
-      </w:r>
-      <w:proofErr w:type="spellStart"/>
-      <w:r>
-        <w:t>servicedesk</w:t>
-      </w:r>
-      <w:proofErr w:type="spellEnd"/>
-      <w:r>
-        <w:t xml:space="preserve"> -h 127.0.0.1</w:t>
-      </w:r>
-    </w:p>
-    <w:p>
-      <w:pPr>
-        <w:pStyle w:val="normalcontent"/>
+      </w:pPr>
+      <w:r>
+        <w:rPr>
+          <w:rFonts w:hint="cs"/>
+          <w:cs/>
+        </w:rPr>
+        <w:t xml:space="preserve">ใส่รหัส </w:t>
+      </w:r>
+      <w:r>
+        <w:t xml:space="preserve">Postgres </w:t>
+      </w:r>
+      <w:r>
+        <w:rPr>
+          <w:rFonts w:hint="cs"/>
+          <w:cs/>
+        </w:rPr>
+        <w:t xml:space="preserve">หรือรหัส </w:t>
+      </w:r>
+      <w:r>
         <w:rPr>
           <w:b/>
           <w:bCs/>
         </w:rPr>
-      </w:pPr>
-      <w:r>
-        <w:rPr>
-          <w:rFonts w:hint="cs"/>
-          <w:cs/>
-        </w:rPr>
-        <w:t xml:space="preserve">ใส่รหัส </w:t>
-      </w:r>
-      <w:r>
-        <w:t xml:space="preserve">Postgres </w:t>
-      </w:r>
-      <w:r>
-        <w:rPr>
-          <w:rFonts w:hint="cs"/>
-          <w:cs/>
-        </w:rPr>
-        <w:t xml:space="preserve">หรือรหัส </w:t>
-      </w:r>
-      <w:proofErr w:type="spellStart"/>
+        <w:t>sdp@</w:t>
+      </w:r>
       <w:r>
         <w:rPr>
           <w:b/>
           <w:bCs/>
-        </w:rPr>
-        <w:t>sdp</w:t>
-      </w:r>
-      <w:proofErr w:type="spellEnd"/>
+          <w:cs/>
+        </w:rPr>
+        <w:t>123</w:t>
+      </w:r>
+      <w:r>
+        <w:rPr>
+          <w:rFonts w:hint="cs"/>
+          <w:cs/>
+        </w:rPr>
+        <w:t xml:space="preserve"> หรือ </w:t>
+      </w:r>
       <w:r>
         <w:rPr>
           <w:b/>
           <w:bCs/>
         </w:rPr>
-        <w:t>@</w:t>
-      </w:r>
-      <w:r>
-        <w:rPr>
-          <w:b/>
-          <w:bCs/>
-          <w:cs/>
-        </w:rPr>
-        <w:t>123</w:t>
-      </w:r>
-      <w:r>
-        <w:rPr>
-          <w:rFonts w:hint="cs"/>
-          <w:cs/>
-        </w:rPr>
-        <w:t xml:space="preserve"> หรือ </w:t>
-      </w:r>
-      <w:proofErr w:type="spellStart"/>
-      <w:r>
-        <w:rPr>
-          <w:b/>
-          <w:bCs/>
-        </w:rPr>
         <w:t>sdp</w:t>
       </w:r>
-      <w:proofErr w:type="spellEnd"/>
       <w:r>
         <w:rPr>
           <w:b/>
@@ -5860,64 +5834,31 @@
               <w:pStyle w:val="normalcontent"/>
             </w:pPr>
             <w:r>
-              <w:t xml:space="preserve">TRUNCATE TABLE </w:t>
-            </w:r>
-            <w:proofErr w:type="spellStart"/>
-            <w:r>
-              <w:t>ChangeDetails</w:t>
-            </w:r>
-            <w:proofErr w:type="spellEnd"/>
-            <w:r>
-              <w:t xml:space="preserve"> CASCADE;</w:t>
-            </w:r>
-          </w:p>
-          <w:p>
-            <w:pPr>
-              <w:pStyle w:val="normalcontent"/>
-            </w:pPr>
-            <w:r>
-              <w:lastRenderedPageBreak/>
-              <w:t xml:space="preserve">TRUNCATE TABLE </w:t>
-            </w:r>
-            <w:proofErr w:type="spellStart"/>
-            <w:r>
-              <w:t>ChangeStages</w:t>
-            </w:r>
-            <w:proofErr w:type="spellEnd"/>
-            <w:r>
-              <w:t xml:space="preserve"> CASCADE;</w:t>
-            </w:r>
-          </w:p>
-          <w:p>
-            <w:pPr>
-              <w:pStyle w:val="normalcontent"/>
-            </w:pPr>
-            <w:r>
-              <w:t xml:space="preserve">TRUNCATE TABLE </w:t>
-            </w:r>
-            <w:proofErr w:type="spellStart"/>
-            <w:r>
-              <w:t>ChangeHistory</w:t>
-            </w:r>
-            <w:proofErr w:type="spellEnd"/>
-            <w:r>
-              <w:t xml:space="preserve"> CASCADE;</w:t>
-            </w:r>
-          </w:p>
-          <w:p>
-            <w:pPr>
-              <w:pStyle w:val="normalcontent"/>
-            </w:pPr>
-            <w:r>
-              <w:t xml:space="preserve">TRUNCATE TABLE </w:t>
-            </w:r>
-            <w:proofErr w:type="spellStart"/>
-            <w:r>
-              <w:t>ChangeNotes</w:t>
-            </w:r>
-            <w:proofErr w:type="spellEnd"/>
-            <w:r>
-              <w:t xml:space="preserve"> CASCADE;</w:t>
+              <w:t>TRUNCATE TABLE ChangeDetails CASCADE;</w:t>
+            </w:r>
+          </w:p>
+          <w:p>
+            <w:pPr>
+              <w:pStyle w:val="normalcontent"/>
+            </w:pPr>
+            <w:r>
+              <w:t>TRUNCATE TABLE ChangeStages CASCADE;</w:t>
+            </w:r>
+          </w:p>
+          <w:p>
+            <w:pPr>
+              <w:pStyle w:val="normalcontent"/>
+            </w:pPr>
+            <w:r>
+              <w:t>TRUNCATE TABLE ChangeHistory CASCADE;</w:t>
+            </w:r>
+          </w:p>
+          <w:p>
+            <w:pPr>
+              <w:pStyle w:val="normalcontent"/>
+            </w:pPr>
+            <w:r>
+              <w:t>TRUNCATE TABLE ChangeNotes CASCADE;</w:t>
             </w:r>
           </w:p>
           <w:p>
@@ -5965,23 +5906,7 @@
               <w:pStyle w:val="normalcontent"/>
             </w:pPr>
             <w:r>
-              <w:t xml:space="preserve">UPDATE </w:t>
-            </w:r>
-            <w:proofErr w:type="spellStart"/>
-            <w:r>
-              <w:t>SeqGenState</w:t>
-            </w:r>
-            <w:proofErr w:type="spellEnd"/>
-            <w:r>
-              <w:t xml:space="preserve"> SET CURRENTBATCHEND = 0 WHERE SEQNAME = '</w:t>
-            </w:r>
-            <w:proofErr w:type="spellStart"/>
-            <w:r>
-              <w:t>ChangeDetails.CHANGEID</w:t>
-            </w:r>
-            <w:proofErr w:type="spellEnd"/>
-            <w:r>
-              <w:t>';</w:t>
+              <w:t>UPDATE SeqGenState SET CURRENTBATCHEND = 0 WHERE SEQNAME = 'ChangeDetails.CHANGEID';</w:t>
             </w:r>
           </w:p>
         </w:tc>
@@ -5997,6 +5922,7 @@
           <w:rFonts w:hint="cs"/>
           <w:cs/>
         </w:rPr>
+        <w:lastRenderedPageBreak/>
         <w:t>การลบข้อมูล</w:t>
       </w:r>
       <w:r>
@@ -6042,307 +5968,203 @@
       <w:r>
         <w:t xml:space="preserve">Service Desk Plus </w:t>
       </w:r>
-      <w:proofErr w:type="spellStart"/>
       <w:r>
         <w:rPr>
           <w:b/>
           <w:bCs/>
         </w:rPr>
-        <w:t>pgsql</w:t>
-      </w:r>
-      <w:proofErr w:type="spellEnd"/>
-      <w:r>
+        <w:t>pgsql\bin</w:t>
+      </w:r>
+    </w:p>
+    <w:p>
+      <w:pPr>
+        <w:pStyle w:val="normalcontent"/>
+      </w:pPr>
+      <w:r>
+        <w:t xml:space="preserve">Example path: </w:t>
+      </w:r>
+      <w:r>
+        <w:t>C:\Program Files\ManageEngine\ServiceDesk\pgsql\bin&gt;</w:t>
+      </w:r>
+    </w:p>
+    <w:p>
+      <w:pPr>
+        <w:pStyle w:val="normalcontent"/>
+      </w:pPr>
+      <w:r>
+        <w:rPr>
+          <w:cs/>
+        </w:rPr>
+        <w:t xml:space="preserve">หากเวอร์ชัน </w:t>
+      </w:r>
+      <w:r>
+        <w:t xml:space="preserve">SDP </w:t>
+      </w:r>
+      <w:r>
+        <w:rPr>
+          <w:cs/>
+        </w:rPr>
+        <w:t xml:space="preserve">ต่ำกว่า </w:t>
+      </w:r>
+      <w:r>
+        <w:t xml:space="preserve">10.5 / </w:t>
+      </w:r>
+      <w:r>
+        <w:rPr>
+          <w:cs/>
+        </w:rPr>
+        <w:t xml:space="preserve">เวอร์ชัน </w:t>
+      </w:r>
+      <w:r>
+        <w:t xml:space="preserve">AE </w:t>
+      </w:r>
+      <w:r>
+        <w:rPr>
+          <w:cs/>
+        </w:rPr>
+        <w:t xml:space="preserve">ต่ำกว่า </w:t>
+      </w:r>
+      <w:r>
+        <w:t>6.5</w:t>
+      </w:r>
+      <w:r>
+        <w:t xml:space="preserve"> </w:t>
+      </w:r>
+      <w:r>
+        <w:rPr>
+          <w:rFonts w:hint="cs"/>
+          <w:cs/>
+        </w:rPr>
+        <w:t>ให้รัน</w:t>
+      </w:r>
+      <w:r>
+        <w:t>:</w:t>
+      </w:r>
+    </w:p>
+    <w:p>
+      <w:pPr>
+        <w:pStyle w:val="normalcontent"/>
+      </w:pPr>
+      <w:r>
+        <w:t>psql.exe -U postgres -p 65432 -d servicedesk -h 127.0.0.1</w:t>
+      </w:r>
+    </w:p>
+    <w:p>
+      <w:pPr>
+        <w:pStyle w:val="normalcontent"/>
+      </w:pPr>
+      <w:r>
+        <w:rPr>
+          <w:cs/>
+        </w:rPr>
+        <w:t xml:space="preserve">หากเวอร์ชัน </w:t>
+      </w:r>
+      <w:r>
+        <w:t xml:space="preserve">SDP </w:t>
+      </w:r>
+      <w:r>
+        <w:rPr>
+          <w:cs/>
+        </w:rPr>
+        <w:t xml:space="preserve">มากกว่า </w:t>
+      </w:r>
+      <w:r>
+        <w:t xml:space="preserve">10.5 / </w:t>
+      </w:r>
+      <w:r>
+        <w:rPr>
+          <w:cs/>
+        </w:rPr>
+        <w:t xml:space="preserve">เวอร์ชัน </w:t>
+      </w:r>
+      <w:r>
+        <w:t xml:space="preserve">AE </w:t>
+      </w:r>
+      <w:r>
+        <w:rPr>
+          <w:cs/>
+        </w:rPr>
+        <w:t xml:space="preserve">มากกว่า </w:t>
+      </w:r>
+      <w:r>
+        <w:t>6.5</w:t>
+      </w:r>
+      <w:r>
+        <w:t xml:space="preserve"> </w:t>
+      </w:r>
+      <w:r>
+        <w:rPr>
+          <w:rFonts w:hint="cs"/>
+          <w:cs/>
+        </w:rPr>
+        <w:t>ให้รัน</w:t>
+      </w:r>
+      <w:r>
+        <w:t>:</w:t>
+      </w:r>
+    </w:p>
+    <w:p>
+      <w:pPr>
+        <w:pStyle w:val="normalcontent"/>
+      </w:pPr>
+      <w:r>
+        <w:t>psql.exe -U sdpadmin -p 65432 -d servicedesk -h 127.0.0.1</w:t>
+      </w:r>
+    </w:p>
+    <w:p>
+      <w:pPr>
+        <w:pStyle w:val="normalcontent"/>
         <w:rPr>
           <w:b/>
           <w:bCs/>
         </w:rPr>
-        <w:t>\bin</w:t>
-      </w:r>
-    </w:p>
-    <w:p>
-      <w:pPr>
-        <w:pStyle w:val="normalcontent"/>
-      </w:pPr>
-      <w:r>
-        <w:t xml:space="preserve">Example path: </w:t>
-      </w:r>
-      <w:r>
-        <w:t>C:\Program Files\ManageEngine\ServiceDesk\</w:t>
-      </w:r>
-      <w:proofErr w:type="spellStart"/>
-      <w:r>
-        <w:t>pgsql</w:t>
-      </w:r>
-      <w:proofErr w:type="spellEnd"/>
-      <w:r>
-        <w:t>\bin&gt;</w:t>
-      </w:r>
-    </w:p>
-    <w:p>
-      <w:pPr>
-        <w:pStyle w:val="normalcontent"/>
-      </w:pPr>
-      <w:r>
-        <w:rPr>
-          <w:cs/>
-        </w:rPr>
-        <w:t>หาก</w:t>
-      </w:r>
-      <w:proofErr w:type="spellStart"/>
-      <w:r>
-        <w:rPr>
-          <w:cs/>
-        </w:rPr>
-        <w:t>เวอร์ชัน</w:t>
-      </w:r>
-      <w:proofErr w:type="spellEnd"/>
-      <w:r>
-        <w:rPr>
-          <w:cs/>
-        </w:rPr>
-        <w:t xml:space="preserve"> </w:t>
-      </w:r>
-      <w:r>
-        <w:t xml:space="preserve">SDP </w:t>
-      </w:r>
-      <w:r>
-        <w:rPr>
-          <w:cs/>
-        </w:rPr>
-        <w:t xml:space="preserve">ต่ำกว่า </w:t>
-      </w:r>
-      <w:r>
-        <w:t xml:space="preserve">10.5 / </w:t>
-      </w:r>
-      <w:proofErr w:type="spellStart"/>
-      <w:r>
-        <w:rPr>
-          <w:cs/>
-        </w:rPr>
-        <w:t>เวอร์ชัน</w:t>
-      </w:r>
-      <w:proofErr w:type="spellEnd"/>
-      <w:r>
-        <w:rPr>
-          <w:cs/>
-        </w:rPr>
-        <w:t xml:space="preserve"> </w:t>
-      </w:r>
-      <w:r>
-        <w:t xml:space="preserve">AE </w:t>
-      </w:r>
-      <w:r>
-        <w:rPr>
-          <w:cs/>
-        </w:rPr>
-        <w:t xml:space="preserve">ต่ำกว่า </w:t>
-      </w:r>
-      <w:r>
-        <w:t>6.5</w:t>
-      </w:r>
-      <w:r>
-        <w:t xml:space="preserve"> </w:t>
-      </w:r>
-      <w:r>
-        <w:rPr>
-          <w:rFonts w:hint="cs"/>
-          <w:cs/>
-        </w:rPr>
-        <w:t>ให้รัน</w:t>
-      </w:r>
-      <w:r>
-        <w:t>:</w:t>
-      </w:r>
-    </w:p>
-    <w:p>
-      <w:pPr>
-        <w:pStyle w:val="normalcontent"/>
-      </w:pPr>
-      <w:r>
-        <w:t xml:space="preserve">psql.exe -U </w:t>
-      </w:r>
-      <w:proofErr w:type="spellStart"/>
-      <w:r>
-        <w:t>postgres</w:t>
-      </w:r>
-      <w:proofErr w:type="spellEnd"/>
-      <w:r>
-        <w:t xml:space="preserve"> -p 65432 -d </w:t>
-      </w:r>
-      <w:proofErr w:type="spellStart"/>
-      <w:r>
-        <w:t>servicedesk</w:t>
-      </w:r>
-      <w:proofErr w:type="spellEnd"/>
-      <w:r>
-        <w:t xml:space="preserve"> -h 127.0.0.1</w:t>
-      </w:r>
-    </w:p>
-    <w:p>
-      <w:pPr>
-        <w:pStyle w:val="normalcontent"/>
-      </w:pPr>
-      <w:r>
-        <w:rPr>
-          <w:cs/>
-        </w:rPr>
-        <w:t>หาก</w:t>
-      </w:r>
-      <w:proofErr w:type="spellStart"/>
-      <w:r>
-        <w:rPr>
-          <w:cs/>
-        </w:rPr>
-        <w:t>เวอร์ชัน</w:t>
-      </w:r>
-      <w:proofErr w:type="spellEnd"/>
-      <w:r>
-        <w:rPr>
-          <w:cs/>
-        </w:rPr>
-        <w:t xml:space="preserve"> </w:t>
-      </w:r>
-      <w:r>
-        <w:t xml:space="preserve">SDP </w:t>
-      </w:r>
-      <w:r>
-        <w:rPr>
-          <w:cs/>
-        </w:rPr>
-        <w:t xml:space="preserve">มากกว่า </w:t>
-      </w:r>
-      <w:r>
-        <w:t xml:space="preserve">10.5 / </w:t>
-      </w:r>
-      <w:proofErr w:type="spellStart"/>
-      <w:r>
-        <w:rPr>
-          <w:cs/>
-        </w:rPr>
-        <w:t>เวอร์ชัน</w:t>
-      </w:r>
-      <w:proofErr w:type="spellEnd"/>
-      <w:r>
-        <w:rPr>
-          <w:cs/>
-        </w:rPr>
-        <w:t xml:space="preserve"> </w:t>
-      </w:r>
-      <w:r>
-        <w:t xml:space="preserve">AE </w:t>
-      </w:r>
-      <w:r>
-        <w:rPr>
-          <w:cs/>
-        </w:rPr>
-        <w:t xml:space="preserve">มากกว่า </w:t>
-      </w:r>
-      <w:r>
-        <w:t>6.5</w:t>
-      </w:r>
-      <w:r>
-        <w:t xml:space="preserve"> </w:t>
-      </w:r>
-      <w:r>
-        <w:rPr>
-          <w:rFonts w:hint="cs"/>
-          <w:cs/>
-        </w:rPr>
-        <w:t>ให้รัน</w:t>
-      </w:r>
-      <w:r>
-        <w:t>:</w:t>
-      </w:r>
-    </w:p>
-    <w:p>
-      <w:pPr>
-        <w:pStyle w:val="normalcontent"/>
-      </w:pPr>
-      <w:r>
-        <w:t xml:space="preserve">psql.exe -U </w:t>
-      </w:r>
-      <w:proofErr w:type="spellStart"/>
-      <w:r>
-        <w:t>sdpadmin</w:t>
-      </w:r>
-      <w:proofErr w:type="spellEnd"/>
-      <w:r>
-        <w:t xml:space="preserve"> -p 65432 -d </w:t>
-      </w:r>
-      <w:proofErr w:type="spellStart"/>
-      <w:r>
-        <w:t>servicedesk</w:t>
-      </w:r>
-      <w:proofErr w:type="spellEnd"/>
-      <w:r>
-        <w:t xml:space="preserve"> -h 127.0.0.1</w:t>
-      </w:r>
-    </w:p>
-    <w:p>
-      <w:pPr>
-        <w:pStyle w:val="normalcontent"/>
+      </w:pPr>
+      <w:r>
+        <w:rPr>
+          <w:rFonts w:hint="cs"/>
+          <w:cs/>
+        </w:rPr>
+        <w:t xml:space="preserve">ใส่รหัส </w:t>
+      </w:r>
+      <w:r>
+        <w:t xml:space="preserve">Postgres </w:t>
+      </w:r>
+      <w:r>
+        <w:rPr>
+          <w:rFonts w:hint="cs"/>
+          <w:cs/>
+        </w:rPr>
+        <w:t xml:space="preserve">หรือรหัส </w:t>
+      </w:r>
+      <w:r>
         <w:rPr>
           <w:b/>
           <w:bCs/>
         </w:rPr>
-      </w:pPr>
-      <w:r>
-        <w:rPr>
-          <w:rFonts w:hint="cs"/>
-          <w:cs/>
-        </w:rPr>
-        <w:t xml:space="preserve">ใส่รหัส </w:t>
-      </w:r>
-      <w:r>
-        <w:t xml:space="preserve">Postgres </w:t>
-      </w:r>
-      <w:r>
-        <w:rPr>
-          <w:rFonts w:hint="cs"/>
-          <w:cs/>
-        </w:rPr>
-        <w:t xml:space="preserve">หรือรหัส </w:t>
-      </w:r>
-      <w:proofErr w:type="spellStart"/>
+        <w:t>sdp@</w:t>
+      </w:r>
       <w:r>
         <w:rPr>
           <w:b/>
           <w:bCs/>
-        </w:rPr>
-        <w:t>sdp</w:t>
-      </w:r>
-      <w:proofErr w:type="spellEnd"/>
+          <w:cs/>
+        </w:rPr>
+        <w:t>123</w:t>
+      </w:r>
+      <w:r>
+        <w:rPr>
+          <w:rFonts w:hint="cs"/>
+          <w:cs/>
+        </w:rPr>
+        <w:t xml:space="preserve"> หรือ </w:t>
+      </w:r>
       <w:r>
         <w:rPr>
           <w:b/>
           <w:bCs/>
         </w:rPr>
-        <w:t>@</w:t>
-      </w:r>
-      <w:r>
-        <w:rPr>
-          <w:b/>
-          <w:bCs/>
-          <w:cs/>
-        </w:rPr>
-        <w:t>123</w:t>
-      </w:r>
-      <w:r>
-        <w:rPr>
-          <w:rFonts w:hint="cs"/>
-          <w:cs/>
-        </w:rPr>
-        <w:t xml:space="preserve"> หรือ </w:t>
-      </w:r>
-      <w:proofErr w:type="spellStart"/>
-      <w:r>
-        <w:rPr>
-          <w:b/>
-          <w:bCs/>
-        </w:rPr>
         <w:t>sdp</w:t>
       </w:r>
-      <w:proofErr w:type="spellEnd"/>
       <w:r>
         <w:rPr>
           <w:b/>
@@ -6410,31 +6232,15 @@
               <w:pStyle w:val="normalcontent"/>
             </w:pPr>
             <w:r>
-              <w:t xml:space="preserve">TRUNCATE TABLE </w:t>
-            </w:r>
-            <w:proofErr w:type="spellStart"/>
-            <w:r>
-              <w:t>ProjectDetails</w:t>
-            </w:r>
-            <w:proofErr w:type="spellEnd"/>
-            <w:r>
-              <w:t xml:space="preserve"> CASCADE;</w:t>
-            </w:r>
-          </w:p>
-          <w:p>
-            <w:pPr>
-              <w:pStyle w:val="normalcontent"/>
-            </w:pPr>
-            <w:r>
-              <w:t xml:space="preserve">TRUNCATE TABLE </w:t>
-            </w:r>
-            <w:proofErr w:type="spellStart"/>
-            <w:r>
-              <w:t>ProjectHistory</w:t>
-            </w:r>
-            <w:proofErr w:type="spellEnd"/>
-            <w:r>
-              <w:t xml:space="preserve"> CASCADE;</w:t>
+              <w:t>TRUNCATE TABLE ProjectDetails CASCADE;</w:t>
+            </w:r>
+          </w:p>
+          <w:p>
+            <w:pPr>
+              <w:pStyle w:val="normalcontent"/>
+            </w:pPr>
+            <w:r>
+              <w:t>TRUNCATE TABLE ProjectHistory CASCADE;</w:t>
             </w:r>
           </w:p>
           <w:p>
@@ -6482,23 +6288,7 @@
               <w:pStyle w:val="normalcontent"/>
             </w:pPr>
             <w:r>
-              <w:t xml:space="preserve">UPDATE </w:t>
-            </w:r>
-            <w:proofErr w:type="spellStart"/>
-            <w:r>
-              <w:t>SeqGenState</w:t>
-            </w:r>
-            <w:proofErr w:type="spellEnd"/>
-            <w:r>
-              <w:t xml:space="preserve"> SET CURRENTBATCHEND = 0 WHERE SEQNAME = '</w:t>
-            </w:r>
-            <w:proofErr w:type="spellStart"/>
-            <w:r>
-              <w:t>ProjectDetails.PROJECTID</w:t>
-            </w:r>
-            <w:proofErr w:type="spellEnd"/>
-            <w:r>
-              <w:t>';</w:t>
+              <w:t>UPDATE SeqGenState SET CURRENTBATCHEND = 0 WHERE SEQNAME = 'ProjectDetails.PROJECTID';</w:t>
             </w:r>
           </w:p>
         </w:tc>
@@ -6562,282 +6352,202 @@
       <w:r>
         <w:t xml:space="preserve">Service Desk Plus </w:t>
       </w:r>
-      <w:proofErr w:type="spellStart"/>
       <w:r>
         <w:rPr>
           <w:b/>
           <w:bCs/>
         </w:rPr>
-        <w:t>pgsql</w:t>
-      </w:r>
-      <w:proofErr w:type="spellEnd"/>
-      <w:r>
+        <w:t>pgsql\bin</w:t>
+      </w:r>
+    </w:p>
+    <w:p>
+      <w:pPr>
+        <w:pStyle w:val="normalcontent"/>
+      </w:pPr>
+      <w:r>
+        <w:t xml:space="preserve">Example path: </w:t>
+      </w:r>
+      <w:r>
+        <w:t>C:\Program Files\ManageEngine\ServiceDesk\pgsql\bin&gt;</w:t>
+      </w:r>
+    </w:p>
+    <w:p>
+      <w:pPr>
+        <w:pStyle w:val="normalcontent"/>
+      </w:pPr>
+      <w:r>
+        <w:rPr>
+          <w:cs/>
+        </w:rPr>
+        <w:t xml:space="preserve">หากเวอร์ชัน </w:t>
+      </w:r>
+      <w:r>
+        <w:t xml:space="preserve">SDP </w:t>
+      </w:r>
+      <w:r>
+        <w:rPr>
+          <w:cs/>
+        </w:rPr>
+        <w:t xml:space="preserve">ต่ำกว่า </w:t>
+      </w:r>
+      <w:r>
+        <w:t xml:space="preserve">10.5 / </w:t>
+      </w:r>
+      <w:r>
+        <w:rPr>
+          <w:cs/>
+        </w:rPr>
+        <w:t xml:space="preserve">เวอร์ชัน </w:t>
+      </w:r>
+      <w:r>
+        <w:t xml:space="preserve">AE </w:t>
+      </w:r>
+      <w:r>
+        <w:rPr>
+          <w:cs/>
+        </w:rPr>
+        <w:t xml:space="preserve">ต่ำกว่า </w:t>
+      </w:r>
+      <w:r>
+        <w:t>6.5</w:t>
+      </w:r>
+      <w:r>
+        <w:t xml:space="preserve"> </w:t>
+      </w:r>
+      <w:r>
+        <w:rPr>
+          <w:rFonts w:hint="cs"/>
+          <w:cs/>
+        </w:rPr>
+        <w:t>ให้รัน</w:t>
+      </w:r>
+      <w:r>
+        <w:t>:</w:t>
+      </w:r>
+    </w:p>
+    <w:p>
+      <w:pPr>
+        <w:pStyle w:val="normalcontent"/>
+      </w:pPr>
+      <w:r>
+        <w:t>psql.exe -U postgres -p 65432 -d servicedesk -h 127.0.0.1</w:t>
+      </w:r>
+    </w:p>
+    <w:p>
+      <w:pPr>
+        <w:pStyle w:val="normalcontent"/>
+      </w:pPr>
+      <w:r>
+        <w:rPr>
+          <w:cs/>
+        </w:rPr>
+        <w:t xml:space="preserve">หากเวอร์ชัน </w:t>
+      </w:r>
+      <w:r>
+        <w:t xml:space="preserve">SDP </w:t>
+      </w:r>
+      <w:r>
+        <w:rPr>
+          <w:cs/>
+        </w:rPr>
+        <w:t xml:space="preserve">มากกว่า </w:t>
+      </w:r>
+      <w:r>
+        <w:t xml:space="preserve">10.5 / </w:t>
+      </w:r>
+      <w:r>
+        <w:rPr>
+          <w:cs/>
+        </w:rPr>
+        <w:t xml:space="preserve">เวอร์ชัน </w:t>
+      </w:r>
+      <w:r>
+        <w:t xml:space="preserve">AE </w:t>
+      </w:r>
+      <w:r>
+        <w:rPr>
+          <w:cs/>
+        </w:rPr>
+        <w:t xml:space="preserve">มากกว่า </w:t>
+      </w:r>
+      <w:r>
+        <w:t>6.5</w:t>
+      </w:r>
+      <w:r>
+        <w:t xml:space="preserve"> </w:t>
+      </w:r>
+      <w:r>
+        <w:rPr>
+          <w:rFonts w:hint="cs"/>
+          <w:cs/>
+        </w:rPr>
+        <w:t>ให้รัน</w:t>
+      </w:r>
+      <w:r>
+        <w:t>:</w:t>
+      </w:r>
+    </w:p>
+    <w:p>
+      <w:pPr>
+        <w:pStyle w:val="normalcontent"/>
+      </w:pPr>
+      <w:r>
+        <w:t>psql.exe -U sdpadmin -p 65432 -d servicedesk -h 127.0.0.1</w:t>
+      </w:r>
+    </w:p>
+    <w:p>
+      <w:pPr>
+        <w:pStyle w:val="normalcontent"/>
         <w:rPr>
           <w:b/>
           <w:bCs/>
         </w:rPr>
-        <w:t>\bin</w:t>
-      </w:r>
-    </w:p>
-    <w:p>
-      <w:pPr>
-        <w:pStyle w:val="normalcontent"/>
-      </w:pPr>
-      <w:r>
-        <w:t xml:space="preserve">Example path: </w:t>
-      </w:r>
-      <w:r>
-        <w:t>C:\Program Files\ManageEngine\ServiceDesk\</w:t>
-      </w:r>
-      <w:proofErr w:type="spellStart"/>
-      <w:r>
-        <w:t>pgsql</w:t>
-      </w:r>
-      <w:proofErr w:type="spellEnd"/>
-      <w:r>
-        <w:t>\bin&gt;</w:t>
-      </w:r>
-    </w:p>
-    <w:p>
-      <w:pPr>
-        <w:pStyle w:val="normalcontent"/>
-      </w:pPr>
-      <w:r>
-        <w:rPr>
-          <w:cs/>
-        </w:rPr>
-        <w:t>หาก</w:t>
-      </w:r>
-      <w:proofErr w:type="spellStart"/>
-      <w:r>
-        <w:rPr>
-          <w:cs/>
-        </w:rPr>
-        <w:t>เวอร์ชัน</w:t>
-      </w:r>
-      <w:proofErr w:type="spellEnd"/>
-      <w:r>
-        <w:rPr>
-          <w:cs/>
-        </w:rPr>
-        <w:t xml:space="preserve"> </w:t>
-      </w:r>
-      <w:r>
-        <w:t xml:space="preserve">SDP </w:t>
-      </w:r>
-      <w:r>
-        <w:rPr>
-          <w:cs/>
-        </w:rPr>
-        <w:t xml:space="preserve">ต่ำกว่า </w:t>
-      </w:r>
-      <w:r>
-        <w:t xml:space="preserve">10.5 / </w:t>
-      </w:r>
-      <w:proofErr w:type="spellStart"/>
-      <w:r>
-        <w:rPr>
-          <w:cs/>
-        </w:rPr>
-        <w:t>เวอร์ชัน</w:t>
-      </w:r>
-      <w:proofErr w:type="spellEnd"/>
-      <w:r>
-        <w:rPr>
-          <w:cs/>
-        </w:rPr>
-        <w:t xml:space="preserve"> </w:t>
-      </w:r>
-      <w:r>
-        <w:t xml:space="preserve">AE </w:t>
-      </w:r>
-      <w:r>
-        <w:rPr>
-          <w:cs/>
-        </w:rPr>
-        <w:t xml:space="preserve">ต่ำกว่า </w:t>
-      </w:r>
-      <w:r>
-        <w:t>6.5</w:t>
-      </w:r>
-      <w:r>
-        <w:t xml:space="preserve"> </w:t>
-      </w:r>
-      <w:r>
-        <w:rPr>
-          <w:rFonts w:hint="cs"/>
-          <w:cs/>
-        </w:rPr>
-        <w:t>ให้รัน</w:t>
-      </w:r>
-      <w:r>
-        <w:t>:</w:t>
-      </w:r>
-    </w:p>
-    <w:p>
-      <w:pPr>
-        <w:pStyle w:val="normalcontent"/>
-      </w:pPr>
-      <w:r>
-        <w:t xml:space="preserve">psql.exe -U </w:t>
-      </w:r>
-      <w:proofErr w:type="spellStart"/>
-      <w:r>
-        <w:t>postgres</w:t>
-      </w:r>
-      <w:proofErr w:type="spellEnd"/>
-      <w:r>
-        <w:t xml:space="preserve"> -p 65432 -d </w:t>
-      </w:r>
-      <w:proofErr w:type="spellStart"/>
-      <w:r>
-        <w:t>servicedesk</w:t>
-      </w:r>
-      <w:proofErr w:type="spellEnd"/>
-      <w:r>
-        <w:t xml:space="preserve"> -h 127.0.0.1</w:t>
-      </w:r>
-    </w:p>
-    <w:p>
-      <w:pPr>
-        <w:pStyle w:val="normalcontent"/>
-      </w:pPr>
-      <w:r>
-        <w:rPr>
-          <w:cs/>
-        </w:rPr>
-        <w:t>หาก</w:t>
-      </w:r>
-      <w:proofErr w:type="spellStart"/>
-      <w:r>
-        <w:rPr>
-          <w:cs/>
-        </w:rPr>
-        <w:t>เวอร์ชัน</w:t>
-      </w:r>
-      <w:proofErr w:type="spellEnd"/>
-      <w:r>
-        <w:rPr>
-          <w:cs/>
-        </w:rPr>
-        <w:t xml:space="preserve"> </w:t>
-      </w:r>
-      <w:r>
-        <w:t xml:space="preserve">SDP </w:t>
-      </w:r>
-      <w:r>
-        <w:rPr>
-          <w:cs/>
-        </w:rPr>
-        <w:t xml:space="preserve">มากกว่า </w:t>
-      </w:r>
-      <w:r>
-        <w:t xml:space="preserve">10.5 / </w:t>
-      </w:r>
-      <w:proofErr w:type="spellStart"/>
-      <w:r>
-        <w:rPr>
-          <w:cs/>
-        </w:rPr>
-        <w:t>เวอร์ชัน</w:t>
-      </w:r>
-      <w:proofErr w:type="spellEnd"/>
-      <w:r>
-        <w:rPr>
-          <w:cs/>
-        </w:rPr>
-        <w:t xml:space="preserve"> </w:t>
-      </w:r>
-      <w:r>
-        <w:t xml:space="preserve">AE </w:t>
-      </w:r>
-      <w:r>
-        <w:rPr>
-          <w:cs/>
-        </w:rPr>
-        <w:t xml:space="preserve">มากกว่า </w:t>
-      </w:r>
-      <w:r>
-        <w:t>6.5</w:t>
-      </w:r>
-      <w:r>
-        <w:t xml:space="preserve"> </w:t>
-      </w:r>
-      <w:r>
-        <w:rPr>
-          <w:rFonts w:hint="cs"/>
-          <w:cs/>
-        </w:rPr>
-        <w:t>ให้รัน</w:t>
-      </w:r>
-      <w:r>
-        <w:t>:</w:t>
-      </w:r>
-    </w:p>
-    <w:p>
-      <w:pPr>
-        <w:pStyle w:val="normalcontent"/>
-      </w:pPr>
-      <w:r>
-        <w:t xml:space="preserve">psql.exe -U </w:t>
-      </w:r>
-      <w:proofErr w:type="spellStart"/>
-      <w:r>
-        <w:t>sdpadmin</w:t>
-      </w:r>
-      <w:proofErr w:type="spellEnd"/>
-      <w:r>
-        <w:t xml:space="preserve"> -p 65432 -d </w:t>
-      </w:r>
-      <w:proofErr w:type="spellStart"/>
-      <w:r>
-        <w:t>servicedesk</w:t>
-      </w:r>
-      <w:proofErr w:type="spellEnd"/>
-      <w:r>
-        <w:t xml:space="preserve"> -h 127.0.0.1</w:t>
-      </w:r>
-    </w:p>
-    <w:p>
-      <w:pPr>
-        <w:pStyle w:val="normalcontent"/>
+      </w:pPr>
+      <w:r>
+        <w:rPr>
+          <w:rFonts w:hint="cs"/>
+          <w:cs/>
+        </w:rPr>
+        <w:t xml:space="preserve">ใส่รหัส </w:t>
+      </w:r>
+      <w:r>
+        <w:t xml:space="preserve">Postgres </w:t>
+      </w:r>
+      <w:r>
+        <w:rPr>
+          <w:rFonts w:hint="cs"/>
+          <w:cs/>
+        </w:rPr>
+        <w:t xml:space="preserve">หรือรหัส </w:t>
+      </w:r>
+      <w:r>
         <w:rPr>
           <w:b/>
           <w:bCs/>
         </w:rPr>
-      </w:pPr>
-      <w:r>
-        <w:rPr>
-          <w:rFonts w:hint="cs"/>
-          <w:cs/>
-        </w:rPr>
-        <w:t xml:space="preserve">ใส่รหัส </w:t>
-      </w:r>
-      <w:r>
-        <w:t xml:space="preserve">Postgres </w:t>
-      </w:r>
-      <w:r>
-        <w:rPr>
-          <w:rFonts w:hint="cs"/>
-          <w:cs/>
-        </w:rPr>
-        <w:t xml:space="preserve">หรือรหัส </w:t>
-      </w:r>
-      <w:proofErr w:type="spellStart"/>
+        <w:t>sdp@</w:t>
+      </w:r>
       <w:r>
         <w:rPr>
           <w:b/>
           <w:bCs/>
-        </w:rPr>
-        <w:t>sdp</w:t>
-      </w:r>
-      <w:proofErr w:type="spellEnd"/>
+          <w:cs/>
+        </w:rPr>
+        <w:t>123</w:t>
+      </w:r>
+      <w:r>
+        <w:rPr>
+          <w:rFonts w:hint="cs"/>
+          <w:cs/>
+        </w:rPr>
+        <w:t xml:space="preserve"> หรือ </w:t>
+      </w:r>
       <w:r>
         <w:rPr>
           <w:b/>
           <w:bCs/>
         </w:rPr>
-        <w:t>@</w:t>
+        <w:t>sdp</w:t>
       </w:r>
       <w:r>
         <w:rPr>
@@ -6849,33 +6559,9 @@
       </w:r>
       <w:r>
         <w:rPr>
-          <w:rFonts w:hint="cs"/>
-          <w:cs/>
-        </w:rPr>
-        <w:t xml:space="preserve"> หรือ </w:t>
-      </w:r>
-      <w:proofErr w:type="spellStart"/>
-      <w:r>
-        <w:rPr>
           <w:b/>
           <w:bCs/>
         </w:rPr>
-        <w:t>sdp</w:t>
-      </w:r>
-      <w:proofErr w:type="spellEnd"/>
-      <w:r>
-        <w:rPr>
-          <w:b/>
-          <w:bCs/>
-          <w:cs/>
-        </w:rPr>
-        <w:t>123</w:t>
-      </w:r>
-      <w:r>
-        <w:rPr>
-          <w:b/>
-          <w:bCs/>
-        </w:rPr>
         <w:t>!</w:t>
       </w:r>
     </w:p>
@@ -6891,7 +6577,6 @@
           <w:rFonts w:hint="cs"/>
           <w:cs/>
         </w:rPr>
-        <w:lastRenderedPageBreak/>
         <w:t>ทำการรันคำสั่งที่ละบรรทัด</w:t>
       </w:r>
     </w:p>
@@ -6931,31 +6616,15 @@
               <w:pStyle w:val="normalcontent"/>
             </w:pPr>
             <w:r>
-              <w:t xml:space="preserve">TRUNCATE TABLE </w:t>
-            </w:r>
-            <w:proofErr w:type="spellStart"/>
-            <w:r>
-              <w:t>ReleaseDetails</w:t>
-            </w:r>
-            <w:proofErr w:type="spellEnd"/>
-            <w:r>
-              <w:t xml:space="preserve"> CASCADE;</w:t>
-            </w:r>
-          </w:p>
-          <w:p>
-            <w:pPr>
-              <w:pStyle w:val="normalcontent"/>
-            </w:pPr>
-            <w:r>
-              <w:t xml:space="preserve">TRUNCATE TABLE </w:t>
-            </w:r>
-            <w:proofErr w:type="spellStart"/>
-            <w:r>
-              <w:t>ReleaseHistory</w:t>
-            </w:r>
-            <w:proofErr w:type="spellEnd"/>
-            <w:r>
-              <w:t xml:space="preserve"> CASCADE;</w:t>
+              <w:t>TRUNCATE TABLE ReleaseDetails CASCADE;</w:t>
+            </w:r>
+          </w:p>
+          <w:p>
+            <w:pPr>
+              <w:pStyle w:val="normalcontent"/>
+            </w:pPr>
+            <w:r>
+              <w:t>TRUNCATE TABLE ReleaseHistory CASCADE;</w:t>
             </w:r>
           </w:p>
         </w:tc>
@@ -7016,307 +6685,204 @@
       <w:r>
         <w:t xml:space="preserve">Service Desk Plus </w:t>
       </w:r>
-      <w:proofErr w:type="spellStart"/>
       <w:r>
         <w:rPr>
           <w:b/>
           <w:bCs/>
         </w:rPr>
-        <w:t>pgsql</w:t>
-      </w:r>
-      <w:proofErr w:type="spellEnd"/>
-      <w:r>
+        <w:t>pgsql\bin</w:t>
+      </w:r>
+    </w:p>
+    <w:p>
+      <w:pPr>
+        <w:pStyle w:val="normalcontent"/>
+      </w:pPr>
+      <w:r>
+        <w:lastRenderedPageBreak/>
+        <w:t xml:space="preserve">Example path: </w:t>
+      </w:r>
+      <w:r>
+        <w:t>C:\Program Files\ManageEngine\ServiceDesk\pgsql\bin&gt;</w:t>
+      </w:r>
+    </w:p>
+    <w:p>
+      <w:pPr>
+        <w:pStyle w:val="normalcontent"/>
+      </w:pPr>
+      <w:r>
+        <w:rPr>
+          <w:cs/>
+        </w:rPr>
+        <w:t xml:space="preserve">หากเวอร์ชัน </w:t>
+      </w:r>
+      <w:r>
+        <w:t xml:space="preserve">SDP </w:t>
+      </w:r>
+      <w:r>
+        <w:rPr>
+          <w:cs/>
+        </w:rPr>
+        <w:t xml:space="preserve">ต่ำกว่า </w:t>
+      </w:r>
+      <w:r>
+        <w:t xml:space="preserve">10.5 / </w:t>
+      </w:r>
+      <w:r>
+        <w:rPr>
+          <w:cs/>
+        </w:rPr>
+        <w:t xml:space="preserve">เวอร์ชัน </w:t>
+      </w:r>
+      <w:r>
+        <w:t xml:space="preserve">AE </w:t>
+      </w:r>
+      <w:r>
+        <w:rPr>
+          <w:cs/>
+        </w:rPr>
+        <w:t xml:space="preserve">ต่ำกว่า </w:t>
+      </w:r>
+      <w:r>
+        <w:t>6.5</w:t>
+      </w:r>
+      <w:r>
+        <w:t xml:space="preserve"> </w:t>
+      </w:r>
+      <w:r>
+        <w:rPr>
+          <w:rFonts w:hint="cs"/>
+          <w:cs/>
+        </w:rPr>
+        <w:t>ให้รัน</w:t>
+      </w:r>
+      <w:r>
+        <w:t>:</w:t>
+      </w:r>
+    </w:p>
+    <w:p>
+      <w:pPr>
+        <w:pStyle w:val="normalcontent"/>
+      </w:pPr>
+      <w:r>
+        <w:t>psql.exe -U postgres -p 65432 -d servicedesk -h 127.0.0.1</w:t>
+      </w:r>
+    </w:p>
+    <w:p>
+      <w:pPr>
+        <w:pStyle w:val="normalcontent"/>
+      </w:pPr>
+      <w:r>
+        <w:rPr>
+          <w:cs/>
+        </w:rPr>
+        <w:t xml:space="preserve">หากเวอร์ชัน </w:t>
+      </w:r>
+      <w:r>
+        <w:t xml:space="preserve">SDP </w:t>
+      </w:r>
+      <w:r>
+        <w:rPr>
+          <w:cs/>
+        </w:rPr>
+        <w:t xml:space="preserve">มากกว่า </w:t>
+      </w:r>
+      <w:r>
+        <w:t xml:space="preserve">10.5 / </w:t>
+      </w:r>
+      <w:r>
+        <w:rPr>
+          <w:cs/>
+        </w:rPr>
+        <w:t xml:space="preserve">เวอร์ชัน </w:t>
+      </w:r>
+      <w:r>
+        <w:t xml:space="preserve">AE </w:t>
+      </w:r>
+      <w:r>
+        <w:rPr>
+          <w:cs/>
+        </w:rPr>
+        <w:t xml:space="preserve">มากกว่า </w:t>
+      </w:r>
+      <w:r>
+        <w:t>6.5</w:t>
+      </w:r>
+      <w:r>
+        <w:t xml:space="preserve"> </w:t>
+      </w:r>
+      <w:r>
+        <w:rPr>
+          <w:rFonts w:hint="cs"/>
+          <w:cs/>
+        </w:rPr>
+        <w:t>ให้รัน</w:t>
+      </w:r>
+      <w:r>
+        <w:t>:</w:t>
+      </w:r>
+    </w:p>
+    <w:p>
+      <w:pPr>
+        <w:pStyle w:val="normalcontent"/>
+      </w:pPr>
+      <w:r>
+        <w:t>psql.exe -U sdpadmin -p 65432 -d servicedesk -h 127.0.0.1</w:t>
+      </w:r>
+    </w:p>
+    <w:p>
+      <w:pPr>
+        <w:pStyle w:val="normalcontent"/>
         <w:rPr>
           <w:b/>
           <w:bCs/>
         </w:rPr>
-        <w:t>\bin</w:t>
-      </w:r>
-    </w:p>
-    <w:p>
-      <w:pPr>
-        <w:pStyle w:val="normalcontent"/>
-      </w:pPr>
-      <w:r>
-        <w:t xml:space="preserve">Example path: </w:t>
-      </w:r>
-      <w:r>
-        <w:t>C:\Program Files\ManageEngine\ServiceDesk\</w:t>
-      </w:r>
-      <w:proofErr w:type="spellStart"/>
-      <w:r>
-        <w:t>pgsql</w:t>
-      </w:r>
-      <w:proofErr w:type="spellEnd"/>
-      <w:r>
-        <w:t>\bin&gt;</w:t>
-      </w:r>
-    </w:p>
-    <w:p>
-      <w:pPr>
-        <w:pStyle w:val="normalcontent"/>
-      </w:pPr>
-      <w:r>
-        <w:rPr>
-          <w:cs/>
-        </w:rPr>
-        <w:t>หาก</w:t>
-      </w:r>
-      <w:proofErr w:type="spellStart"/>
-      <w:r>
-        <w:rPr>
-          <w:cs/>
-        </w:rPr>
-        <w:t>เวอร์ชัน</w:t>
-      </w:r>
-      <w:proofErr w:type="spellEnd"/>
-      <w:r>
-        <w:rPr>
-          <w:cs/>
-        </w:rPr>
-        <w:t xml:space="preserve"> </w:t>
-      </w:r>
-      <w:r>
-        <w:t xml:space="preserve">SDP </w:t>
-      </w:r>
-      <w:r>
-        <w:rPr>
-          <w:cs/>
-        </w:rPr>
-        <w:t xml:space="preserve">ต่ำกว่า </w:t>
-      </w:r>
-      <w:r>
-        <w:t xml:space="preserve">10.5 / </w:t>
-      </w:r>
-      <w:proofErr w:type="spellStart"/>
-      <w:r>
-        <w:rPr>
-          <w:cs/>
-        </w:rPr>
-        <w:t>เวอร์ชัน</w:t>
-      </w:r>
-      <w:proofErr w:type="spellEnd"/>
-      <w:r>
-        <w:rPr>
-          <w:cs/>
-        </w:rPr>
-        <w:t xml:space="preserve"> </w:t>
-      </w:r>
-      <w:r>
-        <w:t xml:space="preserve">AE </w:t>
-      </w:r>
-      <w:r>
-        <w:rPr>
-          <w:cs/>
-        </w:rPr>
-        <w:t xml:space="preserve">ต่ำกว่า </w:t>
-      </w:r>
-      <w:r>
-        <w:t>6.5</w:t>
-      </w:r>
-      <w:r>
-        <w:t xml:space="preserve"> </w:t>
-      </w:r>
-      <w:r>
-        <w:rPr>
-          <w:rFonts w:hint="cs"/>
-          <w:cs/>
-        </w:rPr>
-        <w:t>ให้รัน</w:t>
-      </w:r>
-      <w:r>
-        <w:t>:</w:t>
-      </w:r>
-    </w:p>
-    <w:p>
-      <w:pPr>
-        <w:pStyle w:val="normalcontent"/>
-      </w:pPr>
-      <w:r>
-        <w:t xml:space="preserve">psql.exe -U </w:t>
-      </w:r>
-      <w:proofErr w:type="spellStart"/>
-      <w:r>
-        <w:t>postgres</w:t>
-      </w:r>
-      <w:proofErr w:type="spellEnd"/>
-      <w:r>
-        <w:t xml:space="preserve"> -p 65432 -d </w:t>
-      </w:r>
-      <w:proofErr w:type="spellStart"/>
-      <w:r>
-        <w:t>servicedesk</w:t>
-      </w:r>
-      <w:proofErr w:type="spellEnd"/>
-      <w:r>
-        <w:t xml:space="preserve"> -h 127.0.0.1</w:t>
-      </w:r>
-    </w:p>
-    <w:p>
-      <w:pPr>
-        <w:pStyle w:val="normalcontent"/>
-      </w:pPr>
-      <w:r>
-        <w:rPr>
-          <w:cs/>
-        </w:rPr>
-        <w:t>หาก</w:t>
-      </w:r>
-      <w:proofErr w:type="spellStart"/>
-      <w:r>
-        <w:rPr>
-          <w:cs/>
-        </w:rPr>
-        <w:t>เวอร์ชัน</w:t>
-      </w:r>
-      <w:proofErr w:type="spellEnd"/>
-      <w:r>
-        <w:rPr>
-          <w:cs/>
-        </w:rPr>
-        <w:t xml:space="preserve"> </w:t>
-      </w:r>
-      <w:r>
-        <w:t xml:space="preserve">SDP </w:t>
-      </w:r>
-      <w:r>
-        <w:rPr>
-          <w:cs/>
-        </w:rPr>
-        <w:t xml:space="preserve">มากกว่า </w:t>
-      </w:r>
-      <w:r>
-        <w:t xml:space="preserve">10.5 / </w:t>
-      </w:r>
-      <w:proofErr w:type="spellStart"/>
-      <w:r>
-        <w:rPr>
-          <w:cs/>
-        </w:rPr>
-        <w:t>เวอร์ชัน</w:t>
-      </w:r>
-      <w:proofErr w:type="spellEnd"/>
-      <w:r>
-        <w:rPr>
-          <w:cs/>
-        </w:rPr>
-        <w:t xml:space="preserve"> </w:t>
-      </w:r>
-      <w:r>
-        <w:t xml:space="preserve">AE </w:t>
-      </w:r>
-      <w:r>
-        <w:rPr>
-          <w:cs/>
-        </w:rPr>
-        <w:t xml:space="preserve">มากกว่า </w:t>
-      </w:r>
-      <w:r>
-        <w:t>6.5</w:t>
-      </w:r>
-      <w:r>
-        <w:t xml:space="preserve"> </w:t>
-      </w:r>
-      <w:r>
-        <w:rPr>
-          <w:rFonts w:hint="cs"/>
-          <w:cs/>
-        </w:rPr>
-        <w:t>ให้รัน</w:t>
-      </w:r>
-      <w:r>
-        <w:t>:</w:t>
-      </w:r>
-    </w:p>
-    <w:p>
-      <w:pPr>
-        <w:pStyle w:val="normalcontent"/>
-      </w:pPr>
-      <w:r>
-        <w:t xml:space="preserve">psql.exe -U </w:t>
-      </w:r>
-      <w:proofErr w:type="spellStart"/>
-      <w:r>
-        <w:t>sdpadmin</w:t>
-      </w:r>
-      <w:proofErr w:type="spellEnd"/>
-      <w:r>
-        <w:t xml:space="preserve"> -p 65432 -d </w:t>
-      </w:r>
-      <w:proofErr w:type="spellStart"/>
-      <w:r>
-        <w:t>servicedesk</w:t>
-      </w:r>
-      <w:proofErr w:type="spellEnd"/>
-      <w:r>
-        <w:t xml:space="preserve"> -h 127.0.0.1</w:t>
-      </w:r>
-    </w:p>
-    <w:p>
-      <w:pPr>
-        <w:pStyle w:val="normalcontent"/>
+      </w:pPr>
+      <w:r>
+        <w:rPr>
+          <w:rFonts w:hint="cs"/>
+          <w:cs/>
+        </w:rPr>
+        <w:t xml:space="preserve">ใส่รหัส </w:t>
+      </w:r>
+      <w:r>
+        <w:t xml:space="preserve">Postgres </w:t>
+      </w:r>
+      <w:r>
+        <w:rPr>
+          <w:rFonts w:hint="cs"/>
+          <w:cs/>
+        </w:rPr>
+        <w:t xml:space="preserve">หรือรหัส </w:t>
+      </w:r>
+      <w:r>
         <w:rPr>
           <w:b/>
           <w:bCs/>
         </w:rPr>
-      </w:pPr>
-      <w:r>
-        <w:rPr>
-          <w:rFonts w:hint="cs"/>
-          <w:cs/>
-        </w:rPr>
-        <w:t xml:space="preserve">ใส่รหัส </w:t>
-      </w:r>
-      <w:r>
-        <w:t xml:space="preserve">Postgres </w:t>
-      </w:r>
-      <w:r>
-        <w:rPr>
-          <w:rFonts w:hint="cs"/>
-          <w:cs/>
-        </w:rPr>
-        <w:t xml:space="preserve">หรือรหัส </w:t>
-      </w:r>
-      <w:proofErr w:type="spellStart"/>
+        <w:t>sdp@</w:t>
+      </w:r>
       <w:r>
         <w:rPr>
           <w:b/>
           <w:bCs/>
-        </w:rPr>
-        <w:t>sdp</w:t>
-      </w:r>
-      <w:proofErr w:type="spellEnd"/>
+          <w:cs/>
+        </w:rPr>
+        <w:t>123</w:t>
+      </w:r>
+      <w:r>
+        <w:rPr>
+          <w:rFonts w:hint="cs"/>
+          <w:cs/>
+        </w:rPr>
+        <w:t xml:space="preserve"> หรือ </w:t>
+      </w:r>
       <w:r>
         <w:rPr>
           <w:b/>
           <w:bCs/>
         </w:rPr>
-        <w:t>@</w:t>
-      </w:r>
-      <w:r>
-        <w:rPr>
-          <w:b/>
-          <w:bCs/>
-          <w:cs/>
-        </w:rPr>
-        <w:t>123</w:t>
-      </w:r>
-      <w:r>
-        <w:rPr>
-          <w:rFonts w:hint="cs"/>
-          <w:cs/>
-        </w:rPr>
-        <w:t xml:space="preserve"> หรือ </w:t>
-      </w:r>
-      <w:proofErr w:type="spellStart"/>
-      <w:r>
-        <w:rPr>
-          <w:b/>
-          <w:bCs/>
-        </w:rPr>
         <w:t>sdp</w:t>
       </w:r>
-      <w:proofErr w:type="spellEnd"/>
       <w:r>
         <w:rPr>
           <w:b/>
@@ -7384,377 +6950,193 @@
               <w:pStyle w:val="normalcontent"/>
             </w:pPr>
             <w:r>
-              <w:t xml:space="preserve">TRUNCATE TABLE </w:t>
-            </w:r>
-            <w:proofErr w:type="spellStart"/>
-            <w:r>
-              <w:t>notify_solution</w:t>
-            </w:r>
-            <w:proofErr w:type="spellEnd"/>
-            <w:r>
-              <w:t xml:space="preserve"> CASCADE;</w:t>
-            </w:r>
-          </w:p>
-          <w:p>
-            <w:pPr>
-              <w:pStyle w:val="normalcontent"/>
-            </w:pPr>
-            <w:r>
-              <w:t xml:space="preserve">TRUNCATE TABLE </w:t>
-            </w:r>
-            <w:proofErr w:type="spellStart"/>
-            <w:r>
-              <w:t>relatedsolutions</w:t>
-            </w:r>
-            <w:proofErr w:type="spellEnd"/>
-            <w:r>
-              <w:t xml:space="preserve"> CASCADE;</w:t>
-            </w:r>
-          </w:p>
-          <w:p>
-            <w:pPr>
-              <w:pStyle w:val="normalcontent"/>
-            </w:pPr>
-            <w:r>
-              <w:t xml:space="preserve">TRUNCATE TABLE </w:t>
-            </w:r>
-            <w:proofErr w:type="spellStart"/>
-            <w:r>
-              <w:t>solution_approvers</w:t>
-            </w:r>
-            <w:proofErr w:type="spellEnd"/>
-            <w:r>
-              <w:t xml:space="preserve"> CASCADE;</w:t>
-            </w:r>
-          </w:p>
-          <w:p>
-            <w:pPr>
-              <w:pStyle w:val="normalcontent"/>
-            </w:pPr>
-            <w:r>
-              <w:t xml:space="preserve">TRUNCATE TABLE </w:t>
-            </w:r>
-            <w:proofErr w:type="spellStart"/>
-            <w:r>
-              <w:t>solution_fields</w:t>
-            </w:r>
-            <w:proofErr w:type="spellEnd"/>
-            <w:r>
-              <w:t xml:space="preserve"> CASCADE;</w:t>
-            </w:r>
-          </w:p>
-          <w:p>
-            <w:pPr>
-              <w:pStyle w:val="normalcontent"/>
-            </w:pPr>
-            <w:r>
-              <w:t xml:space="preserve">TRUNCATE TABLE </w:t>
-            </w:r>
-            <w:proofErr w:type="spellStart"/>
-            <w:r>
-              <w:t>solution_keywords</w:t>
-            </w:r>
-            <w:proofErr w:type="spellEnd"/>
-            <w:r>
-              <w:t xml:space="preserve"> CASCADE;</w:t>
-            </w:r>
-          </w:p>
-          <w:p>
-            <w:pPr>
-              <w:pStyle w:val="normalcontent"/>
-            </w:pPr>
-            <w:r>
-              <w:t xml:space="preserve">TRUNCATE TABLE </w:t>
-            </w:r>
-            <w:proofErr w:type="spellStart"/>
-            <w:r>
-              <w:t>solution_relations</w:t>
-            </w:r>
-            <w:proofErr w:type="spellEnd"/>
-            <w:r>
-              <w:t xml:space="preserve"> CASCADE;</w:t>
-            </w:r>
-          </w:p>
-          <w:p>
-            <w:pPr>
-              <w:pStyle w:val="normalcontent"/>
-            </w:pPr>
-            <w:r>
-              <w:t xml:space="preserve">TRUNCATE TABLE </w:t>
-            </w:r>
-            <w:proofErr w:type="spellStart"/>
-            <w:r>
-              <w:t>solutioncommentimages</w:t>
-            </w:r>
-            <w:proofErr w:type="spellEnd"/>
-            <w:r>
-              <w:t xml:space="preserve"> CASCADE;</w:t>
-            </w:r>
-          </w:p>
-          <w:p>
-            <w:pPr>
-              <w:pStyle w:val="normalcontent"/>
-            </w:pPr>
-            <w:r>
-              <w:t xml:space="preserve">TRUNCATE TABLE </w:t>
-            </w:r>
-            <w:proofErr w:type="spellStart"/>
-            <w:r>
-              <w:t>solutioncomments</w:t>
-            </w:r>
-            <w:proofErr w:type="spellEnd"/>
-            <w:r>
-              <w:t xml:space="preserve"> CASCADE;</w:t>
-            </w:r>
-          </w:p>
-          <w:p>
-            <w:pPr>
-              <w:pStyle w:val="normalcontent"/>
-            </w:pPr>
-            <w:r>
-              <w:t xml:space="preserve">TRUNCATE TABLE </w:t>
-            </w:r>
-            <w:proofErr w:type="spellStart"/>
-            <w:r>
-              <w:t>solutionhistorydiff</w:t>
-            </w:r>
-            <w:proofErr w:type="spellEnd"/>
-            <w:r>
-              <w:t xml:space="preserve"> CASCADE;</w:t>
-            </w:r>
-          </w:p>
-          <w:p>
-            <w:pPr>
-              <w:pStyle w:val="normalcontent"/>
-            </w:pPr>
-            <w:r>
-              <w:t xml:space="preserve">TRUNCATE TABLE </w:t>
-            </w:r>
-            <w:proofErr w:type="spellStart"/>
-            <w:r>
-              <w:t>solutionhistory</w:t>
-            </w:r>
-            <w:proofErr w:type="spellEnd"/>
-            <w:r>
-              <w:t xml:space="preserve"> CASCADE;</w:t>
-            </w:r>
-          </w:p>
-          <w:p>
-            <w:pPr>
-              <w:pStyle w:val="normalcontent"/>
-            </w:pPr>
-            <w:r>
-              <w:t xml:space="preserve">TRUNCATE TABLE </w:t>
-            </w:r>
-            <w:proofErr w:type="spellStart"/>
-            <w:r>
-              <w:t>solutioninfo</w:t>
-            </w:r>
-            <w:proofErr w:type="spellEnd"/>
-            <w:r>
-              <w:t xml:space="preserve"> CASCADE;</w:t>
-            </w:r>
-          </w:p>
-          <w:p>
-            <w:pPr>
-              <w:pStyle w:val="normalcontent"/>
-            </w:pPr>
-            <w:r>
-              <w:t xml:space="preserve">TRUNCATE TABLE </w:t>
-            </w:r>
-            <w:proofErr w:type="spellStart"/>
-            <w:r>
-              <w:t>solutionlikes</w:t>
-            </w:r>
-            <w:proofErr w:type="spellEnd"/>
-            <w:r>
-              <w:t xml:space="preserve"> CASCADE;</w:t>
-            </w:r>
-          </w:p>
-          <w:p>
-            <w:pPr>
-              <w:pStyle w:val="normalcontent"/>
-            </w:pPr>
-            <w:r>
-              <w:t xml:space="preserve">TRUNCATE TABLE </w:t>
-            </w:r>
-            <w:proofErr w:type="spellStart"/>
-            <w:r>
-              <w:t>solutionmedia</w:t>
-            </w:r>
-            <w:proofErr w:type="spellEnd"/>
-            <w:r>
-              <w:t xml:space="preserve"> CASCADE;</w:t>
-            </w:r>
-          </w:p>
-          <w:p>
-            <w:pPr>
-              <w:pStyle w:val="normalcontent"/>
-            </w:pPr>
-            <w:r>
-              <w:t xml:space="preserve">TRUNCATE TABLE </w:t>
-            </w:r>
-            <w:proofErr w:type="spellStart"/>
-            <w:r>
-              <w:t>solutionsattachment</w:t>
-            </w:r>
-            <w:proofErr w:type="spellEnd"/>
-            <w:r>
-              <w:t xml:space="preserve"> CASCADE;</w:t>
-            </w:r>
-          </w:p>
-          <w:p>
-            <w:pPr>
-              <w:pStyle w:val="normalcontent"/>
-            </w:pPr>
-            <w:r>
-              <w:t xml:space="preserve">TRUNCATE TABLE </w:t>
-            </w:r>
-            <w:proofErr w:type="spellStart"/>
-            <w:r>
-              <w:t>solutionsitemapping</w:t>
-            </w:r>
-            <w:proofErr w:type="spellEnd"/>
-            <w:r>
-              <w:t xml:space="preserve"> CASCADE;</w:t>
-            </w:r>
-          </w:p>
-          <w:p>
-            <w:pPr>
-              <w:pStyle w:val="normalcontent"/>
-            </w:pPr>
-            <w:r>
-              <w:t xml:space="preserve">TRUNCATE TABLE </w:t>
-            </w:r>
-            <w:proofErr w:type="spellStart"/>
-            <w:r>
-              <w:t>solutionstatistics</w:t>
-            </w:r>
-            <w:proofErr w:type="spellEnd"/>
-            <w:r>
-              <w:t xml:space="preserve"> CASCADE;</w:t>
-            </w:r>
-          </w:p>
-          <w:p>
-            <w:pPr>
-              <w:pStyle w:val="normalcontent"/>
-            </w:pPr>
-            <w:r>
-              <w:t xml:space="preserve">TRUNCATE TABLE </w:t>
-            </w:r>
-            <w:proofErr w:type="spellStart"/>
-            <w:r>
-              <w:t>solutiontorequest</w:t>
-            </w:r>
-            <w:proofErr w:type="spellEnd"/>
-            <w:r>
-              <w:t xml:space="preserve"> CASCADE;</w:t>
-            </w:r>
-          </w:p>
-          <w:p>
-            <w:pPr>
-              <w:pStyle w:val="normalcontent"/>
-            </w:pPr>
-            <w:r>
-              <w:t xml:space="preserve">TRUNCATE TABLE </w:t>
-            </w:r>
-            <w:proofErr w:type="spellStart"/>
-            <w:r>
-              <w:t>solutiontoresolution</w:t>
-            </w:r>
-            <w:proofErr w:type="spellEnd"/>
-            <w:r>
-              <w:t xml:space="preserve"> CASCADE;</w:t>
-            </w:r>
-          </w:p>
-          <w:p>
-            <w:pPr>
-              <w:pStyle w:val="normalcontent"/>
-            </w:pPr>
-            <w:r>
-              <w:t xml:space="preserve">TRUNCATE TABLE </w:t>
-            </w:r>
-            <w:proofErr w:type="spellStart"/>
-            <w:r>
-              <w:t>solutiontoworkaround</w:t>
-            </w:r>
-            <w:proofErr w:type="spellEnd"/>
-            <w:r>
-              <w:t xml:space="preserve"> CASCADE;</w:t>
-            </w:r>
-          </w:p>
-          <w:p>
-            <w:pPr>
-              <w:pStyle w:val="normalcontent"/>
-            </w:pPr>
-          </w:p>
-          <w:p>
-            <w:pPr>
-              <w:pStyle w:val="normalcontent"/>
-            </w:pPr>
-            <w:r>
-              <w:t xml:space="preserve">TRUNCATE TABLE </w:t>
-            </w:r>
-            <w:proofErr w:type="spellStart"/>
-            <w:r>
-              <w:t>solutionugmapping</w:t>
-            </w:r>
-            <w:proofErr w:type="spellEnd"/>
-            <w:r>
-              <w:t xml:space="preserve"> CASCADE;</w:t>
-            </w:r>
-          </w:p>
-          <w:p>
-            <w:pPr>
-              <w:pStyle w:val="normalcontent"/>
-            </w:pPr>
-          </w:p>
-          <w:p>
-            <w:pPr>
-              <w:pStyle w:val="normalcontent"/>
-            </w:pPr>
-            <w:r>
-              <w:t xml:space="preserve">TRUNCATE TABLE </w:t>
-            </w:r>
-            <w:proofErr w:type="spellStart"/>
-            <w:r>
-              <w:t>arc_solutiontorequest</w:t>
-            </w:r>
-            <w:proofErr w:type="spellEnd"/>
-            <w:r>
-              <w:t xml:space="preserve"> CASCADE;</w:t>
-            </w:r>
-          </w:p>
-          <w:p>
-            <w:pPr>
-              <w:pStyle w:val="normalcontent"/>
-            </w:pPr>
-            <w:r>
-              <w:t xml:space="preserve">TRUNCATE TABLE </w:t>
-            </w:r>
-            <w:proofErr w:type="spellStart"/>
-            <w:r>
-              <w:t>arc_requestresolution</w:t>
-            </w:r>
-            <w:proofErr w:type="spellEnd"/>
-            <w:r>
-              <w:t xml:space="preserve"> CASCADE;</w:t>
-            </w:r>
-          </w:p>
-          <w:p>
-            <w:pPr>
-              <w:pStyle w:val="normalcontent"/>
-            </w:pPr>
-            <w:r>
-              <w:t xml:space="preserve">TRUNCATE TABLE </w:t>
-            </w:r>
-            <w:proofErr w:type="spellStart"/>
-            <w:r>
-              <w:t>arc_woresolutionattachment</w:t>
-            </w:r>
-            <w:proofErr w:type="spellEnd"/>
-            <w:r>
-              <w:t xml:space="preserve"> CASCADE;</w:t>
+              <w:t>TRUNCATE TABLE notify_solution CASCADE;</w:t>
+            </w:r>
+          </w:p>
+          <w:p>
+            <w:pPr>
+              <w:pStyle w:val="normalcontent"/>
+            </w:pPr>
+            <w:r>
+              <w:t>TRUNCATE TABLE relatedsolutions CASCADE;</w:t>
+            </w:r>
+          </w:p>
+          <w:p>
+            <w:pPr>
+              <w:pStyle w:val="normalcontent"/>
+            </w:pPr>
+            <w:r>
+              <w:t>TRUNCATE TABLE solution_approvers CASCADE;</w:t>
+            </w:r>
+          </w:p>
+          <w:p>
+            <w:pPr>
+              <w:pStyle w:val="normalcontent"/>
+            </w:pPr>
+            <w:r>
+              <w:t>TRUNCATE TABLE solution_fields CASCADE;</w:t>
+            </w:r>
+          </w:p>
+          <w:p>
+            <w:pPr>
+              <w:pStyle w:val="normalcontent"/>
+            </w:pPr>
+            <w:r>
+              <w:t>TRUNCATE TABLE solution_keywords CASCADE;</w:t>
+            </w:r>
+          </w:p>
+          <w:p>
+            <w:pPr>
+              <w:pStyle w:val="normalcontent"/>
+            </w:pPr>
+            <w:r>
+              <w:t>TRUNCATE TABLE solution_relations CASCADE;</w:t>
+            </w:r>
+          </w:p>
+          <w:p>
+            <w:pPr>
+              <w:pStyle w:val="normalcontent"/>
+            </w:pPr>
+            <w:r>
+              <w:t>TRUNCATE TABLE solutioncommentimages CASCADE;</w:t>
+            </w:r>
+          </w:p>
+          <w:p>
+            <w:pPr>
+              <w:pStyle w:val="normalcontent"/>
+            </w:pPr>
+            <w:r>
+              <w:t>TRUNCATE TABLE solutioncomments CASCADE;</w:t>
+            </w:r>
+          </w:p>
+          <w:p>
+            <w:pPr>
+              <w:pStyle w:val="normalcontent"/>
+            </w:pPr>
+            <w:r>
+              <w:t>TRUNCATE TABLE solutionhistorydiff CASCADE;</w:t>
+            </w:r>
+          </w:p>
+          <w:p>
+            <w:pPr>
+              <w:pStyle w:val="normalcontent"/>
+            </w:pPr>
+            <w:r>
+              <w:t>TRUNCATE TABLE solutionhistory CASCADE;</w:t>
+            </w:r>
+          </w:p>
+          <w:p>
+            <w:pPr>
+              <w:pStyle w:val="normalcontent"/>
+            </w:pPr>
+            <w:r>
+              <w:t>TRUNCATE TABLE solutioninfo CASCADE;</w:t>
+            </w:r>
+          </w:p>
+          <w:p>
+            <w:pPr>
+              <w:pStyle w:val="normalcontent"/>
+            </w:pPr>
+            <w:r>
+              <w:t>TRUNCATE TABLE solutionlikes CASCADE;</w:t>
+            </w:r>
+          </w:p>
+          <w:p>
+            <w:pPr>
+              <w:pStyle w:val="normalcontent"/>
+            </w:pPr>
+            <w:r>
+              <w:t>TRUNCATE TABLE solutionmedia CASCADE;</w:t>
+            </w:r>
+          </w:p>
+          <w:p>
+            <w:pPr>
+              <w:pStyle w:val="normalcontent"/>
+            </w:pPr>
+            <w:r>
+              <w:t>TRUNCATE TABLE solutionsattachment CASCADE;</w:t>
+            </w:r>
+          </w:p>
+          <w:p>
+            <w:pPr>
+              <w:pStyle w:val="normalcontent"/>
+            </w:pPr>
+            <w:r>
+              <w:t>TRUNCATE TABLE solutionsitemapping CASCADE;</w:t>
+            </w:r>
+          </w:p>
+          <w:p>
+            <w:pPr>
+              <w:pStyle w:val="normalcontent"/>
+            </w:pPr>
+            <w:r>
+              <w:t>TRUNCATE TABLE solutionstatistics CASCADE;</w:t>
+            </w:r>
+          </w:p>
+          <w:p>
+            <w:pPr>
+              <w:pStyle w:val="normalcontent"/>
+            </w:pPr>
+            <w:r>
+              <w:t>TRUNCATE TABLE solutiontorequest CASCADE;</w:t>
+            </w:r>
+          </w:p>
+          <w:p>
+            <w:pPr>
+              <w:pStyle w:val="normalcontent"/>
+            </w:pPr>
+            <w:r>
+              <w:t>TRUNCATE TABLE solutiontoresolution CASCADE;</w:t>
+            </w:r>
+          </w:p>
+          <w:p>
+            <w:pPr>
+              <w:pStyle w:val="normalcontent"/>
+            </w:pPr>
+            <w:r>
+              <w:t>TRUNCATE TABLE solutiontoworkaround CASCADE;</w:t>
+            </w:r>
+          </w:p>
+          <w:p>
+            <w:pPr>
+              <w:pStyle w:val="normalcontent"/>
+            </w:pPr>
+          </w:p>
+          <w:p>
+            <w:pPr>
+              <w:pStyle w:val="normalcontent"/>
+            </w:pPr>
+            <w:r>
+              <w:t>TRUNCATE TABLE solutionugmapping CASCADE;</w:t>
+            </w:r>
+          </w:p>
+          <w:p>
+            <w:pPr>
+              <w:pStyle w:val="normalcontent"/>
+            </w:pPr>
+          </w:p>
+          <w:p>
+            <w:pPr>
+              <w:pStyle w:val="normalcontent"/>
+            </w:pPr>
+            <w:r>
+              <w:t>TRUNCATE TABLE arc_solutiontorequest CASCADE;</w:t>
+            </w:r>
+          </w:p>
+          <w:p>
+            <w:pPr>
+              <w:pStyle w:val="normalcontent"/>
+            </w:pPr>
+            <w:r>
+              <w:t>TRUNCATE TABLE arc_requestresolution CASCADE;</w:t>
+            </w:r>
+          </w:p>
+          <w:p>
+            <w:pPr>
+              <w:pStyle w:val="normalcontent"/>
+            </w:pPr>
+            <w:r>
+              <w:t>TRUNCATE TABLE arc_woresolutionattachment CASCADE;</w:t>
             </w:r>
           </w:p>
           <w:p>
@@ -7783,6 +7165,7 @@
           <w:rFonts w:hint="cs"/>
           <w:cs/>
         </w:rPr>
+        <w:lastRenderedPageBreak/>
         <w:t>การลบข้อมูล</w:t>
       </w:r>
       <w:r>
@@ -7828,307 +7211,203 @@
       <w:r>
         <w:t xml:space="preserve">Service Desk Plus </w:t>
       </w:r>
-      <w:proofErr w:type="spellStart"/>
       <w:r>
         <w:rPr>
           <w:b/>
           <w:bCs/>
         </w:rPr>
-        <w:t>pgsql</w:t>
-      </w:r>
-      <w:proofErr w:type="spellEnd"/>
-      <w:r>
+        <w:t>pgsql\bin</w:t>
+      </w:r>
+    </w:p>
+    <w:p>
+      <w:pPr>
+        <w:pStyle w:val="normalcontent"/>
+      </w:pPr>
+      <w:r>
+        <w:t xml:space="preserve">Example path: </w:t>
+      </w:r>
+      <w:r>
+        <w:t>C:\Program Files\ManageEngine\ServiceDesk\pgsql\bin&gt;</w:t>
+      </w:r>
+    </w:p>
+    <w:p>
+      <w:pPr>
+        <w:pStyle w:val="normalcontent"/>
+      </w:pPr>
+      <w:r>
+        <w:rPr>
+          <w:cs/>
+        </w:rPr>
+        <w:t xml:space="preserve">หากเวอร์ชัน </w:t>
+      </w:r>
+      <w:r>
+        <w:t xml:space="preserve">SDP </w:t>
+      </w:r>
+      <w:r>
+        <w:rPr>
+          <w:cs/>
+        </w:rPr>
+        <w:t xml:space="preserve">ต่ำกว่า </w:t>
+      </w:r>
+      <w:r>
+        <w:t xml:space="preserve">10.5 / </w:t>
+      </w:r>
+      <w:r>
+        <w:rPr>
+          <w:cs/>
+        </w:rPr>
+        <w:t xml:space="preserve">เวอร์ชัน </w:t>
+      </w:r>
+      <w:r>
+        <w:t xml:space="preserve">AE </w:t>
+      </w:r>
+      <w:r>
+        <w:rPr>
+          <w:cs/>
+        </w:rPr>
+        <w:t xml:space="preserve">ต่ำกว่า </w:t>
+      </w:r>
+      <w:r>
+        <w:t>6.5</w:t>
+      </w:r>
+      <w:r>
+        <w:t xml:space="preserve"> </w:t>
+      </w:r>
+      <w:r>
+        <w:rPr>
+          <w:rFonts w:hint="cs"/>
+          <w:cs/>
+        </w:rPr>
+        <w:t>ให้รัน</w:t>
+      </w:r>
+      <w:r>
+        <w:t>:</w:t>
+      </w:r>
+    </w:p>
+    <w:p>
+      <w:pPr>
+        <w:pStyle w:val="normalcontent"/>
+      </w:pPr>
+      <w:r>
+        <w:t>psql.exe -U postgres -p 65432 -d servicedesk -h 127.0.0.1</w:t>
+      </w:r>
+    </w:p>
+    <w:p>
+      <w:pPr>
+        <w:pStyle w:val="normalcontent"/>
+      </w:pPr>
+      <w:r>
+        <w:rPr>
+          <w:cs/>
+        </w:rPr>
+        <w:t xml:space="preserve">หากเวอร์ชัน </w:t>
+      </w:r>
+      <w:r>
+        <w:t xml:space="preserve">SDP </w:t>
+      </w:r>
+      <w:r>
+        <w:rPr>
+          <w:cs/>
+        </w:rPr>
+        <w:t xml:space="preserve">มากกว่า </w:t>
+      </w:r>
+      <w:r>
+        <w:t xml:space="preserve">10.5 / </w:t>
+      </w:r>
+      <w:r>
+        <w:rPr>
+          <w:cs/>
+        </w:rPr>
+        <w:t xml:space="preserve">เวอร์ชัน </w:t>
+      </w:r>
+      <w:r>
+        <w:t xml:space="preserve">AE </w:t>
+      </w:r>
+      <w:r>
+        <w:rPr>
+          <w:cs/>
+        </w:rPr>
+        <w:t xml:space="preserve">มากกว่า </w:t>
+      </w:r>
+      <w:r>
+        <w:t>6.5</w:t>
+      </w:r>
+      <w:r>
+        <w:t xml:space="preserve"> </w:t>
+      </w:r>
+      <w:r>
+        <w:rPr>
+          <w:rFonts w:hint="cs"/>
+          <w:cs/>
+        </w:rPr>
+        <w:t>ให้รัน</w:t>
+      </w:r>
+      <w:r>
+        <w:t>:</w:t>
+      </w:r>
+    </w:p>
+    <w:p>
+      <w:pPr>
+        <w:pStyle w:val="normalcontent"/>
+      </w:pPr>
+      <w:r>
+        <w:t>psql.exe -U sdpadmin -p 65432 -d servicedesk -h 127.0.0.1</w:t>
+      </w:r>
+    </w:p>
+    <w:p>
+      <w:pPr>
+        <w:pStyle w:val="normalcontent"/>
         <w:rPr>
           <w:b/>
           <w:bCs/>
         </w:rPr>
-        <w:t>\bin</w:t>
-      </w:r>
-    </w:p>
-    <w:p>
-      <w:pPr>
-        <w:pStyle w:val="normalcontent"/>
-      </w:pPr>
-      <w:r>
-        <w:t xml:space="preserve">Example path: </w:t>
-      </w:r>
-      <w:r>
-        <w:t>C:\Program Files\ManageEngine\ServiceDesk\</w:t>
-      </w:r>
-      <w:proofErr w:type="spellStart"/>
-      <w:r>
-        <w:t>pgsql</w:t>
-      </w:r>
-      <w:proofErr w:type="spellEnd"/>
-      <w:r>
-        <w:t>\bin&gt;</w:t>
-      </w:r>
-    </w:p>
-    <w:p>
-      <w:pPr>
-        <w:pStyle w:val="normalcontent"/>
-      </w:pPr>
-      <w:r>
-        <w:rPr>
-          <w:cs/>
-        </w:rPr>
-        <w:t>หาก</w:t>
-      </w:r>
-      <w:proofErr w:type="spellStart"/>
-      <w:r>
-        <w:rPr>
-          <w:cs/>
-        </w:rPr>
-        <w:t>เวอร์ชัน</w:t>
-      </w:r>
-      <w:proofErr w:type="spellEnd"/>
-      <w:r>
-        <w:rPr>
-          <w:cs/>
-        </w:rPr>
-        <w:t xml:space="preserve"> </w:t>
-      </w:r>
-      <w:r>
-        <w:t xml:space="preserve">SDP </w:t>
-      </w:r>
-      <w:r>
-        <w:rPr>
-          <w:cs/>
-        </w:rPr>
-        <w:t xml:space="preserve">ต่ำกว่า </w:t>
-      </w:r>
-      <w:r>
-        <w:t xml:space="preserve">10.5 / </w:t>
-      </w:r>
-      <w:proofErr w:type="spellStart"/>
-      <w:r>
-        <w:rPr>
-          <w:cs/>
-        </w:rPr>
-        <w:t>เวอร์ชัน</w:t>
-      </w:r>
-      <w:proofErr w:type="spellEnd"/>
-      <w:r>
-        <w:rPr>
-          <w:cs/>
-        </w:rPr>
-        <w:t xml:space="preserve"> </w:t>
-      </w:r>
-      <w:r>
-        <w:t xml:space="preserve">AE </w:t>
-      </w:r>
-      <w:r>
-        <w:rPr>
-          <w:cs/>
-        </w:rPr>
-        <w:t xml:space="preserve">ต่ำกว่า </w:t>
-      </w:r>
-      <w:r>
-        <w:t>6.5</w:t>
-      </w:r>
-      <w:r>
-        <w:t xml:space="preserve"> </w:t>
-      </w:r>
-      <w:r>
-        <w:rPr>
-          <w:rFonts w:hint="cs"/>
-          <w:cs/>
-        </w:rPr>
-        <w:t>ให้รัน</w:t>
-      </w:r>
-      <w:r>
-        <w:t>:</w:t>
-      </w:r>
-    </w:p>
-    <w:p>
-      <w:pPr>
-        <w:pStyle w:val="normalcontent"/>
-      </w:pPr>
-      <w:r>
-        <w:t xml:space="preserve">psql.exe -U </w:t>
-      </w:r>
-      <w:proofErr w:type="spellStart"/>
-      <w:r>
-        <w:t>postgres</w:t>
-      </w:r>
-      <w:proofErr w:type="spellEnd"/>
-      <w:r>
-        <w:t xml:space="preserve"> -p 65432 -d </w:t>
-      </w:r>
-      <w:proofErr w:type="spellStart"/>
-      <w:r>
-        <w:t>servicedesk</w:t>
-      </w:r>
-      <w:proofErr w:type="spellEnd"/>
-      <w:r>
-        <w:t xml:space="preserve"> -h 127.0.0.1</w:t>
-      </w:r>
-    </w:p>
-    <w:p>
-      <w:pPr>
-        <w:pStyle w:val="normalcontent"/>
-      </w:pPr>
-      <w:r>
-        <w:rPr>
-          <w:cs/>
-        </w:rPr>
-        <w:t>หาก</w:t>
-      </w:r>
-      <w:proofErr w:type="spellStart"/>
-      <w:r>
-        <w:rPr>
-          <w:cs/>
-        </w:rPr>
-        <w:t>เวอร์ชัน</w:t>
-      </w:r>
-      <w:proofErr w:type="spellEnd"/>
-      <w:r>
-        <w:rPr>
-          <w:cs/>
-        </w:rPr>
-        <w:t xml:space="preserve"> </w:t>
-      </w:r>
-      <w:r>
-        <w:t xml:space="preserve">SDP </w:t>
-      </w:r>
-      <w:r>
-        <w:rPr>
-          <w:cs/>
-        </w:rPr>
-        <w:t xml:space="preserve">มากกว่า </w:t>
-      </w:r>
-      <w:r>
-        <w:t xml:space="preserve">10.5 / </w:t>
-      </w:r>
-      <w:proofErr w:type="spellStart"/>
-      <w:r>
-        <w:rPr>
-          <w:cs/>
-        </w:rPr>
-        <w:t>เวอร์ชัน</w:t>
-      </w:r>
-      <w:proofErr w:type="spellEnd"/>
-      <w:r>
-        <w:rPr>
-          <w:cs/>
-        </w:rPr>
-        <w:t xml:space="preserve"> </w:t>
-      </w:r>
-      <w:r>
-        <w:t xml:space="preserve">AE </w:t>
-      </w:r>
-      <w:r>
-        <w:rPr>
-          <w:cs/>
-        </w:rPr>
-        <w:t xml:space="preserve">มากกว่า </w:t>
-      </w:r>
-      <w:r>
-        <w:t>6.5</w:t>
-      </w:r>
-      <w:r>
-        <w:t xml:space="preserve"> </w:t>
-      </w:r>
-      <w:r>
-        <w:rPr>
-          <w:rFonts w:hint="cs"/>
-          <w:cs/>
-        </w:rPr>
-        <w:t>ให้รัน</w:t>
-      </w:r>
-      <w:r>
-        <w:t>:</w:t>
-      </w:r>
-    </w:p>
-    <w:p>
-      <w:pPr>
-        <w:pStyle w:val="normalcontent"/>
-      </w:pPr>
-      <w:r>
-        <w:t xml:space="preserve">psql.exe -U </w:t>
-      </w:r>
-      <w:proofErr w:type="spellStart"/>
-      <w:r>
-        <w:t>sdpadmin</w:t>
-      </w:r>
-      <w:proofErr w:type="spellEnd"/>
-      <w:r>
-        <w:t xml:space="preserve"> -p 65432 -d </w:t>
-      </w:r>
-      <w:proofErr w:type="spellStart"/>
-      <w:r>
-        <w:t>servicedesk</w:t>
-      </w:r>
-      <w:proofErr w:type="spellEnd"/>
-      <w:r>
-        <w:t xml:space="preserve"> -h 127.0.0.1</w:t>
-      </w:r>
-    </w:p>
-    <w:p>
-      <w:pPr>
-        <w:pStyle w:val="normalcontent"/>
+      </w:pPr>
+      <w:r>
+        <w:rPr>
+          <w:rFonts w:hint="cs"/>
+          <w:cs/>
+        </w:rPr>
+        <w:t xml:space="preserve">ใส่รหัส </w:t>
+      </w:r>
+      <w:r>
+        <w:t xml:space="preserve">Postgres </w:t>
+      </w:r>
+      <w:r>
+        <w:rPr>
+          <w:rFonts w:hint="cs"/>
+          <w:cs/>
+        </w:rPr>
+        <w:t xml:space="preserve">หรือรหัส </w:t>
+      </w:r>
+      <w:r>
         <w:rPr>
           <w:b/>
           <w:bCs/>
         </w:rPr>
-      </w:pPr>
-      <w:r>
-        <w:rPr>
-          <w:rFonts w:hint="cs"/>
-          <w:cs/>
-        </w:rPr>
-        <w:t xml:space="preserve">ใส่รหัส </w:t>
-      </w:r>
-      <w:r>
-        <w:t xml:space="preserve">Postgres </w:t>
-      </w:r>
-      <w:r>
-        <w:rPr>
-          <w:rFonts w:hint="cs"/>
-          <w:cs/>
-        </w:rPr>
-        <w:t xml:space="preserve">หรือรหัส </w:t>
-      </w:r>
-      <w:proofErr w:type="spellStart"/>
+        <w:t>sdp@</w:t>
+      </w:r>
       <w:r>
         <w:rPr>
           <w:b/>
           <w:bCs/>
-        </w:rPr>
-        <w:t>sdp</w:t>
-      </w:r>
-      <w:proofErr w:type="spellEnd"/>
+          <w:cs/>
+        </w:rPr>
+        <w:t>123</w:t>
+      </w:r>
+      <w:r>
+        <w:rPr>
+          <w:rFonts w:hint="cs"/>
+          <w:cs/>
+        </w:rPr>
+        <w:t xml:space="preserve"> หรือ </w:t>
+      </w:r>
       <w:r>
         <w:rPr>
           <w:b/>
           <w:bCs/>
         </w:rPr>
-        <w:t>@</w:t>
-      </w:r>
-      <w:r>
-        <w:rPr>
-          <w:b/>
-          <w:bCs/>
-          <w:cs/>
-        </w:rPr>
-        <w:t>123</w:t>
-      </w:r>
-      <w:r>
-        <w:rPr>
-          <w:rFonts w:hint="cs"/>
-          <w:cs/>
-        </w:rPr>
-        <w:t xml:space="preserve"> หรือ </w:t>
-      </w:r>
-      <w:proofErr w:type="spellStart"/>
-      <w:r>
-        <w:rPr>
-          <w:b/>
-          <w:bCs/>
-        </w:rPr>
         <w:t>sdp</w:t>
       </w:r>
-      <w:proofErr w:type="spellEnd"/>
       <w:r>
         <w:rPr>
           <w:b/>
@@ -8200,95 +7479,47 @@
               <w:pStyle w:val="normalcontent"/>
             </w:pPr>
             <w:r>
-              <w:t xml:space="preserve">TRUNCATE TABLE </w:t>
-            </w:r>
-            <w:proofErr w:type="spellStart"/>
-            <w:r>
-              <w:t>maintenancehistorydiff</w:t>
-            </w:r>
-            <w:proofErr w:type="spellEnd"/>
-            <w:r>
-              <w:t xml:space="preserve"> CASCADE;</w:t>
-            </w:r>
-          </w:p>
-          <w:p>
-            <w:pPr>
-              <w:pStyle w:val="normalcontent"/>
-            </w:pPr>
-            <w:r>
-              <w:t xml:space="preserve">TRUNCATE TABLE </w:t>
-            </w:r>
-            <w:proofErr w:type="spellStart"/>
-            <w:r>
-              <w:t>maintenancehistory</w:t>
-            </w:r>
-            <w:proofErr w:type="spellEnd"/>
-            <w:r>
-              <w:t xml:space="preserve"> CASCADE;</w:t>
-            </w:r>
-          </w:p>
-          <w:p>
-            <w:pPr>
-              <w:pStyle w:val="normalcontent"/>
-            </w:pPr>
-            <w:r>
-              <w:t xml:space="preserve">TRUNCATE TABLE </w:t>
-            </w:r>
-            <w:proofErr w:type="spellStart"/>
-            <w:r>
-              <w:t>maintenancetoschedulemapping</w:t>
-            </w:r>
-            <w:proofErr w:type="spellEnd"/>
-            <w:r>
-              <w:t xml:space="preserve"> CASCADE;</w:t>
-            </w:r>
-          </w:p>
-          <w:p>
-            <w:pPr>
-              <w:pStyle w:val="normalcontent"/>
-            </w:pPr>
-            <w:r>
-              <w:t xml:space="preserve">TRUNCATE TABLE </w:t>
-            </w:r>
-            <w:proofErr w:type="spellStart"/>
-            <w:r>
-              <w:t>spacetomaintenancemapping</w:t>
-            </w:r>
-            <w:proofErr w:type="spellEnd"/>
-            <w:r>
-              <w:t xml:space="preserve"> CASCADE;</w:t>
-            </w:r>
-          </w:p>
-          <w:p>
-            <w:pPr>
-              <w:pStyle w:val="normalcontent"/>
-            </w:pPr>
-            <w:r>
-              <w:t xml:space="preserve">TRUNCATE TABLE </w:t>
-            </w:r>
-            <w:proofErr w:type="spellStart"/>
-            <w:r>
-              <w:t>maintenancecontract</w:t>
-            </w:r>
-            <w:proofErr w:type="spellEnd"/>
-            <w:r>
-              <w:t xml:space="preserve"> CASCADE;</w:t>
-            </w:r>
-          </w:p>
-          <w:p>
-            <w:pPr>
-              <w:pStyle w:val="normalcontent"/>
-            </w:pPr>
-            <w:r>
-              <w:t xml:space="preserve">TRUNCATE TABLE </w:t>
-            </w:r>
-            <w:proofErr w:type="spellStart"/>
-            <w:r>
-              <w:t>maintenancedetails</w:t>
-            </w:r>
-            <w:proofErr w:type="spellEnd"/>
-            <w:r>
-              <w:t xml:space="preserve"> CASCADE;</w:t>
+              <w:t>TRUNCATE TABLE maintenancehistorydiff CASCADE;</w:t>
+            </w:r>
+          </w:p>
+          <w:p>
+            <w:pPr>
+              <w:pStyle w:val="normalcontent"/>
+            </w:pPr>
+            <w:r>
+              <w:t>TRUNCATE TABLE maintenancehistory CASCADE;</w:t>
+            </w:r>
+          </w:p>
+          <w:p>
+            <w:pPr>
+              <w:pStyle w:val="normalcontent"/>
+            </w:pPr>
+            <w:r>
+              <w:t>TRUNCATE TABLE maintenancetoschedulemapping CASCADE;</w:t>
+            </w:r>
+          </w:p>
+          <w:p>
+            <w:pPr>
+              <w:pStyle w:val="normalcontent"/>
+            </w:pPr>
+            <w:r>
+              <w:t>TRUNCATE TABLE spacetomaintenancemapping CASCADE;</w:t>
+            </w:r>
+          </w:p>
+          <w:p>
+            <w:pPr>
+              <w:pStyle w:val="normalcontent"/>
+            </w:pPr>
+            <w:r>
+              <w:t>TRUNCATE TABLE maintenancecontract CASCADE;</w:t>
+            </w:r>
+          </w:p>
+          <w:p>
+            <w:pPr>
+              <w:pStyle w:val="normalcontent"/>
+            </w:pPr>
+            <w:r>
+              <w:t>TRUNCATE TABLE maintenancedetails CASCADE;</w:t>
             </w:r>
           </w:p>
           <w:p>
@@ -8333,95 +7564,31 @@
               <w:pStyle w:val="normalcontent"/>
             </w:pPr>
             <w:r>
-              <w:t xml:space="preserve">UPDATE </w:t>
-            </w:r>
-            <w:proofErr w:type="spellStart"/>
-            <w:r>
-              <w:t>SeqGenState</w:t>
-            </w:r>
-            <w:proofErr w:type="spellEnd"/>
-            <w:r>
-              <w:t xml:space="preserve"> SET CURRENTBATCHEND = 0 WHERE SEQNAME = '</w:t>
-            </w:r>
-            <w:proofErr w:type="spellStart"/>
-            <w:r>
-              <w:t>MaintenanceDetails.MAINTENANCEID</w:t>
-            </w:r>
-            <w:proofErr w:type="spellEnd"/>
-            <w:r>
-              <w:t>';</w:t>
-            </w:r>
-          </w:p>
-          <w:p>
-            <w:pPr>
-              <w:pStyle w:val="normalcontent"/>
-            </w:pPr>
-            <w:r>
-              <w:t xml:space="preserve">UPDATE </w:t>
-            </w:r>
-            <w:proofErr w:type="spellStart"/>
-            <w:r>
-              <w:t>SeqGenState</w:t>
-            </w:r>
-            <w:proofErr w:type="spellEnd"/>
-            <w:r>
-              <w:t xml:space="preserve"> SET CURRENTBATCHEND = 0 WHERE SEQNAME = '</w:t>
-            </w:r>
-            <w:proofErr w:type="spellStart"/>
-            <w:r>
-              <w:t>MaintenanceContract.CONTRACTID</w:t>
-            </w:r>
-            <w:proofErr w:type="spellEnd"/>
-            <w:r>
-              <w:t>';</w:t>
-            </w:r>
-          </w:p>
-          <w:p>
-            <w:pPr>
-              <w:pStyle w:val="normalcontent"/>
-            </w:pPr>
-            <w:r>
-              <w:t xml:space="preserve">UPDATE </w:t>
-            </w:r>
-            <w:proofErr w:type="spellStart"/>
-            <w:r>
-              <w:t>SeqGenState</w:t>
-            </w:r>
-            <w:proofErr w:type="spellEnd"/>
-            <w:r>
-              <w:t xml:space="preserve"> SET CURRENTBATCHEND = 0 WHERE SEQNAME = '</w:t>
-            </w:r>
-            <w:proofErr w:type="spellStart"/>
-            <w:r>
-              <w:t>MaintenanceHistory.HISTORYID</w:t>
-            </w:r>
-            <w:proofErr w:type="spellEnd"/>
-            <w:r>
-              <w:t>';</w:t>
-            </w:r>
-          </w:p>
-          <w:p>
-            <w:pPr>
-              <w:pStyle w:val="normalcontent"/>
-            </w:pPr>
-            <w:r>
-              <w:t xml:space="preserve">UPDATE </w:t>
-            </w:r>
-            <w:proofErr w:type="spellStart"/>
-            <w:r>
-              <w:t>SeqGenState</w:t>
-            </w:r>
-            <w:proofErr w:type="spellEnd"/>
-            <w:r>
-              <w:t xml:space="preserve"> SET CURRENTBATCHEND = 0 WHERE SEQNAME = '</w:t>
-            </w:r>
-            <w:proofErr w:type="spellStart"/>
-            <w:r>
-              <w:t>MaintenanceHistoryDiff.HISTORYDIFFID</w:t>
-            </w:r>
-            <w:proofErr w:type="spellEnd"/>
-            <w:r>
-              <w:t>';</w:t>
+              <w:t>UPDATE SeqGenState SET CURRENTBATCHEND = 0 WHERE SEQNAME = 'MaintenanceDetails.MAINTENANCEID';</w:t>
+            </w:r>
+          </w:p>
+          <w:p>
+            <w:pPr>
+              <w:pStyle w:val="normalcontent"/>
+            </w:pPr>
+            <w:r>
+              <w:t>UPDATE SeqGenState SET CURRENTBATCHEND = 0 WHERE SEQNAME = 'MaintenanceContract.CONTRACTID';</w:t>
+            </w:r>
+          </w:p>
+          <w:p>
+            <w:pPr>
+              <w:pStyle w:val="normalcontent"/>
+            </w:pPr>
+            <w:r>
+              <w:t>UPDATE SeqGenState SET CURRENTBATCHEND = 0 WHERE SEQNAME = 'MaintenanceHistory.HISTORYID';</w:t>
+            </w:r>
+          </w:p>
+          <w:p>
+            <w:pPr>
+              <w:pStyle w:val="normalcontent"/>
+            </w:pPr>
+            <w:r>
+              <w:t>UPDATE SeqGenState SET CURRENTBATCHEND = 0 WHERE SEQNAME = 'MaintenanceHistoryDiff.HISTORYDIFFID';</w:t>
             </w:r>
           </w:p>
         </w:tc>
@@ -8437,7 +7604,6 @@
           <w:rFonts w:hint="cs"/>
           <w:cs/>
         </w:rPr>
-        <w:lastRenderedPageBreak/>
         <w:t>การลบข้อมูล</w:t>
       </w:r>
       <w:r>
@@ -8483,307 +7649,204 @@
       <w:r>
         <w:t xml:space="preserve">Service Desk Plus </w:t>
       </w:r>
-      <w:proofErr w:type="spellStart"/>
       <w:r>
         <w:rPr>
           <w:b/>
           <w:bCs/>
         </w:rPr>
-        <w:t>pgsql</w:t>
-      </w:r>
-      <w:proofErr w:type="spellEnd"/>
-      <w:r>
+        <w:t>pgsql\bin</w:t>
+      </w:r>
+    </w:p>
+    <w:p>
+      <w:pPr>
+        <w:pStyle w:val="normalcontent"/>
+      </w:pPr>
+      <w:r>
+        <w:t xml:space="preserve">Example path: </w:t>
+      </w:r>
+      <w:r>
+        <w:t>C:\Program Files\ManageEngine\ServiceDesk\pgsql\bin&gt;</w:t>
+      </w:r>
+    </w:p>
+    <w:p>
+      <w:pPr>
+        <w:pStyle w:val="normalcontent"/>
+      </w:pPr>
+      <w:r>
+        <w:rPr>
+          <w:cs/>
+        </w:rPr>
+        <w:t xml:space="preserve">หากเวอร์ชัน </w:t>
+      </w:r>
+      <w:r>
+        <w:t xml:space="preserve">SDP </w:t>
+      </w:r>
+      <w:r>
+        <w:rPr>
+          <w:cs/>
+        </w:rPr>
+        <w:t xml:space="preserve">ต่ำกว่า </w:t>
+      </w:r>
+      <w:r>
+        <w:t xml:space="preserve">10.5 / </w:t>
+      </w:r>
+      <w:r>
+        <w:rPr>
+          <w:cs/>
+        </w:rPr>
+        <w:t xml:space="preserve">เวอร์ชัน </w:t>
+      </w:r>
+      <w:r>
+        <w:t xml:space="preserve">AE </w:t>
+      </w:r>
+      <w:r>
+        <w:rPr>
+          <w:cs/>
+        </w:rPr>
+        <w:t xml:space="preserve">ต่ำกว่า </w:t>
+      </w:r>
+      <w:r>
+        <w:t>6.5</w:t>
+      </w:r>
+      <w:r>
+        <w:t xml:space="preserve"> </w:t>
+      </w:r>
+      <w:r>
+        <w:rPr>
+          <w:rFonts w:hint="cs"/>
+          <w:cs/>
+        </w:rPr>
+        <w:t>ให้รัน</w:t>
+      </w:r>
+      <w:r>
+        <w:t>:</w:t>
+      </w:r>
+    </w:p>
+    <w:p>
+      <w:pPr>
+        <w:pStyle w:val="normalcontent"/>
+      </w:pPr>
+      <w:r>
+        <w:t>psql.exe -U postgres -p 65432 -d servicedesk -h 127.0.0.1</w:t>
+      </w:r>
+    </w:p>
+    <w:p>
+      <w:pPr>
+        <w:pStyle w:val="normalcontent"/>
+      </w:pPr>
+      <w:r>
+        <w:rPr>
+          <w:cs/>
+        </w:rPr>
+        <w:t xml:space="preserve">หากเวอร์ชัน </w:t>
+      </w:r>
+      <w:r>
+        <w:t xml:space="preserve">SDP </w:t>
+      </w:r>
+      <w:r>
+        <w:rPr>
+          <w:cs/>
+        </w:rPr>
+        <w:t xml:space="preserve">มากกว่า </w:t>
+      </w:r>
+      <w:r>
+        <w:t xml:space="preserve">10.5 / </w:t>
+      </w:r>
+      <w:r>
+        <w:rPr>
+          <w:cs/>
+        </w:rPr>
+        <w:t xml:space="preserve">เวอร์ชัน </w:t>
+      </w:r>
+      <w:r>
+        <w:t xml:space="preserve">AE </w:t>
+      </w:r>
+      <w:r>
+        <w:rPr>
+          <w:cs/>
+        </w:rPr>
+        <w:t xml:space="preserve">มากกว่า </w:t>
+      </w:r>
+      <w:r>
+        <w:t>6.5</w:t>
+      </w:r>
+      <w:r>
+        <w:t xml:space="preserve"> </w:t>
+      </w:r>
+      <w:r>
+        <w:rPr>
+          <w:rFonts w:hint="cs"/>
+          <w:cs/>
+        </w:rPr>
+        <w:t>ให้รัน</w:t>
+      </w:r>
+      <w:r>
+        <w:t>:</w:t>
+      </w:r>
+    </w:p>
+    <w:p>
+      <w:pPr>
+        <w:pStyle w:val="normalcontent"/>
+      </w:pPr>
+      <w:r>
+        <w:t>psql.exe -U sdpadmin -p 65432 -d servicedesk -h 127.0.0.1</w:t>
+      </w:r>
+    </w:p>
+    <w:p>
+      <w:pPr>
+        <w:pStyle w:val="normalcontent"/>
         <w:rPr>
           <w:b/>
           <w:bCs/>
         </w:rPr>
-        <w:t>\bin</w:t>
-      </w:r>
-    </w:p>
-    <w:p>
-      <w:pPr>
-        <w:pStyle w:val="normalcontent"/>
-      </w:pPr>
-      <w:r>
-        <w:t xml:space="preserve">Example path: </w:t>
-      </w:r>
-      <w:r>
-        <w:t>C:\Program Files\ManageEngine\ServiceDesk\</w:t>
-      </w:r>
-      <w:proofErr w:type="spellStart"/>
-      <w:r>
-        <w:t>pgsql</w:t>
-      </w:r>
-      <w:proofErr w:type="spellEnd"/>
-      <w:r>
-        <w:t>\bin&gt;</w:t>
-      </w:r>
-    </w:p>
-    <w:p>
-      <w:pPr>
-        <w:pStyle w:val="normalcontent"/>
-      </w:pPr>
-      <w:r>
-        <w:rPr>
-          <w:cs/>
-        </w:rPr>
-        <w:t>หาก</w:t>
-      </w:r>
-      <w:proofErr w:type="spellStart"/>
-      <w:r>
-        <w:rPr>
-          <w:cs/>
-        </w:rPr>
-        <w:t>เวอร์ชัน</w:t>
-      </w:r>
-      <w:proofErr w:type="spellEnd"/>
-      <w:r>
-        <w:rPr>
-          <w:cs/>
-        </w:rPr>
-        <w:t xml:space="preserve"> </w:t>
-      </w:r>
-      <w:r>
-        <w:t xml:space="preserve">SDP </w:t>
-      </w:r>
-      <w:r>
-        <w:rPr>
-          <w:cs/>
-        </w:rPr>
-        <w:t xml:space="preserve">ต่ำกว่า </w:t>
-      </w:r>
-      <w:r>
-        <w:t xml:space="preserve">10.5 / </w:t>
-      </w:r>
-      <w:proofErr w:type="spellStart"/>
-      <w:r>
-        <w:rPr>
-          <w:cs/>
-        </w:rPr>
-        <w:t>เวอร์ชัน</w:t>
-      </w:r>
-      <w:proofErr w:type="spellEnd"/>
-      <w:r>
-        <w:rPr>
-          <w:cs/>
-        </w:rPr>
-        <w:t xml:space="preserve"> </w:t>
-      </w:r>
-      <w:r>
-        <w:t xml:space="preserve">AE </w:t>
-      </w:r>
-      <w:r>
-        <w:rPr>
-          <w:cs/>
-        </w:rPr>
-        <w:t xml:space="preserve">ต่ำกว่า </w:t>
-      </w:r>
-      <w:r>
-        <w:t>6.5</w:t>
-      </w:r>
-      <w:r>
-        <w:t xml:space="preserve"> </w:t>
-      </w:r>
-      <w:r>
-        <w:rPr>
-          <w:rFonts w:hint="cs"/>
-          <w:cs/>
-        </w:rPr>
-        <w:t>ให้รัน</w:t>
-      </w:r>
-      <w:r>
-        <w:t>:</w:t>
-      </w:r>
-    </w:p>
-    <w:p>
-      <w:pPr>
-        <w:pStyle w:val="normalcontent"/>
-      </w:pPr>
-      <w:r>
-        <w:t xml:space="preserve">psql.exe -U </w:t>
-      </w:r>
-      <w:proofErr w:type="spellStart"/>
-      <w:r>
-        <w:t>postgres</w:t>
-      </w:r>
-      <w:proofErr w:type="spellEnd"/>
-      <w:r>
-        <w:t xml:space="preserve"> -p 65432 -d </w:t>
-      </w:r>
-      <w:proofErr w:type="spellStart"/>
-      <w:r>
-        <w:t>servicedesk</w:t>
-      </w:r>
-      <w:proofErr w:type="spellEnd"/>
-      <w:r>
-        <w:t xml:space="preserve"> -h 127.0.0.1</w:t>
-      </w:r>
-    </w:p>
-    <w:p>
-      <w:pPr>
-        <w:pStyle w:val="normalcontent"/>
-      </w:pPr>
-      <w:r>
-        <w:rPr>
-          <w:cs/>
-        </w:rPr>
-        <w:t>หาก</w:t>
-      </w:r>
-      <w:proofErr w:type="spellStart"/>
-      <w:r>
-        <w:rPr>
-          <w:cs/>
-        </w:rPr>
-        <w:t>เวอร์ชัน</w:t>
-      </w:r>
-      <w:proofErr w:type="spellEnd"/>
-      <w:r>
-        <w:rPr>
-          <w:cs/>
-        </w:rPr>
-        <w:t xml:space="preserve"> </w:t>
-      </w:r>
-      <w:r>
-        <w:t xml:space="preserve">SDP </w:t>
-      </w:r>
-      <w:r>
-        <w:rPr>
-          <w:cs/>
-        </w:rPr>
-        <w:t xml:space="preserve">มากกว่า </w:t>
-      </w:r>
-      <w:r>
-        <w:t xml:space="preserve">10.5 / </w:t>
-      </w:r>
-      <w:proofErr w:type="spellStart"/>
-      <w:r>
-        <w:rPr>
-          <w:cs/>
-        </w:rPr>
-        <w:t>เวอร์ชัน</w:t>
-      </w:r>
-      <w:proofErr w:type="spellEnd"/>
-      <w:r>
-        <w:rPr>
-          <w:cs/>
-        </w:rPr>
-        <w:t xml:space="preserve"> </w:t>
-      </w:r>
-      <w:r>
-        <w:t xml:space="preserve">AE </w:t>
-      </w:r>
-      <w:r>
-        <w:rPr>
-          <w:cs/>
-        </w:rPr>
-        <w:t xml:space="preserve">มากกว่า </w:t>
-      </w:r>
-      <w:r>
-        <w:t>6.5</w:t>
-      </w:r>
-      <w:r>
-        <w:t xml:space="preserve"> </w:t>
-      </w:r>
-      <w:r>
-        <w:rPr>
-          <w:rFonts w:hint="cs"/>
-          <w:cs/>
-        </w:rPr>
-        <w:t>ให้รัน</w:t>
-      </w:r>
-      <w:r>
-        <w:t>:</w:t>
-      </w:r>
-    </w:p>
-    <w:p>
-      <w:pPr>
-        <w:pStyle w:val="normalcontent"/>
-      </w:pPr>
-      <w:r>
-        <w:t xml:space="preserve">psql.exe -U </w:t>
-      </w:r>
-      <w:proofErr w:type="spellStart"/>
-      <w:r>
-        <w:t>sdpadmin</w:t>
-      </w:r>
-      <w:proofErr w:type="spellEnd"/>
-      <w:r>
-        <w:t xml:space="preserve"> -p 65432 -d </w:t>
-      </w:r>
-      <w:proofErr w:type="spellStart"/>
-      <w:r>
-        <w:t>servicedesk</w:t>
-      </w:r>
-      <w:proofErr w:type="spellEnd"/>
-      <w:r>
-        <w:t xml:space="preserve"> -h 127.0.0.1</w:t>
-      </w:r>
-    </w:p>
-    <w:p>
-      <w:pPr>
-        <w:pStyle w:val="normalcontent"/>
+      </w:pPr>
+      <w:r>
+        <w:rPr>
+          <w:rFonts w:hint="cs"/>
+          <w:cs/>
+        </w:rPr>
+        <w:lastRenderedPageBreak/>
+        <w:t xml:space="preserve">ใส่รหัส </w:t>
+      </w:r>
+      <w:r>
+        <w:t xml:space="preserve">Postgres </w:t>
+      </w:r>
+      <w:r>
+        <w:rPr>
+          <w:rFonts w:hint="cs"/>
+          <w:cs/>
+        </w:rPr>
+        <w:t xml:space="preserve">หรือรหัส </w:t>
+      </w:r>
+      <w:r>
         <w:rPr>
           <w:b/>
           <w:bCs/>
         </w:rPr>
-      </w:pPr>
-      <w:r>
-        <w:rPr>
-          <w:rFonts w:hint="cs"/>
-          <w:cs/>
-        </w:rPr>
-        <w:t xml:space="preserve">ใส่รหัส </w:t>
-      </w:r>
-      <w:r>
-        <w:t xml:space="preserve">Postgres </w:t>
-      </w:r>
-      <w:r>
-        <w:rPr>
-          <w:rFonts w:hint="cs"/>
-          <w:cs/>
-        </w:rPr>
-        <w:t xml:space="preserve">หรือรหัส </w:t>
-      </w:r>
-      <w:proofErr w:type="spellStart"/>
+        <w:t>sdp@</w:t>
+      </w:r>
       <w:r>
         <w:rPr>
           <w:b/>
           <w:bCs/>
-        </w:rPr>
-        <w:t>sdp</w:t>
-      </w:r>
-      <w:proofErr w:type="spellEnd"/>
+          <w:cs/>
+        </w:rPr>
+        <w:t>123</w:t>
+      </w:r>
+      <w:r>
+        <w:rPr>
+          <w:rFonts w:hint="cs"/>
+          <w:cs/>
+        </w:rPr>
+        <w:t xml:space="preserve"> หรือ </w:t>
+      </w:r>
       <w:r>
         <w:rPr>
           <w:b/>
           <w:bCs/>
         </w:rPr>
-        <w:t>@</w:t>
-      </w:r>
-      <w:r>
-        <w:rPr>
-          <w:b/>
-          <w:bCs/>
-          <w:cs/>
-        </w:rPr>
-        <w:t>123</w:t>
-      </w:r>
-      <w:r>
-        <w:rPr>
-          <w:rFonts w:hint="cs"/>
-          <w:cs/>
-        </w:rPr>
-        <w:t xml:space="preserve"> หรือ </w:t>
-      </w:r>
-      <w:proofErr w:type="spellStart"/>
-      <w:r>
-        <w:rPr>
-          <w:b/>
-          <w:bCs/>
-        </w:rPr>
         <w:t>sdp</w:t>
       </w:r>
-      <w:proofErr w:type="spellEnd"/>
       <w:r>
         <w:rPr>
           <w:b/>
@@ -8855,15 +7918,7 @@
               <w:pStyle w:val="normalcontent"/>
             </w:pPr>
             <w:r>
-              <w:t xml:space="preserve">TRUNCATE TABLE </w:t>
-            </w:r>
-            <w:proofErr w:type="spellStart"/>
-            <w:r>
-              <w:t>ResourceState</w:t>
-            </w:r>
-            <w:proofErr w:type="spellEnd"/>
-            <w:r>
-              <w:t xml:space="preserve"> CASCADE;</w:t>
+              <w:t>TRUNCATE TABLE ResourceState CASCADE;</w:t>
             </w:r>
           </w:p>
           <w:p>
@@ -8932,307 +7987,203 @@
       <w:r>
         <w:t xml:space="preserve">Service Desk Plus </w:t>
       </w:r>
-      <w:proofErr w:type="spellStart"/>
       <w:r>
         <w:rPr>
           <w:b/>
           <w:bCs/>
         </w:rPr>
-        <w:t>pgsql</w:t>
-      </w:r>
-      <w:proofErr w:type="spellEnd"/>
-      <w:r>
+        <w:t>pgsql\bin</w:t>
+      </w:r>
+    </w:p>
+    <w:p>
+      <w:pPr>
+        <w:pStyle w:val="normalcontent"/>
+      </w:pPr>
+      <w:r>
+        <w:t xml:space="preserve">Example path: </w:t>
+      </w:r>
+      <w:r>
+        <w:t>C:\Program Files\ManageEngine\ServiceDesk\pgsql\bin&gt;</w:t>
+      </w:r>
+    </w:p>
+    <w:p>
+      <w:pPr>
+        <w:pStyle w:val="normalcontent"/>
+      </w:pPr>
+      <w:r>
+        <w:rPr>
+          <w:cs/>
+        </w:rPr>
+        <w:t xml:space="preserve">หากเวอร์ชัน </w:t>
+      </w:r>
+      <w:r>
+        <w:t xml:space="preserve">SDP </w:t>
+      </w:r>
+      <w:r>
+        <w:rPr>
+          <w:cs/>
+        </w:rPr>
+        <w:t xml:space="preserve">ต่ำกว่า </w:t>
+      </w:r>
+      <w:r>
+        <w:t xml:space="preserve">10.5 / </w:t>
+      </w:r>
+      <w:r>
+        <w:rPr>
+          <w:cs/>
+        </w:rPr>
+        <w:t xml:space="preserve">เวอร์ชัน </w:t>
+      </w:r>
+      <w:r>
+        <w:t xml:space="preserve">AE </w:t>
+      </w:r>
+      <w:r>
+        <w:rPr>
+          <w:cs/>
+        </w:rPr>
+        <w:t xml:space="preserve">ต่ำกว่า </w:t>
+      </w:r>
+      <w:r>
+        <w:t>6.5</w:t>
+      </w:r>
+      <w:r>
+        <w:t xml:space="preserve"> </w:t>
+      </w:r>
+      <w:r>
+        <w:rPr>
+          <w:rFonts w:hint="cs"/>
+          <w:cs/>
+        </w:rPr>
+        <w:t>ให้รัน</w:t>
+      </w:r>
+      <w:r>
+        <w:t>:</w:t>
+      </w:r>
+    </w:p>
+    <w:p>
+      <w:pPr>
+        <w:pStyle w:val="normalcontent"/>
+      </w:pPr>
+      <w:r>
+        <w:t>psql.exe -U postgres -p 65432 -d servicedesk -h 127.0.0.1</w:t>
+      </w:r>
+    </w:p>
+    <w:p>
+      <w:pPr>
+        <w:pStyle w:val="normalcontent"/>
+      </w:pPr>
+      <w:r>
+        <w:rPr>
+          <w:cs/>
+        </w:rPr>
+        <w:t xml:space="preserve">หากเวอร์ชัน </w:t>
+      </w:r>
+      <w:r>
+        <w:t xml:space="preserve">SDP </w:t>
+      </w:r>
+      <w:r>
+        <w:rPr>
+          <w:cs/>
+        </w:rPr>
+        <w:t xml:space="preserve">มากกว่า </w:t>
+      </w:r>
+      <w:r>
+        <w:t xml:space="preserve">10.5 / </w:t>
+      </w:r>
+      <w:r>
+        <w:rPr>
+          <w:cs/>
+        </w:rPr>
+        <w:t xml:space="preserve">เวอร์ชัน </w:t>
+      </w:r>
+      <w:r>
+        <w:t xml:space="preserve">AE </w:t>
+      </w:r>
+      <w:r>
+        <w:rPr>
+          <w:cs/>
+        </w:rPr>
+        <w:t xml:space="preserve">มากกว่า </w:t>
+      </w:r>
+      <w:r>
+        <w:t>6.5</w:t>
+      </w:r>
+      <w:r>
+        <w:t xml:space="preserve"> </w:t>
+      </w:r>
+      <w:r>
+        <w:rPr>
+          <w:rFonts w:hint="cs"/>
+          <w:cs/>
+        </w:rPr>
+        <w:t>ให้รัน</w:t>
+      </w:r>
+      <w:r>
+        <w:t>:</w:t>
+      </w:r>
+    </w:p>
+    <w:p>
+      <w:pPr>
+        <w:pStyle w:val="normalcontent"/>
+      </w:pPr>
+      <w:r>
+        <w:t>psql.exe -U sdpadmin -p 65432 -d servicedesk -h 127.0.0.1</w:t>
+      </w:r>
+    </w:p>
+    <w:p>
+      <w:pPr>
+        <w:pStyle w:val="normalcontent"/>
         <w:rPr>
           <w:b/>
           <w:bCs/>
         </w:rPr>
-        <w:t>\bin</w:t>
-      </w:r>
-    </w:p>
-    <w:p>
-      <w:pPr>
-        <w:pStyle w:val="normalcontent"/>
-      </w:pPr>
-      <w:r>
-        <w:t xml:space="preserve">Example path: </w:t>
-      </w:r>
-      <w:r>
-        <w:t>C:\Program Files\ManageEngine\ServiceDesk\</w:t>
-      </w:r>
-      <w:proofErr w:type="spellStart"/>
-      <w:r>
-        <w:t>pgsql</w:t>
-      </w:r>
-      <w:proofErr w:type="spellEnd"/>
-      <w:r>
-        <w:t>\bin&gt;</w:t>
-      </w:r>
-    </w:p>
-    <w:p>
-      <w:pPr>
-        <w:pStyle w:val="normalcontent"/>
-      </w:pPr>
-      <w:r>
-        <w:rPr>
-          <w:cs/>
-        </w:rPr>
-        <w:t>หาก</w:t>
-      </w:r>
-      <w:proofErr w:type="spellStart"/>
-      <w:r>
-        <w:rPr>
-          <w:cs/>
-        </w:rPr>
-        <w:t>เวอร์ชัน</w:t>
-      </w:r>
-      <w:proofErr w:type="spellEnd"/>
-      <w:r>
-        <w:rPr>
-          <w:cs/>
-        </w:rPr>
-        <w:t xml:space="preserve"> </w:t>
-      </w:r>
-      <w:r>
-        <w:t xml:space="preserve">SDP </w:t>
-      </w:r>
-      <w:r>
-        <w:rPr>
-          <w:cs/>
-        </w:rPr>
-        <w:t xml:space="preserve">ต่ำกว่า </w:t>
-      </w:r>
-      <w:r>
-        <w:t xml:space="preserve">10.5 / </w:t>
-      </w:r>
-      <w:proofErr w:type="spellStart"/>
-      <w:r>
-        <w:rPr>
-          <w:cs/>
-        </w:rPr>
-        <w:t>เวอร์ชัน</w:t>
-      </w:r>
-      <w:proofErr w:type="spellEnd"/>
-      <w:r>
-        <w:rPr>
-          <w:cs/>
-        </w:rPr>
-        <w:t xml:space="preserve"> </w:t>
-      </w:r>
-      <w:r>
-        <w:t xml:space="preserve">AE </w:t>
-      </w:r>
-      <w:r>
-        <w:rPr>
-          <w:cs/>
-        </w:rPr>
-        <w:t xml:space="preserve">ต่ำกว่า </w:t>
-      </w:r>
-      <w:r>
-        <w:t>6.5</w:t>
-      </w:r>
-      <w:r>
-        <w:t xml:space="preserve"> </w:t>
-      </w:r>
-      <w:r>
-        <w:rPr>
-          <w:rFonts w:hint="cs"/>
-          <w:cs/>
-        </w:rPr>
-        <w:t>ให้รัน</w:t>
-      </w:r>
-      <w:r>
-        <w:t>:</w:t>
-      </w:r>
-    </w:p>
-    <w:p>
-      <w:pPr>
-        <w:pStyle w:val="normalcontent"/>
-      </w:pPr>
-      <w:r>
-        <w:t xml:space="preserve">psql.exe -U </w:t>
-      </w:r>
-      <w:proofErr w:type="spellStart"/>
-      <w:r>
-        <w:t>postgres</w:t>
-      </w:r>
-      <w:proofErr w:type="spellEnd"/>
-      <w:r>
-        <w:t xml:space="preserve"> -p 65432 -d </w:t>
-      </w:r>
-      <w:proofErr w:type="spellStart"/>
-      <w:r>
-        <w:t>servicedesk</w:t>
-      </w:r>
-      <w:proofErr w:type="spellEnd"/>
-      <w:r>
-        <w:t xml:space="preserve"> -h 127.0.0.1</w:t>
-      </w:r>
-    </w:p>
-    <w:p>
-      <w:pPr>
-        <w:pStyle w:val="normalcontent"/>
-      </w:pPr>
-      <w:r>
-        <w:rPr>
-          <w:cs/>
-        </w:rPr>
-        <w:t>หาก</w:t>
-      </w:r>
-      <w:proofErr w:type="spellStart"/>
-      <w:r>
-        <w:rPr>
-          <w:cs/>
-        </w:rPr>
-        <w:t>เวอร์ชัน</w:t>
-      </w:r>
-      <w:proofErr w:type="spellEnd"/>
-      <w:r>
-        <w:rPr>
-          <w:cs/>
-        </w:rPr>
-        <w:t xml:space="preserve"> </w:t>
-      </w:r>
-      <w:r>
-        <w:t xml:space="preserve">SDP </w:t>
-      </w:r>
-      <w:r>
-        <w:rPr>
-          <w:cs/>
-        </w:rPr>
-        <w:t xml:space="preserve">มากกว่า </w:t>
-      </w:r>
-      <w:r>
-        <w:t xml:space="preserve">10.5 / </w:t>
-      </w:r>
-      <w:proofErr w:type="spellStart"/>
-      <w:r>
-        <w:rPr>
-          <w:cs/>
-        </w:rPr>
-        <w:t>เวอร์ชัน</w:t>
-      </w:r>
-      <w:proofErr w:type="spellEnd"/>
-      <w:r>
-        <w:rPr>
-          <w:cs/>
-        </w:rPr>
-        <w:t xml:space="preserve"> </w:t>
-      </w:r>
-      <w:r>
-        <w:t xml:space="preserve">AE </w:t>
-      </w:r>
-      <w:r>
-        <w:rPr>
-          <w:cs/>
-        </w:rPr>
-        <w:t xml:space="preserve">มากกว่า </w:t>
-      </w:r>
-      <w:r>
-        <w:t>6.5</w:t>
-      </w:r>
-      <w:r>
-        <w:t xml:space="preserve"> </w:t>
-      </w:r>
-      <w:r>
-        <w:rPr>
-          <w:rFonts w:hint="cs"/>
-          <w:cs/>
-        </w:rPr>
-        <w:t>ให้รัน</w:t>
-      </w:r>
-      <w:r>
-        <w:t>:</w:t>
-      </w:r>
-    </w:p>
-    <w:p>
-      <w:pPr>
-        <w:pStyle w:val="normalcontent"/>
-      </w:pPr>
-      <w:r>
-        <w:t xml:space="preserve">psql.exe -U </w:t>
-      </w:r>
-      <w:proofErr w:type="spellStart"/>
-      <w:r>
-        <w:t>sdpadmin</w:t>
-      </w:r>
-      <w:proofErr w:type="spellEnd"/>
-      <w:r>
-        <w:t xml:space="preserve"> -p 65432 -d </w:t>
-      </w:r>
-      <w:proofErr w:type="spellStart"/>
-      <w:r>
-        <w:t>servicedesk</w:t>
-      </w:r>
-      <w:proofErr w:type="spellEnd"/>
-      <w:r>
-        <w:t xml:space="preserve"> -h 127.0.0.1</w:t>
-      </w:r>
-    </w:p>
-    <w:p>
-      <w:pPr>
-        <w:pStyle w:val="normalcontent"/>
+      </w:pPr>
+      <w:r>
+        <w:rPr>
+          <w:rFonts w:hint="cs"/>
+          <w:cs/>
+        </w:rPr>
+        <w:t xml:space="preserve">ใส่รหัส </w:t>
+      </w:r>
+      <w:r>
+        <w:t xml:space="preserve">Postgres </w:t>
+      </w:r>
+      <w:r>
+        <w:rPr>
+          <w:rFonts w:hint="cs"/>
+          <w:cs/>
+        </w:rPr>
+        <w:t xml:space="preserve">หรือรหัส </w:t>
+      </w:r>
+      <w:r>
         <w:rPr>
           <w:b/>
           <w:bCs/>
         </w:rPr>
-      </w:pPr>
-      <w:r>
-        <w:rPr>
-          <w:rFonts w:hint="cs"/>
-          <w:cs/>
-        </w:rPr>
-        <w:t xml:space="preserve">ใส่รหัส </w:t>
-      </w:r>
-      <w:r>
-        <w:t xml:space="preserve">Postgres </w:t>
-      </w:r>
-      <w:r>
-        <w:rPr>
-          <w:rFonts w:hint="cs"/>
-          <w:cs/>
-        </w:rPr>
-        <w:t xml:space="preserve">หรือรหัส </w:t>
-      </w:r>
-      <w:proofErr w:type="spellStart"/>
+        <w:t>sdp@</w:t>
+      </w:r>
       <w:r>
         <w:rPr>
           <w:b/>
           <w:bCs/>
-        </w:rPr>
-        <w:t>sdp</w:t>
-      </w:r>
-      <w:proofErr w:type="spellEnd"/>
+          <w:cs/>
+        </w:rPr>
+        <w:t>123</w:t>
+      </w:r>
+      <w:r>
+        <w:rPr>
+          <w:rFonts w:hint="cs"/>
+          <w:cs/>
+        </w:rPr>
+        <w:t xml:space="preserve"> หรือ </w:t>
+      </w:r>
       <w:r>
         <w:rPr>
           <w:b/>
           <w:bCs/>
         </w:rPr>
-        <w:t>@</w:t>
-      </w:r>
-      <w:r>
-        <w:rPr>
-          <w:b/>
-          <w:bCs/>
-          <w:cs/>
-        </w:rPr>
-        <w:t>123</w:t>
-      </w:r>
-      <w:r>
-        <w:rPr>
-          <w:rFonts w:hint="cs"/>
-          <w:cs/>
-        </w:rPr>
-        <w:t xml:space="preserve"> หรือ </w:t>
-      </w:r>
-      <w:proofErr w:type="spellStart"/>
-      <w:r>
-        <w:rPr>
-          <w:b/>
-          <w:bCs/>
-        </w:rPr>
         <w:t>sdp</w:t>
       </w:r>
-      <w:proofErr w:type="spellEnd"/>
       <w:r>
         <w:rPr>
           <w:b/>
@@ -9301,159 +8252,79 @@
               <w:pStyle w:val="normalcontent"/>
             </w:pPr>
             <w:r>
-              <w:t xml:space="preserve">TRUNCATE TABLE </w:t>
-            </w:r>
-            <w:proofErr w:type="spellStart"/>
-            <w:r>
-              <w:t>notify_contract</w:t>
-            </w:r>
-            <w:proofErr w:type="spellEnd"/>
-            <w:r>
-              <w:t xml:space="preserve"> CASCADE;</w:t>
-            </w:r>
-          </w:p>
-          <w:p>
-            <w:pPr>
-              <w:pStyle w:val="normalcontent"/>
-            </w:pPr>
-            <w:r>
-              <w:t xml:space="preserve">TRUNCATE TABLE </w:t>
-            </w:r>
-            <w:proofErr w:type="spellStart"/>
-            <w:r>
-              <w:t>contract_fields</w:t>
-            </w:r>
-            <w:proofErr w:type="spellEnd"/>
-            <w:r>
-              <w:t xml:space="preserve"> CASCADE;</w:t>
-            </w:r>
-          </w:p>
-          <w:p>
-            <w:pPr>
-              <w:pStyle w:val="normalcontent"/>
-            </w:pPr>
-            <w:r>
-              <w:t xml:space="preserve">TRUNCATE TABLE </w:t>
-            </w:r>
-            <w:proofErr w:type="spellStart"/>
-            <w:r>
-              <w:t>contractattachment</w:t>
-            </w:r>
-            <w:proofErr w:type="spellEnd"/>
-            <w:r>
-              <w:t xml:space="preserve"> CASCADE;</w:t>
-            </w:r>
-          </w:p>
-          <w:p>
-            <w:pPr>
-              <w:pStyle w:val="normalcontent"/>
-            </w:pPr>
-            <w:r>
-              <w:t xml:space="preserve">TRUNCATE TABLE </w:t>
-            </w:r>
-            <w:proofErr w:type="spellStart"/>
-            <w:r>
-              <w:t>contractnotificationmailids</w:t>
-            </w:r>
-            <w:proofErr w:type="spellEnd"/>
-            <w:r>
-              <w:t xml:space="preserve"> CASCADE;</w:t>
-            </w:r>
-          </w:p>
-          <w:p>
-            <w:pPr>
-              <w:pStyle w:val="normalcontent"/>
-            </w:pPr>
-            <w:r>
-              <w:t xml:space="preserve">TRUNCATE TABLE </w:t>
-            </w:r>
-            <w:proofErr w:type="spellStart"/>
-            <w:r>
-              <w:t>contractnotificationsettings</w:t>
-            </w:r>
-            <w:proofErr w:type="spellEnd"/>
-            <w:r>
-              <w:t xml:space="preserve"> CASCADE;</w:t>
-            </w:r>
-          </w:p>
-          <w:p>
-            <w:pPr>
-              <w:pStyle w:val="normalcontent"/>
-            </w:pPr>
-            <w:r>
-              <w:t xml:space="preserve">TRUNCATE TABLE </w:t>
-            </w:r>
-            <w:proofErr w:type="spellStart"/>
-            <w:r>
-              <w:t>contractref</w:t>
-            </w:r>
-            <w:proofErr w:type="spellEnd"/>
-            <w:r>
-              <w:t xml:space="preserve"> CASCADE;</w:t>
-            </w:r>
-          </w:p>
-          <w:p>
-            <w:pPr>
-              <w:pStyle w:val="normalcontent"/>
-            </w:pPr>
-            <w:r>
-              <w:t xml:space="preserve">TRUNCATE TABLE </w:t>
-            </w:r>
-            <w:proofErr w:type="spellStart"/>
-            <w:r>
-              <w:t>contractri</w:t>
-            </w:r>
-            <w:proofErr w:type="spellEnd"/>
-            <w:r>
-              <w:t xml:space="preserve"> CASCADE;</w:t>
-            </w:r>
-          </w:p>
-          <w:p>
-            <w:pPr>
-              <w:pStyle w:val="normalcontent"/>
-            </w:pPr>
-            <w:r>
-              <w:t xml:space="preserve">TRUNCATE TABLE </w:t>
-            </w:r>
-            <w:proofErr w:type="spellStart"/>
-            <w:r>
-              <w:t>renewedcontract</w:t>
-            </w:r>
-            <w:proofErr w:type="spellEnd"/>
-            <w:r>
-              <w:t xml:space="preserve"> CASCADE;</w:t>
-            </w:r>
-          </w:p>
-          <w:p>
-            <w:pPr>
-              <w:pStyle w:val="normalcontent"/>
-            </w:pPr>
-            <w:r>
-              <w:t xml:space="preserve">TRUNCATE TABLE </w:t>
-            </w:r>
-            <w:proofErr w:type="spellStart"/>
-            <w:r>
-              <w:t>resourcecontracthistory</w:t>
-            </w:r>
-            <w:proofErr w:type="spellEnd"/>
-            <w:r>
-              <w:t xml:space="preserve"> CASCADE;</w:t>
-            </w:r>
-          </w:p>
-          <w:p>
-            <w:pPr>
-              <w:pStyle w:val="normalcontent"/>
-            </w:pPr>
-            <w:r>
-              <w:t xml:space="preserve">TRUNCATE TABLE </w:t>
-            </w:r>
-            <w:proofErr w:type="spellStart"/>
-            <w:r>
-              <w:t>resourcecontract</w:t>
-            </w:r>
-            <w:proofErr w:type="spellEnd"/>
-            <w:r>
-              <w:t xml:space="preserve"> CASCADE;</w:t>
+              <w:t>TRUNCATE TABLE notify_contract CASCADE;</w:t>
+            </w:r>
+          </w:p>
+          <w:p>
+            <w:pPr>
+              <w:pStyle w:val="normalcontent"/>
+            </w:pPr>
+            <w:r>
+              <w:t>TRUNCATE TABLE contract_fields CASCADE;</w:t>
+            </w:r>
+          </w:p>
+          <w:p>
+            <w:pPr>
+              <w:pStyle w:val="normalcontent"/>
+            </w:pPr>
+            <w:r>
+              <w:t>TRUNCATE TABLE contractattachment CASCADE;</w:t>
+            </w:r>
+          </w:p>
+          <w:p>
+            <w:pPr>
+              <w:pStyle w:val="normalcontent"/>
+            </w:pPr>
+            <w:r>
+              <w:t>TRUNCATE TABLE contractnotificationmailids CASCADE;</w:t>
+            </w:r>
+          </w:p>
+          <w:p>
+            <w:pPr>
+              <w:pStyle w:val="normalcontent"/>
+            </w:pPr>
+            <w:r>
+              <w:t>TRUNCATE TABLE contractnotificationsettings CASCADE;</w:t>
+            </w:r>
+          </w:p>
+          <w:p>
+            <w:pPr>
+              <w:pStyle w:val="normalcontent"/>
+            </w:pPr>
+            <w:r>
+              <w:t>TRUNCATE TABLE contractref CASCADE;</w:t>
+            </w:r>
+          </w:p>
+          <w:p>
+            <w:pPr>
+              <w:pStyle w:val="normalcontent"/>
+            </w:pPr>
+            <w:r>
+              <w:t>TRUNCATE TABLE contractri CASCADE;</w:t>
+            </w:r>
+          </w:p>
+          <w:p>
+            <w:pPr>
+              <w:pStyle w:val="normalcontent"/>
+            </w:pPr>
+            <w:r>
+              <w:t>TRUNCATE TABLE renewedcontract CASCADE;</w:t>
+            </w:r>
+          </w:p>
+          <w:p>
+            <w:pPr>
+              <w:pStyle w:val="normalcontent"/>
+            </w:pPr>
+            <w:r>
+              <w:t>TRUNCATE TABLE resourcecontracthistory CASCADE;</w:t>
+            </w:r>
+          </w:p>
+          <w:p>
+            <w:pPr>
+              <w:pStyle w:val="normalcontent"/>
+            </w:pPr>
+            <w:r>
+              <w:t>TRUNCATE TABLE resourcecontract CASCADE;</w:t>
             </w:r>
           </w:p>
           <w:p>
@@ -9469,32 +8340,15 @@
               <w:pStyle w:val="normalcontent"/>
             </w:pPr>
             <w:r>
-              <w:lastRenderedPageBreak/>
-              <w:t xml:space="preserve">TRUNCATE TABLE </w:t>
-            </w:r>
-            <w:proofErr w:type="spellStart"/>
-            <w:r>
-              <w:t>maintenancecontract</w:t>
-            </w:r>
-            <w:proofErr w:type="spellEnd"/>
-            <w:r>
-              <w:t xml:space="preserve"> CASCADE;</w:t>
-            </w:r>
-          </w:p>
-          <w:p>
-            <w:pPr>
-              <w:pStyle w:val="normalcontent"/>
-            </w:pPr>
-            <w:r>
-              <w:t xml:space="preserve">TRUNCATE TABLE </w:t>
-            </w:r>
-            <w:proofErr w:type="spellStart"/>
-            <w:r>
-              <w:t>contractdetails</w:t>
-            </w:r>
-            <w:proofErr w:type="spellEnd"/>
-            <w:r>
-              <w:t xml:space="preserve"> CASCADE;</w:t>
+              <w:t>TRUNCATE TABLE maintenancecontract CASCADE;</w:t>
+            </w:r>
+          </w:p>
+          <w:p>
+            <w:pPr>
+              <w:pStyle w:val="normalcontent"/>
+            </w:pPr>
+            <w:r>
+              <w:t>TRUNCATE TABLE contractdetails CASCADE;</w:t>
             </w:r>
           </w:p>
           <w:p>
@@ -9539,47 +8393,15 @@
               <w:pStyle w:val="normalcontent"/>
             </w:pPr>
             <w:r>
-              <w:t xml:space="preserve">UPDATE </w:t>
-            </w:r>
-            <w:proofErr w:type="spellStart"/>
-            <w:r>
-              <w:t>SeqGenState</w:t>
-            </w:r>
-            <w:proofErr w:type="spellEnd"/>
-            <w:r>
-              <w:t xml:space="preserve"> SET CURRENTBATCHEND = 0 WHERE SEQNAME = '</w:t>
-            </w:r>
-            <w:proofErr w:type="spellStart"/>
-            <w:r>
-              <w:t>ContractDetails.CDID</w:t>
-            </w:r>
-            <w:proofErr w:type="spellEnd"/>
-            <w:r>
-              <w:t>';</w:t>
-            </w:r>
-          </w:p>
-          <w:p>
-            <w:pPr>
-              <w:pStyle w:val="normalcontent"/>
-            </w:pPr>
-            <w:r>
-              <w:t xml:space="preserve">UPDATE </w:t>
-            </w:r>
-            <w:proofErr w:type="spellStart"/>
-            <w:r>
-              <w:t>SeqGenState</w:t>
-            </w:r>
-            <w:proofErr w:type="spellEnd"/>
-            <w:r>
-              <w:t xml:space="preserve"> SET CURRENTBATCHEND = 0 WHERE SEQNAME = '</w:t>
-            </w:r>
-            <w:proofErr w:type="spellStart"/>
-            <w:r>
-              <w:t>ContractStatus.STATUSID</w:t>
-            </w:r>
-            <w:proofErr w:type="spellEnd"/>
-            <w:r>
-              <w:t>';</w:t>
+              <w:t>UPDATE SeqGenState SET CURRENTBATCHEND = 0 WHERE SEQNAME = 'ContractDetails.CDID';</w:t>
+            </w:r>
+          </w:p>
+          <w:p>
+            <w:pPr>
+              <w:pStyle w:val="normalcontent"/>
+            </w:pPr>
+            <w:r>
+              <w:t>UPDATE SeqGenState SET CURRENTBATCHEND = 0 WHERE SEQNAME = 'ContractStatus.STATUSID';</w:t>
             </w:r>
           </w:p>
         </w:tc>
@@ -9599,6 +8421,7 @@
           <w:rFonts w:hint="cs"/>
           <w:cs/>
         </w:rPr>
+        <w:lastRenderedPageBreak/>
         <w:t>การลบข้อมูล</w:t>
       </w:r>
       <w:r>
@@ -9688,15 +8511,7 @@
         <w:t xml:space="preserve">ทำการ </w:t>
       </w:r>
       <w:r>
-        <w:t xml:space="preserve">Stop service </w:t>
-      </w:r>
-      <w:proofErr w:type="spellStart"/>
-      <w:r>
-        <w:t>Service</w:t>
-      </w:r>
-      <w:proofErr w:type="spellEnd"/>
-      <w:r>
-        <w:t xml:space="preserve"> Desk Plus</w:t>
+        <w:t>Stop service Service Desk Plus</w:t>
       </w:r>
     </w:p>
     <w:p>
@@ -9814,7 +8629,7 @@
         </w:rPr>
         <w:t xml:space="preserve"> </w:t>
       </w:r>
-      <w:hyperlink r:id="rId33" w:history="1">
+      <w:hyperlink r:id="rId41" w:history="1">
         <w:r>
           <w:rPr>
             <w:rStyle w:val="Hyperlink"/>
@@ -9851,7 +8666,7 @@
                     </pic:cNvPicPr>
                   </pic:nvPicPr>
                   <pic:blipFill>
-                    <a:blip r:embed="rId34">
+                    <a:blip r:embed="rId42">
                       <a:extLst>
                         <a:ext uri="{28A0092B-C50C-407E-A947-70E740481C1C}">
                           <a14:useLocalDpi xmlns:a14="http://schemas.microsoft.com/office/drawing/2010/main" val="0"/>
@@ -9911,6 +8726,7 @@
         <w:rPr>
           <w:noProof/>
         </w:rPr>
+        <w:lastRenderedPageBreak/>
         <w:drawing>
           <wp:inline distT="0" distB="0" distL="0" distR="0" wp14:anchorId="070EC355" wp14:editId="0340D0D9">
             <wp:extent cx="2525151" cy="2580990"/>
@@ -9927,7 +8743,7 @@
                     <pic:cNvPicPr/>
                   </pic:nvPicPr>
                   <pic:blipFill>
-                    <a:blip r:embed="rId35"/>
+                    <a:blip r:embed="rId43"/>
                     <a:stretch>
                       <a:fillRect/>
                     </a:stretch>
@@ -9977,7 +8793,7 @@
                     <pic:cNvPicPr/>
                   </pic:nvPicPr>
                   <pic:blipFill>
-                    <a:blip r:embed="rId36"/>
+                    <a:blip r:embed="rId44"/>
                     <a:stretch>
                       <a:fillRect/>
                     </a:stretch>
@@ -10163,7 +8979,6 @@
         </w:rPr>
         <w:t>-</w:t>
       </w:r>
-      <w:proofErr w:type="spellStart"/>
       <w:r>
         <w:rPr>
           <w:b/>
@@ -10171,7 +8986,6 @@
         </w:rPr>
         <w:t>Xmx</w:t>
       </w:r>
-      <w:proofErr w:type="spellEnd"/>
       <w:r>
         <w:rPr>
           <w:b/>
@@ -10201,23 +9015,7 @@
           <w:b/>
           <w:bCs/>
         </w:rPr>
-        <w:t>-</w:t>
-      </w:r>
-      <w:proofErr w:type="spellStart"/>
-      <w:r>
-        <w:rPr>
-          <w:b/>
-          <w:bCs/>
-        </w:rPr>
-        <w:t>Dtier</w:t>
-      </w:r>
-      <w:proofErr w:type="spellEnd"/>
-      <w:r>
-        <w:rPr>
-          <w:b/>
-          <w:bCs/>
-        </w:rPr>
-        <w:t>-type=BE</w:t>
+        <w:t>-Dtier-type=BE</w:t>
       </w:r>
     </w:p>
     <w:p>
@@ -10250,7 +9048,7 @@
       <w:r>
         <w:t xml:space="preserve"> </w:t>
       </w:r>
-      <w:hyperlink r:id="rId37" w:anchor="SkipForceBackup" w:history="1">
+      <w:hyperlink r:id="rId45" w:anchor="SkipForceBackup" w:history="1">
         <w:r>
           <w:rPr>
             <w:rStyle w:val="Hyperlink"/>
@@ -10286,42 +9084,18 @@
           <w:tab w:val="left" w:pos="2970"/>
         </w:tabs>
       </w:pPr>
-      <w:proofErr w:type="spellStart"/>
-      <w:r>
-        <w:rPr>
-          <w:cs/>
-        </w:rPr>
-        <w:t>เวอร์ชัน</w:t>
-      </w:r>
-      <w:proofErr w:type="spellEnd"/>
-      <w:r>
-        <w:rPr>
-          <w:cs/>
-        </w:rPr>
-        <w:t xml:space="preserve">ที่สูงกว่า </w:t>
+      <w:r>
+        <w:rPr>
+          <w:cs/>
+        </w:rPr>
+        <w:t xml:space="preserve">เวอร์ชันที่สูงกว่า </w:t>
       </w:r>
       <w:r>
         <w:t>14840</w:t>
       </w:r>
       <w:r>
         <w:tab/>
-        <w:t>-</w:t>
-      </w:r>
-      <w:proofErr w:type="spellStart"/>
-      <w:r>
-        <w:t>DSkipForcedBackUp</w:t>
-      </w:r>
-      <w:proofErr w:type="spellEnd"/>
-      <w:r>
-        <w:t>_&lt;</w:t>
-      </w:r>
-      <w:proofErr w:type="spellStart"/>
-      <w:r>
-        <w:t>target_build_no</w:t>
-      </w:r>
-      <w:proofErr w:type="spellEnd"/>
-      <w:r>
-        <w:t>&gt;=true</w:t>
+        <w:t>-DSkipForcedBackUp_&lt;target_build_no&gt;=true</w:t>
       </w:r>
     </w:p>
     <w:p>
@@ -10368,7 +9142,6 @@
         </w:tabs>
       </w:pPr>
       <w:r>
-        <w:lastRenderedPageBreak/>
         <w:t xml:space="preserve">14500 </w:t>
       </w:r>
       <w:r>
@@ -10412,6 +9185,7 @@
           <w:rFonts w:hint="cs"/>
           <w:cs/>
         </w:rPr>
+        <w:lastRenderedPageBreak/>
         <w:t>จากนั้น</w:t>
       </w:r>
       <w:r>
@@ -10584,7 +9358,7 @@
       </w:pPr>
     </w:p>
     <w:sectPr>
-      <w:headerReference w:type="default" r:id="rId38"/>
+      <w:headerReference w:type="default" r:id="rId46"/>
       <w:pgSz w:w="11906" w:h="16838" w:code="9"/>
       <w:pgMar w:top="1440" w:right="1440" w:bottom="1440" w:left="1440" w:header="720" w:footer="720" w:gutter="0"/>
       <w:cols w:space="720"/>
@@ -11382,10 +10156,9 @@
     <w:next w:val="Normal"/>
     <w:link w:val="Heading3Char"/>
     <w:uiPriority w:val="9"/>
-    <w:semiHidden/>
     <w:unhideWhenUsed/>
     <w:qFormat/>
-    <w:rsid w:val="007916E2"/>
+    <w:rsid w:val="002A399B"/>
     <w:pPr>
       <w:keepNext/>
       <w:keepLines/>
@@ -11393,10 +10166,8 @@
       <w:outlineLvl w:val="2"/>
     </w:pPr>
     <w:rPr>
-      <w:rFonts w:eastAsiaTheme="majorEastAsia" w:cstheme="majorBidi"/>
-      <w:color w:val="0F4761" w:themeColor="accent1" w:themeShade="BF"/>
-      <w:sz w:val="28"/>
-      <w:szCs w:val="35"/>
+      <w:sz w:val="36"/>
+      <w:szCs w:val="36"/>
     </w:rPr>
   </w:style>
   <w:style w:type="paragraph" w:styleId="Heading4">
@@ -11532,7 +10303,6 @@
   <w:style w:type="character" w:default="1" w:styleId="DefaultParagraphFont">
     <w:name w:val="Default Paragraph Font"/>
     <w:uiPriority w:val="1"/>
-    <w:semiHidden/>
     <w:unhideWhenUsed/>
   </w:style>
   <w:style w:type="table" w:default="1" w:styleId="TableNormal">
@@ -11585,13 +10355,11 @@
     <w:basedOn w:val="DefaultParagraphFont"/>
     <w:link w:val="Heading3"/>
     <w:uiPriority w:val="9"/>
-    <w:semiHidden/>
-    <w:rsid w:val="007916E2"/>
+    <w:rsid w:val="002A399B"/>
     <w:rPr>
-      <w:rFonts w:eastAsiaTheme="majorEastAsia" w:cstheme="majorBidi"/>
-      <w:color w:val="0F4761" w:themeColor="accent1" w:themeShade="BF"/>
-      <w:sz w:val="28"/>
-      <w:szCs w:val="35"/>
+      <w:rFonts w:ascii="TH SarabunPSK" w:eastAsia="TH SarabunPSK" w:hAnsi="TH SarabunPSK" w:cs="TH SarabunPSK"/>
+      <w:sz w:val="36"/>
+      <w:szCs w:val="36"/>
     </w:rPr>
   </w:style>
   <w:style w:type="character" w:customStyle="1" w:styleId="Heading4Char">
